--- a/NIHPLOD隐私政策.docx
+++ b/NIHPLOD隐私政策.docx
@@ -427,7 +427,7 @@
           <w:sz w:val="21"/>
           <w:szCs w:val="21"/>
         </w:rPr>
-        <w:t xml:space="preserve">（2）订单处理与售后：处理订单记录、发货地址、联系方式、支付信息，法律依据为订立或履行合同所必需，如拒绝无法完成购买交易</w:t>
+        <w:t xml:space="preserve">（2）订单处理与售后：当您通过第三方平台或授权经销商购买我们的产品时，我们可能从该等平台或经销商接收订单记录、发货地址、联系方式，用于会员积分累计与售后服务，法律依据为订立或履行合同所必需</w:t>
       </w:r>
     </w:p>
     <w:p>
@@ -567,7 +567,7 @@
           <w:sz w:val="21"/>
           <w:szCs w:val="21"/>
         </w:rPr>
-        <w:t xml:space="preserve">（2）为订立、履行您作为一方当事人的合同所必需：例如处理您的订单、发货、付款、会员账户管理、客户服务等。如您拒绝提供此类信息，我们可能无法向您提供相应的产品或服务。</w:t>
+        <w:t xml:space="preserve">（2）为订立、履行您作为一方当事人的合同所必需：例如处理您的会员账户管理、客户服务，以及协助完成通过第三方平台或授权经销商进行的订单履行等。如您拒绝提供此类信息，我们可能无法向您提供相应的产品或服务。</w:t>
       </w:r>
     </w:p>
     <w:p>
@@ -767,7 +767,7 @@
           <w:sz w:val="21"/>
           <w:szCs w:val="21"/>
         </w:rPr>
-        <w:t xml:space="preserve">（1）直接向您收集：例如，当您在我们的网站或门店购物时，当您为问询或投诉而联系我们时，当您使用我们的AI素颜测肤服务时，当您创建账户、注册会员或回复调查时。</w:t>
+        <w:t xml:space="preserve">（1）直接向您收集：例如，当您在我们的门店购物或通过第三方平台购买我们的产品时，当您为问询或投诉而联系我们时，当您使用我们的AI素颜测肤服务时，当您创建账户、注册会员或回复调查时。</w:t>
       </w:r>
     </w:p>
     <w:p>
@@ -837,7 +837,7 @@
           <w:sz w:val="21"/>
           <w:szCs w:val="21"/>
         </w:rPr>
-        <w:t xml:space="preserve">如果您拒绝提供使用我们的产品和/或服务所必需的个人信息，我们可能无法向您提供相应的产品或服务，无法继续处理您的订单和付款，或无法实现本隐私政策中所述的相关目的。具体后果请参见各场景下的说明。</w:t>
+        <w:t xml:space="preserve">如果您拒绝提供使用我们的产品和/或服务所必需的个人信息，我们可能无法向您提供相应的产品或服务，或无法实现本隐私政策中所述的相关目的。具体后果请参见各场景下的说明。</w:t>
       </w:r>
     </w:p>
     <w:p>
@@ -969,35 +969,35 @@
           <w:sz w:val="24"/>
           <w:szCs w:val="24"/>
         </w:rPr>
-        <w:t xml:space="preserve">（二）交易处理（订单与支付）</w:t>
-      </w:r>
-    </w:p>
-    <w:p>
-      <w:pPr>
-        <w:spacing w:after="60" w:before="60"/>
-        <w:ind w:firstLine="420"/>
-      </w:pPr>
-      <w:r>
-        <w:rPr>
-          <w:rFonts w:ascii="SimSun" w:cs="SimSun" w:eastAsia="SimSun" w:hAnsi="SimSun"/>
-          <w:sz w:val="21"/>
-          <w:szCs w:val="21"/>
-        </w:rPr>
-        <w:t xml:space="preserve">目的：处理和完成您的订单，包括发货、支付处理和售后服务。</w:t>
-      </w:r>
-    </w:p>
-    <w:p>
-      <w:pPr>
-        <w:spacing w:after="60" w:before="60"/>
-        <w:ind w:firstLine="420"/>
-      </w:pPr>
-      <w:r>
-        <w:rPr>
-          <w:rFonts w:ascii="SimSun" w:cs="SimSun" w:eastAsia="SimSun" w:hAnsi="SimSun"/>
-          <w:sz w:val="21"/>
-          <w:szCs w:val="21"/>
-        </w:rPr>
-        <w:t xml:space="preserve">收集的个人信息：收货人姓名、手机号码、订单信息、支付信息（如支付方式、微信支付交易单号）、收货地址、开票信息（发票抬头、纳税人识别号、电子邮箱）、会员信息、买家留言及备注的定制内容。</w:t>
+        <w:t xml:space="preserve">（二）交易处理（订单与售后）</w:t>
+      </w:r>
+    </w:p>
+    <w:p>
+      <w:pPr>
+        <w:spacing w:after="60" w:before="60"/>
+        <w:ind w:firstLine="420"/>
+      </w:pPr>
+      <w:r>
+        <w:rPr>
+          <w:rFonts w:ascii="SimSun" w:cs="SimSun" w:eastAsia="SimSun" w:hAnsi="SimSun"/>
+          <w:sz w:val="21"/>
+          <w:szCs w:val="21"/>
+        </w:rPr>
+        <w:t xml:space="preserve">目的：协助完成您通过第三方平台或授权经销商购买产品的订单履行，并提供会员积分累计和售后服务。本网站不提供直接购买与在线支付功能。</w:t>
+      </w:r>
+    </w:p>
+    <w:p>
+      <w:pPr>
+        <w:spacing w:after="60" w:before="60"/>
+        <w:ind w:firstLine="420"/>
+      </w:pPr>
+      <w:r>
+        <w:rPr>
+          <w:rFonts w:ascii="SimSun" w:cs="SimSun" w:eastAsia="SimSun" w:hAnsi="SimSun"/>
+          <w:sz w:val="21"/>
+          <w:szCs w:val="21"/>
+        </w:rPr>
+        <w:t xml:space="preserve">收集的个人信息：从第三方平台或授权经销商接收的收货人姓名、手机号码、订单信息、收货地址、开票信息（发票抬头、纳税人识别号、电子邮箱）、会员信息、买家留言及备注的定制内容。</w:t>
       </w:r>
     </w:p>
     <w:p>
@@ -1025,7 +1025,7 @@
           <w:sz w:val="21"/>
           <w:szCs w:val="21"/>
         </w:rPr>
-        <w:t xml:space="preserve">拒绝提供的后果：如您拒绝提供收货地址、支付信息等必要信息，将无法完成下单和付款，但您仍可浏览商品。</w:t>
+        <w:t xml:space="preserve">拒绝提供的后果：如您拒绝提供上述必要信息，将无法为您提供会员积分累计与售后服务，但您仍可浏览商品。</w:t>
       </w:r>
     </w:p>
     <w:p>
@@ -1169,7 +1169,7 @@
           <w:sz w:val="21"/>
           <w:szCs w:val="21"/>
         </w:rPr>
-        <w:t xml:space="preserve">拒绝提供的后果：如您不同意我们处理您的信息用于营销目的，您将无法收到个性化的产品推荐和促销信息，但不影响您使用我们的基本购物服务。您可以随时通过本政策「您的权利」章节所述方式撤回同意或退订营销信息。</w:t>
+        <w:t xml:space="preserve">拒绝提供的后果：如您不同意我们处理您的信息用于营销目的，您将无法收到个性化的产品推荐和促销信息，但不影响您使用我们的基本服务。您可以随时通过本政策「您的权利」章节所述方式撤回同意或退订营销信息。</w:t>
       </w:r>
     </w:p>
     <w:p>
@@ -1241,7 +1241,7 @@
           <w:sz w:val="21"/>
           <w:szCs w:val="21"/>
         </w:rPr>
-        <w:t xml:space="preserve">数据处理说明：您的面部照片首先在您的设备本地通过面部检测技术（face-api.js）进行面部特征点定位和图像预处理，随后加密上传至云存储，再由AI技术合作方进行肌肤状况分析。我们的AI技术合作方包括：(1) 阿里云计算有限公司（通义千问/Qwen大模型服务）；(2) 深度求索（DeepSeek）人工智能公司（DeepSeek大模型服务）。上述合作方均位于中华人民共和国境内，我们已与其分别签署数据处理协议并要求其按照不低于本隐私政策的标准保护您的个人信息。服务完成后，我们将及时删除您的原始面部照片（因技术备份机制，将在合理期限内从备份中覆盖清除），我们不会持久存储您的原始面部照片。肌肤状况分析结果（不含原始面部照片）可能保留以便您查看历史测肤记录，保留期限不超过6个月，届满后将删除或匿名化处理。</w:t>
+        <w:t xml:space="preserve">数据处理说明：您的面部照片首先在您的设备本地通过面部检测技术（face-api.js）进行面部特征点定位和图像预处理，随后加密上传至云存储，再由AI技术合作方进行肌肤状况分析。我们的AI技术合作方包括：(1) 阿里云计算有限公司（通义千问/Qwen大模型服务）；(2) 深度求索（DeepSeek）人工智能公司（DeepSeek大模型服务）。上述合作方均位于中华人民共和国境内，我们已与其分别签署数据处理协议并要求其按照不低于本隐私政策的标准保护您的个人信息。服务完成后，我们将及时删除您的原始面部照片（因技术备份机制，将在合理期限内从备份中覆盖清除），我们不会持久存储您的原始面部照片。肌肤状况分析结果（不含原始面部照片）将作为您的肌肤档案保留，以便您查看历史测肤记录和肤质变化趋势。具体而言：（1）每份测肤报告自生成之日起90天内为您的「当前有效档案」，届满后报告仍可查看，系统将在页面上提示您重新测肤以更新档案；（2）系统为您保留最近10份完整测肤报告（含问卷信息与分析详情），供您随时查阅；（3）更早的历史报告将被归档为脱敏统计数据（仅保留肤质类型、各维度评分、年龄段、预算区间等统计字段，不包含过敏史、孕期状态、医美经历等敏感问卷信息），用于向您提供肤质趋势分析及我们的群体统计研究，归档报告不再展示完整内容；（4）注销账户后，上述测肤记录将在30日内删除或匿名化处理。</w:t>
       </w:r>
     </w:p>
     <w:p>
@@ -1820,6 +1820,164 @@
     </w:p>
     <w:p>
       <w:pPr>
+        <w:pStyle w:val="Heading2"/>
+        <w:spacing w:after="200" w:before="400"/>
+      </w:pPr>
+      <w:r>
+        <w:rPr>
+          <w:rFonts w:ascii="SimSun" w:cs="SimSun" w:eastAsia="SimSun" w:hAnsi="SimSun"/>
+          <w:b/>
+          <w:bCs/>
+          <w:sz w:val="28"/>
+          <w:szCs w:val="28"/>
+        </w:rPr>
+        <w:t xml:space="preserve">六、敏感个人信息处理规则</w:t>
+      </w:r>
+    </w:p>
+    <w:p>
+      <w:pPr>
+        <w:spacing w:after="60" w:before="60"/>
+        <w:ind w:firstLine="420"/>
+      </w:pPr>
+      <w:r>
+        <w:rPr>
+          <w:rFonts w:ascii="SimSun" w:cs="SimSun" w:eastAsia="SimSun" w:hAnsi="SimSun"/>
+          <w:sz w:val="21"/>
+          <w:szCs w:val="21"/>
+        </w:rPr>
+        <w:t xml:space="preserve">请您知悉，我们收集的部分个人信息可能包含或被认定为敏感个人信息。敏感个人信息一旦泄露或非法使用，容易导致自然人的人格尊严受到侵害或人身、财产安全受到危害。</w:t>
+      </w:r>
+    </w:p>
+    <w:p>
+      <w:pPr>
+        <w:spacing w:after="60" w:before="60"/>
+        <w:ind w:firstLine="420"/>
+      </w:pPr>
+      <w:r>
+        <w:rPr>
+          <w:rFonts w:ascii="SimSun" w:cs="SimSun" w:eastAsia="SimSun" w:hAnsi="SimSun"/>
+          <w:sz w:val="21"/>
+          <w:szCs w:val="21"/>
+        </w:rPr>
+        <w:t xml:space="preserve">我们处理的敏感个人信息包括：</w:t>
+      </w:r>
+    </w:p>
+    <w:p>
+      <w:pPr>
+        <w:spacing w:after="60" w:before="60"/>
+        <w:ind w:firstLine="420"/>
+      </w:pPr>
+      <w:r>
+        <w:rPr>
+          <w:rFonts w:ascii="SimSun" w:cs="SimSun" w:eastAsia="SimSun" w:hAnsi="SimSun"/>
+          <w:sz w:val="21"/>
+          <w:szCs w:val="21"/>
+        </w:rPr>
+        <w:t xml:space="preserve">（1）生物识别信息：您上传的面部照片（用于AI素颜测肤服务）。请注意，虽然我们的AI测肤服务仅分析肌肤纹理状况、不用于识别您的身份，但鉴于面部照片的特殊性，我们仍按照敏感个人信息的标准对其采取严格的保护措施。</w:t>
+      </w:r>
+    </w:p>
+    <w:p>
+      <w:pPr>
+        <w:spacing w:after="60" w:before="60"/>
+        <w:ind w:firstLine="420"/>
+      </w:pPr>
+      <w:r>
+        <w:rPr>
+          <w:rFonts w:ascii="SimSun" w:cs="SimSun" w:eastAsia="SimSun" w:hAnsi="SimSun"/>
+          <w:sz w:val="21"/>
+          <w:szCs w:val="21"/>
+        </w:rPr>
+        <w:t xml:space="preserve">（2）身份识别信息：身份证号码（用于特定活动参与）。</w:t>
+      </w:r>
+    </w:p>
+    <w:p>
+      <w:pPr>
+        <w:spacing w:after="60" w:before="60"/>
+        <w:ind w:firstLine="420"/>
+      </w:pPr>
+      <w:r>
+        <w:rPr>
+          <w:rFonts w:ascii="SimSun" w:cs="SimSun" w:eastAsia="SimSun" w:hAnsi="SimSun"/>
+          <w:sz w:val="21"/>
+          <w:szCs w:val="21"/>
+        </w:rPr>
+        <w:t xml:space="preserve">（3）交易信息：通过第三方平台或授权经销商获得的订单记录、交易时间、交易金额等交易信息（不属于敏感个人信息，但属于重要个人金融信息，我们仍将以高标准保护）。</w:t>
+      </w:r>
+    </w:p>
+    <w:p>
+      <w:pPr>
+        <w:spacing w:after="60" w:before="60"/>
+        <w:ind w:firstLine="420"/>
+      </w:pPr>
+      <w:r>
+        <w:rPr>
+          <w:rFonts w:ascii="SimSun" w:cs="SimSun" w:eastAsia="SimSun" w:hAnsi="SimSun"/>
+          <w:sz w:val="21"/>
+          <w:szCs w:val="21"/>
+        </w:rPr>
+        <w:t xml:space="preserve">（4）地理位置信息：精确位置（用于查找附近门店及预约服务门店推荐）。</w:t>
+      </w:r>
+    </w:p>
+    <w:p>
+      <w:pPr>
+        <w:spacing w:after="60" w:before="60"/>
+        <w:ind w:firstLine="420"/>
+      </w:pPr>
+      <w:r>
+        <w:rPr>
+          <w:rFonts w:ascii="SimSun" w:cs="SimSun" w:eastAsia="SimSun" w:hAnsi="SimSun"/>
+          <w:sz w:val="21"/>
+          <w:szCs w:val="21"/>
+        </w:rPr>
+        <w:t xml:space="preserve">（5）健康与医疗信息：肌肤诊断结果、过敏反应记录、过敏史信息（包括食物过敏、药物过敏、接触性过敏等，用于预约服务中的安全保障）、医疗报告等。</w:t>
+      </w:r>
+    </w:p>
+    <w:p>
+      <w:pPr>
+        <w:spacing w:after="60" w:before="60"/>
+        <w:ind w:firstLine="420"/>
+      </w:pPr>
+      <w:r>
+        <w:rPr>
+          <w:rFonts w:ascii="SimSun" w:cs="SimSun" w:eastAsia="SimSun" w:hAnsi="SimSun"/>
+          <w:sz w:val="21"/>
+          <w:szCs w:val="21"/>
+        </w:rPr>
+        <w:t xml:space="preserve">（6）个人行踪轨迹信息（如通过持续定位收集）。我们仅在您主动使用相关功能时获取您的精确位置，不会进行持续性后台定位。</w:t>
+      </w:r>
+    </w:p>
+    <w:p>
+      <w:pPr>
+        <w:spacing w:after="60" w:before="60"/>
+        <w:ind w:firstLine="420"/>
+      </w:pPr>
+      <w:r>
+        <w:rPr>
+          <w:rFonts w:ascii="SimSun" w:cs="SimSun" w:eastAsia="SimSun" w:hAnsi="SimSun"/>
+          <w:sz w:val="21"/>
+          <w:szCs w:val="21"/>
+        </w:rPr>
+        <w:t xml:space="preserve">我们处理敏感个人信息，应当取得您的单独同意，并仅在具有特定的目的和充分的必要性，且采取严格保护措施的情形下进行。我们会在处理前向您告知处理的必要性以及对您个人权益的影响。</w:t>
+      </w:r>
+    </w:p>
+    <w:p>
+      <w:pPr>
+        <w:pStyle w:val="Heading2"/>
+        <w:spacing w:after="200" w:before="400"/>
+      </w:pPr>
+      <w:r>
+        <w:rPr>
+          <w:rFonts w:ascii="SimSun" w:cs="SimSun" w:eastAsia="SimSun" w:hAnsi="SimSun"/>
+          <w:b/>
+          <w:bCs/>
+          <w:sz w:val="28"/>
+          <w:szCs w:val="28"/>
+        </w:rPr>
+        <w:t xml:space="preserve">七、儿童个人信息保护</w:t>
+      </w:r>
+    </w:p>
+    <w:p>
+      <w:pPr>
         <w:pStyle w:val="Heading3"/>
         <w:spacing w:after="150" w:before="300"/>
       </w:pPr>
@@ -1831,77 +1989,65 @@
           <w:sz w:val="24"/>
           <w:szCs w:val="24"/>
         </w:rPr>
-        <w:t xml:space="preserve">（十三）浏览器推送通知（Web Push）</w:t>
-      </w:r>
-    </w:p>
-    <w:p>
-      <w:pPr>
-        <w:spacing w:after="60" w:before="60"/>
-        <w:ind w:firstLine="420"/>
-      </w:pPr>
-      <w:r>
-        <w:rPr>
-          <w:rFonts w:ascii="SimSun" w:cs="SimSun" w:eastAsia="SimSun" w:hAnsi="SimSun"/>
-          <w:sz w:val="21"/>
-          <w:szCs w:val="21"/>
-        </w:rPr>
-        <w:t xml:space="preserve">目的：在您使用我们的AI素颜测肤独立网站时，通过浏览器推送通知向您发送测肤分析完成提醒、护肤建议更新和相关活动通知。</w:t>
-      </w:r>
-    </w:p>
-    <w:p>
-      <w:pPr>
-        <w:spacing w:after="60" w:before="60"/>
-        <w:ind w:firstLine="420"/>
-      </w:pPr>
-      <w:r>
-        <w:rPr>
-          <w:rFonts w:ascii="SimSun" w:cs="SimSun" w:eastAsia="SimSun" w:hAnsi="SimSun"/>
-          <w:sz w:val="21"/>
-          <w:szCs w:val="21"/>
-        </w:rPr>
-        <w:t xml:space="preserve">收集的个人信息：推送订阅信息（包括浏览器生成的订阅端点 endpoint 及加密密钥 p256dh 和 auth），用于向您的浏览器发送推送消息。上述信息仅用于消息推送目的，不包含您的个人身份信息。</w:t>
-      </w:r>
-    </w:p>
-    <w:p>
-      <w:pPr>
-        <w:spacing w:after="60" w:before="60"/>
-        <w:ind w:firstLine="420"/>
-      </w:pPr>
-      <w:r>
-        <w:rPr>
-          <w:rFonts w:ascii="SimSun" w:cs="SimSun" w:eastAsia="SimSun" w:hAnsi="SimSun"/>
-          <w:sz w:val="21"/>
-          <w:szCs w:val="21"/>
-        </w:rPr>
-        <w:t xml:space="preserve">技术说明：我们采用 VAPID（ Voluntary Application Server Identification ）协议标准进行浏览器推送，确保推送消息的加密传输和来源验证。</w:t>
-      </w:r>
-    </w:p>
-    <w:p>
-      <w:pPr>
-        <w:spacing w:after="60" w:before="60"/>
-        <w:ind w:firstLine="420"/>
-      </w:pPr>
-      <w:r>
-        <w:rPr>
-          <w:rFonts w:ascii="SimSun" w:cs="SimSun" w:eastAsia="SimSun" w:hAnsi="SimSun"/>
-          <w:sz w:val="21"/>
-          <w:szCs w:val="21"/>
-        </w:rPr>
-        <w:t xml:space="preserve">法律依据：取得您的单独同意。您将在浏览器中收到订阅请求弹窗，您可以选择「允许」或「拒绝」。</w:t>
-      </w:r>
-    </w:p>
-    <w:p>
-      <w:pPr>
-        <w:spacing w:after="60" w:before="60"/>
-        <w:ind w:firstLine="420"/>
-      </w:pPr>
-      <w:r>
-        <w:rPr>
-          <w:rFonts w:ascii="SimSun" w:cs="SimSun" w:eastAsia="SimSun" w:hAnsi="SimSun"/>
-          <w:sz w:val="21"/>
-          <w:szCs w:val="21"/>
-        </w:rPr>
-        <w:t xml:space="preserve">拒绝提供的后果：如您拒绝或未订阅浏览器推送通知，您仍可正常使用AI素颜测肤的所有功能，但不会收到分析完成等实时提醒，您可以通过刷新页面手动查看结果。</w:t>
+        <w:t xml:space="preserve">（一）不满14周岁的儿童</w:t>
+      </w:r>
+    </w:p>
+    <w:p>
+      <w:pPr>
+        <w:spacing w:after="60" w:before="60"/>
+        <w:ind w:firstLine="420"/>
+      </w:pPr>
+      <w:r>
+        <w:rPr>
+          <w:rFonts w:ascii="SimSun" w:cs="SimSun" w:eastAsia="SimSun" w:hAnsi="SimSun"/>
+          <w:sz w:val="21"/>
+          <w:szCs w:val="21"/>
+        </w:rPr>
+        <w:t xml:space="preserve">我们的产品和服务主要面向成年人，并非针对或面向不满14周岁的儿童设计。我们不会在知情情况下向不满14周岁的儿童收集个人信息。如果我们发现自己在未事先获得可证实的监护人同意的情况下收集了不满14周岁儿童的个人信息，我们会设法尽快删除相关信息。如您发现我们收集了不满14周岁儿童的个人信息，请立即通过「联系我们」章节中的方式与我们取得联系。</w:t>
+      </w:r>
+    </w:p>
+    <w:p>
+      <w:pPr>
+        <w:pStyle w:val="Heading3"/>
+        <w:spacing w:after="150" w:before="300"/>
+      </w:pPr>
+      <w:r>
+        <w:rPr>
+          <w:rFonts w:ascii="SimSun" w:cs="SimSun" w:eastAsia="SimSun" w:hAnsi="SimSun"/>
+          <w:b/>
+          <w:bCs/>
+          <w:sz w:val="24"/>
+          <w:szCs w:val="24"/>
+        </w:rPr>
+        <w:t xml:space="preserve">（二）已满14周岁但不满18周岁的未成年人</w:t>
+      </w:r>
+    </w:p>
+    <w:p>
+      <w:pPr>
+        <w:spacing w:after="60" w:before="60"/>
+        <w:ind w:firstLine="420"/>
+      </w:pPr>
+      <w:r>
+        <w:rPr>
+          <w:rFonts w:ascii="SimSun" w:cs="SimSun" w:eastAsia="SimSun" w:hAnsi="SimSun"/>
+          <w:sz w:val="21"/>
+          <w:szCs w:val="21"/>
+        </w:rPr>
+        <w:t xml:space="preserve">我们充分认识到保护已满14周岁但不满18周岁未成年人个人信息的重要性。如您为已满14周岁但不满18周岁的未成年人，在使用我们的产品和服务前，建议您请您的父母或其他监护人阅读本隐私政策，并在取得您的父母或其他监护人同意的前提下使用我们的服务。</w:t>
+      </w:r>
+    </w:p>
+    <w:p>
+      <w:pPr>
+        <w:spacing w:after="60" w:before="60"/>
+        <w:ind w:firstLine="420"/>
+      </w:pPr>
+      <w:r>
+        <w:rPr>
+          <w:rFonts w:ascii="SimSun" w:cs="SimSun" w:eastAsia="SimSun" w:hAnsi="SimSun"/>
+          <w:sz w:val="21"/>
+          <w:szCs w:val="21"/>
+        </w:rPr>
+        <w:t xml:space="preserve">我们处理已满14周岁但不满18周岁未成年人的个人信息时，将参照敏感个人信息的处理规则，采取更严格的保护措施，包括：(1)仅在具有特定目的和充分必要性的情形下收集；(2)处理前进行个人信息保护影响评估；(3)加强数据访问控制和加密保护。</w:t>
       </w:r>
     </w:p>
     <w:p>
@@ -1917,147 +2063,371 @@
           <w:sz w:val="28"/>
           <w:szCs w:val="28"/>
         </w:rPr>
-        <w:t xml:space="preserve">六、敏感个人信息处理规则</w:t>
-      </w:r>
-    </w:p>
-    <w:p>
-      <w:pPr>
-        <w:spacing w:after="60" w:before="60"/>
-        <w:ind w:firstLine="420"/>
-      </w:pPr>
-      <w:r>
-        <w:rPr>
-          <w:rFonts w:ascii="SimSun" w:cs="SimSun" w:eastAsia="SimSun" w:hAnsi="SimSun"/>
-          <w:sz w:val="21"/>
-          <w:szCs w:val="21"/>
-        </w:rPr>
-        <w:t xml:space="preserve">请您知悉，我们收集的部分个人信息可能包含或被认定为敏感个人信息。敏感个人信息一旦泄露或非法使用，容易导致自然人的人格尊严受到侵害或人身、财产安全受到危害。</w:t>
-      </w:r>
-    </w:p>
-    <w:p>
-      <w:pPr>
-        <w:spacing w:after="60" w:before="60"/>
-        <w:ind w:firstLine="420"/>
-      </w:pPr>
-      <w:r>
-        <w:rPr>
-          <w:rFonts w:ascii="SimSun" w:cs="SimSun" w:eastAsia="SimSun" w:hAnsi="SimSun"/>
-          <w:sz w:val="21"/>
-          <w:szCs w:val="21"/>
-        </w:rPr>
-        <w:t xml:space="preserve">我们处理的敏感个人信息包括：</w:t>
-      </w:r>
-    </w:p>
-    <w:p>
-      <w:pPr>
-        <w:spacing w:after="60" w:before="60"/>
-        <w:ind w:firstLine="420"/>
-      </w:pPr>
-      <w:r>
-        <w:rPr>
-          <w:rFonts w:ascii="SimSun" w:cs="SimSun" w:eastAsia="SimSun" w:hAnsi="SimSun"/>
-          <w:sz w:val="21"/>
-          <w:szCs w:val="21"/>
-        </w:rPr>
-        <w:t xml:space="preserve">（1）生物识别信息：您上传的面部照片（用于AI素颜测肤服务）。请注意，虽然我们的AI测肤服务仅分析肌肤纹理状况、不用于识别您的身份，但鉴于面部照片的特殊性，我们仍按照敏感个人信息的标准对其采取严格的保护措施。</w:t>
-      </w:r>
-    </w:p>
-    <w:p>
-      <w:pPr>
-        <w:spacing w:after="60" w:before="60"/>
-        <w:ind w:firstLine="420"/>
-      </w:pPr>
-      <w:r>
-        <w:rPr>
-          <w:rFonts w:ascii="SimSun" w:cs="SimSun" w:eastAsia="SimSun" w:hAnsi="SimSun"/>
-          <w:sz w:val="21"/>
-          <w:szCs w:val="21"/>
-        </w:rPr>
-        <w:t xml:space="preserve">（2）身份识别信息：身份证号码（用于特定活动参与）。</w:t>
-      </w:r>
-    </w:p>
-    <w:p>
-      <w:pPr>
-        <w:spacing w:after="60" w:before="60"/>
-        <w:ind w:firstLine="420"/>
-      </w:pPr>
-      <w:r>
-        <w:rPr>
-          <w:rFonts w:ascii="SimSun" w:cs="SimSun" w:eastAsia="SimSun" w:hAnsi="SimSun"/>
-          <w:sz w:val="21"/>
-          <w:szCs w:val="21"/>
-        </w:rPr>
-        <w:t xml:space="preserve">（3）账户及交易验证信息：银行卡号、支付密码、支付验证信息（属于敏感个人信息）。</w:t>
-      </w:r>
-    </w:p>
-    <w:p>
-      <w:pPr>
-        <w:spacing w:after="60" w:before="60"/>
-        <w:ind w:firstLine="420"/>
-      </w:pPr>
-      <w:r>
-        <w:rPr>
-          <w:rFonts w:ascii="SimSun" w:cs="SimSun" w:eastAsia="SimSun" w:hAnsi="SimSun"/>
-          <w:sz w:val="21"/>
-          <w:szCs w:val="21"/>
-        </w:rPr>
-        <w:t xml:space="preserve">（4）交易信息：微信支付交易单号、交易时间、交易金额等交易流水信息（不属于敏感个人信息，但属于重要个人金融信息，我们仍将以高标准保护）。</w:t>
-      </w:r>
-    </w:p>
-    <w:p>
-      <w:pPr>
-        <w:spacing w:after="60" w:before="60"/>
-        <w:ind w:firstLine="420"/>
-      </w:pPr>
-      <w:r>
-        <w:rPr>
-          <w:rFonts w:ascii="SimSun" w:cs="SimSun" w:eastAsia="SimSun" w:hAnsi="SimSun"/>
-          <w:sz w:val="21"/>
-          <w:szCs w:val="21"/>
-        </w:rPr>
-        <w:t xml:space="preserve">（5）地理位置信息：精确位置（用于查找附近门店及预约服务门店推荐）。</w:t>
-      </w:r>
-    </w:p>
-    <w:p>
-      <w:pPr>
-        <w:spacing w:after="60" w:before="60"/>
-        <w:ind w:firstLine="420"/>
-      </w:pPr>
-      <w:r>
-        <w:rPr>
-          <w:rFonts w:ascii="SimSun" w:cs="SimSun" w:eastAsia="SimSun" w:hAnsi="SimSun"/>
-          <w:sz w:val="21"/>
-          <w:szCs w:val="21"/>
-        </w:rPr>
-        <w:t xml:space="preserve">（6）健康与医疗信息：肌肤诊断结果、过敏反应记录、过敏史信息（包括食物过敏、药物过敏、接触性过敏等，用于预约服务中的安全保障）、医疗报告等。</w:t>
-      </w:r>
-    </w:p>
-    <w:p>
-      <w:pPr>
-        <w:spacing w:after="60" w:before="60"/>
-        <w:ind w:firstLine="420"/>
-      </w:pPr>
-      <w:r>
-        <w:rPr>
-          <w:rFonts w:ascii="SimSun" w:cs="SimSun" w:eastAsia="SimSun" w:hAnsi="SimSun"/>
-          <w:sz w:val="21"/>
-          <w:szCs w:val="21"/>
-        </w:rPr>
-        <w:t xml:space="preserve">（7）个人行踪轨迹信息（如通过持续定位收集）。我们仅在您主动使用相关功能时获取您的精确位置，不会进行持续性后台定位。</w:t>
-      </w:r>
-    </w:p>
-    <w:p>
-      <w:pPr>
-        <w:spacing w:after="60" w:before="60"/>
-        <w:ind w:firstLine="420"/>
-      </w:pPr>
-      <w:r>
-        <w:rPr>
-          <w:rFonts w:ascii="SimSun" w:cs="SimSun" w:eastAsia="SimSun" w:hAnsi="SimSun"/>
-          <w:sz w:val="21"/>
-          <w:szCs w:val="21"/>
-        </w:rPr>
-        <w:t xml:space="preserve">我们处理敏感个人信息，应当取得您的单独同意，并仅在具有特定的目的和充分的必要性，且采取严格保护措施的情形下进行。我们会在处理前向您告知处理的必要性以及对您个人权益的影响。</w:t>
+        <w:t xml:space="preserve">八、设备权限管理</w:t>
+      </w:r>
+    </w:p>
+    <w:p>
+      <w:pPr>
+        <w:spacing w:after="60" w:before="60"/>
+        <w:ind w:firstLine="420"/>
+      </w:pPr>
+      <w:r>
+        <w:rPr>
+          <w:rFonts w:ascii="SimSun" w:cs="SimSun" w:eastAsia="SimSun" w:hAnsi="SimSun"/>
+          <w:sz w:val="21"/>
+          <w:szCs w:val="21"/>
+        </w:rPr>
+        <w:t xml:space="preserve">当您使用手机及其他设备与我们互动时，您可能需要通过开启设备权限提供给我们您的个人信息。您可以在您的设备上自主选择开启或关闭设备权限。拒绝授权不会影响您使用我们的基本服务，仅会导致对应功能无法使用。</w:t>
+      </w:r>
+    </w:p>
+    <w:p>
+      <w:pPr>
+        <w:spacing w:after="60" w:before="60"/>
+        <w:ind w:firstLine="420"/>
+      </w:pPr>
+      <w:r>
+        <w:rPr>
+          <w:rFonts w:ascii="SimSun" w:cs="SimSun" w:eastAsia="SimSun" w:hAnsi="SimSun"/>
+          <w:sz w:val="21"/>
+          <w:szCs w:val="21"/>
+        </w:rPr>
+        <w:t xml:space="preserve">位置权限</w:t>
+      </w:r>
+    </w:p>
+    <w:p>
+      <w:pPr>
+        <w:spacing w:after="60" w:before="60"/>
+        <w:ind w:firstLine="420"/>
+      </w:pPr>
+      <w:r>
+        <w:rPr>
+          <w:rFonts w:ascii="SimSun" w:cs="SimSun" w:eastAsia="SimSun" w:hAnsi="SimSun"/>
+          <w:sz w:val="21"/>
+          <w:szCs w:val="21"/>
+        </w:rPr>
+        <w:t xml:space="preserve">收集的个人信息：位置信息（包括精确位置和大致位置）</w:t>
+      </w:r>
+    </w:p>
+    <w:p>
+      <w:pPr>
+        <w:spacing w:after="60" w:before="60"/>
+        <w:ind w:firstLine="420"/>
+      </w:pPr>
+      <w:r>
+        <w:rPr>
+          <w:rFonts w:ascii="SimSun" w:cs="SimSun" w:eastAsia="SimSun" w:hAnsi="SimSun"/>
+          <w:sz w:val="21"/>
+          <w:szCs w:val="21"/>
+        </w:rPr>
+        <w:t xml:space="preserve">使用目的：查找附近门店；添加附近门店专属顾问的企业微信等相关功能</w:t>
+      </w:r>
+    </w:p>
+    <w:p>
+      <w:pPr>
+        <w:spacing w:after="60" w:before="60"/>
+        <w:ind w:firstLine="420"/>
+      </w:pPr>
+      <w:r>
+        <w:rPr>
+          <w:rFonts w:ascii="SimSun" w:cs="SimSun" w:eastAsia="SimSun" w:hAnsi="SimSun"/>
+          <w:sz w:val="21"/>
+          <w:szCs w:val="21"/>
+        </w:rPr>
+        <w:t xml:space="preserve">拒绝授权的后果：您将无法使用查找附近门店、添加门店顾问等功能，但不影响您浏览和购买商品</w:t>
+      </w:r>
+    </w:p>
+    <w:p>
+      <w:pPr>
+        <w:spacing w:after="60" w:before="60"/>
+        <w:ind w:firstLine="420"/>
+      </w:pPr>
+      <w:r>
+        <w:rPr>
+          <w:rFonts w:ascii="SimSun" w:cs="SimSun" w:eastAsia="SimSun" w:hAnsi="SimSun"/>
+          <w:sz w:val="21"/>
+          <w:szCs w:val="21"/>
+        </w:rPr>
+        <w:t xml:space="preserve">重要提示：精确地理位置信息属于敏感个人信息。我们仅在您主动使用查找附近门店、添加门店顾问等功能时获取您的精确位置，不会进行持续性后台定位。如您拒绝授权，您将无法使用上述功能，但不影响您浏览和购买商品。</w:t>
+      </w:r>
+    </w:p>
+    <w:p>
+      <w:pPr>
+        <w:spacing w:after="60" w:before="60"/>
+        <w:ind w:firstLine="420"/>
+      </w:pPr>
+      <w:r>
+        <w:rPr>
+          <w:rFonts w:ascii="SimSun" w:cs="SimSun" w:eastAsia="SimSun" w:hAnsi="SimSun"/>
+          <w:sz w:val="21"/>
+          <w:szCs w:val="21"/>
+        </w:rPr>
+        <w:t xml:space="preserve">相机权限</w:t>
+      </w:r>
+    </w:p>
+    <w:p>
+      <w:pPr>
+        <w:spacing w:after="60" w:before="60"/>
+        <w:ind w:firstLine="420"/>
+      </w:pPr>
+      <w:r>
+        <w:rPr>
+          <w:rFonts w:ascii="SimSun" w:cs="SimSun" w:eastAsia="SimSun" w:hAnsi="SimSun"/>
+          <w:sz w:val="21"/>
+          <w:szCs w:val="21"/>
+        </w:rPr>
+        <w:t xml:space="preserve">收集的个人信息：图片、视频信息</w:t>
+      </w:r>
+    </w:p>
+    <w:p>
+      <w:pPr>
+        <w:spacing w:after="60" w:before="60"/>
+        <w:ind w:firstLine="420"/>
+      </w:pPr>
+      <w:r>
+        <w:rPr>
+          <w:rFonts w:ascii="SimSun" w:cs="SimSun" w:eastAsia="SimSun" w:hAnsi="SimSun"/>
+          <w:sz w:val="21"/>
+          <w:szCs w:val="21"/>
+        </w:rPr>
+        <w:t xml:space="preserve">使用目的：扫描二维码；拍摄照片或视频（例如作为头像）；与客服沟通；发帖、评论、晒单；完成AI素颜测肤功能</w:t>
+      </w:r>
+    </w:p>
+    <w:p>
+      <w:pPr>
+        <w:spacing w:after="60" w:before="60"/>
+        <w:ind w:firstLine="420"/>
+      </w:pPr>
+      <w:r>
+        <w:rPr>
+          <w:rFonts w:ascii="SimSun" w:cs="SimSun" w:eastAsia="SimSun" w:hAnsi="SimSun"/>
+          <w:sz w:val="21"/>
+          <w:szCs w:val="21"/>
+        </w:rPr>
+        <w:t xml:space="preserve">拒绝授权的后果：您将无法使用扫码、拍照上传、AI素颜测肤等功能，但不影响您使用其他服务</w:t>
+      </w:r>
+    </w:p>
+    <w:p>
+      <w:pPr>
+        <w:spacing w:after="60" w:before="60"/>
+        <w:ind w:firstLine="420"/>
+      </w:pPr>
+      <w:r>
+        <w:rPr>
+          <w:rFonts w:ascii="SimSun" w:cs="SimSun" w:eastAsia="SimSun" w:hAnsi="SimSun"/>
+          <w:sz w:val="21"/>
+          <w:szCs w:val="21"/>
+        </w:rPr>
+        <w:t xml:space="preserve">相册权限</w:t>
+      </w:r>
+    </w:p>
+    <w:p>
+      <w:pPr>
+        <w:spacing w:after="60" w:before="60"/>
+        <w:ind w:firstLine="420"/>
+      </w:pPr>
+      <w:r>
+        <w:rPr>
+          <w:rFonts w:ascii="SimSun" w:cs="SimSun" w:eastAsia="SimSun" w:hAnsi="SimSun"/>
+          <w:sz w:val="21"/>
+          <w:szCs w:val="21"/>
+        </w:rPr>
+        <w:t xml:space="preserve">收集的个人信息：图片、视频信息</w:t>
+      </w:r>
+    </w:p>
+    <w:p>
+      <w:pPr>
+        <w:spacing w:after="60" w:before="60"/>
+        <w:ind w:firstLine="420"/>
+      </w:pPr>
+      <w:r>
+        <w:rPr>
+          <w:rFonts w:ascii="SimSun" w:cs="SimSun" w:eastAsia="SimSun" w:hAnsi="SimSun"/>
+          <w:sz w:val="21"/>
+          <w:szCs w:val="21"/>
+        </w:rPr>
+        <w:t xml:space="preserve">使用目的：读取相册：与客服沟通；上传图像（例如选择照片作为头像）；发帖、评论、晒单；选择面部照片用于AI素颜测肤功能；写入相册：保存图片（例如保存AI测肤报告结果图、保存商品图片等）。</w:t>
+      </w:r>
+    </w:p>
+    <w:p>
+      <w:pPr>
+        <w:spacing w:after="60" w:before="60"/>
+        <w:ind w:firstLine="420"/>
+      </w:pPr>
+      <w:r>
+        <w:rPr>
+          <w:rFonts w:ascii="SimSun" w:cs="SimSun" w:eastAsia="SimSun" w:hAnsi="SimSun"/>
+          <w:sz w:val="21"/>
+          <w:szCs w:val="21"/>
+        </w:rPr>
+        <w:t xml:space="preserve">拒绝授权的后果：您将无法从相册选择图片上传或保存图片到相册，但不影响您使用其他服务</w:t>
+      </w:r>
+    </w:p>
+    <w:p>
+      <w:pPr>
+        <w:spacing w:after="60" w:before="60"/>
+        <w:ind w:firstLine="420"/>
+      </w:pPr>
+      <w:r>
+        <w:rPr>
+          <w:rFonts w:ascii="SimSun" w:cs="SimSun" w:eastAsia="SimSun" w:hAnsi="SimSun"/>
+          <w:sz w:val="21"/>
+          <w:szCs w:val="21"/>
+        </w:rPr>
+        <w:t xml:space="preserve">麦克风权限</w:t>
+      </w:r>
+    </w:p>
+    <w:p>
+      <w:pPr>
+        <w:spacing w:after="60" w:before="60"/>
+        <w:ind w:firstLine="420"/>
+      </w:pPr>
+      <w:r>
+        <w:rPr>
+          <w:rFonts w:ascii="SimSun" w:cs="SimSun" w:eastAsia="SimSun" w:hAnsi="SimSun"/>
+          <w:sz w:val="21"/>
+          <w:szCs w:val="21"/>
+        </w:rPr>
+        <w:t xml:space="preserve">收集的个人信息：语音信息</w:t>
+      </w:r>
+    </w:p>
+    <w:p>
+      <w:pPr>
+        <w:spacing w:after="60" w:before="60"/>
+        <w:ind w:firstLine="420"/>
+      </w:pPr>
+      <w:r>
+        <w:rPr>
+          <w:rFonts w:ascii="SimSun" w:cs="SimSun" w:eastAsia="SimSun" w:hAnsi="SimSun"/>
+          <w:sz w:val="21"/>
+          <w:szCs w:val="21"/>
+        </w:rPr>
+        <w:t xml:space="preserve">使用目的：与客服沟通；发帖、评论；录制祝福语音等功能</w:t>
+      </w:r>
+    </w:p>
+    <w:p>
+      <w:pPr>
+        <w:spacing w:after="60" w:before="60"/>
+        <w:ind w:firstLine="420"/>
+      </w:pPr>
+      <w:r>
+        <w:rPr>
+          <w:rFonts w:ascii="SimSun" w:cs="SimSun" w:eastAsia="SimSun" w:hAnsi="SimSun"/>
+          <w:sz w:val="21"/>
+          <w:szCs w:val="21"/>
+        </w:rPr>
+        <w:t xml:space="preserve">拒绝授权的后果：您将无法使用语音输入、录制语音等功能，但不影响您使用文字沟通等其他服务</w:t>
+      </w:r>
+    </w:p>
+    <w:p>
+      <w:pPr>
+        <w:spacing w:after="60" w:before="60"/>
+        <w:ind w:firstLine="420"/>
+      </w:pPr>
+      <w:r>
+        <w:rPr>
+          <w:rFonts w:ascii="SimSun" w:cs="SimSun" w:eastAsia="SimSun" w:hAnsi="SimSun"/>
+          <w:sz w:val="21"/>
+          <w:szCs w:val="21"/>
+        </w:rPr>
+        <w:t xml:space="preserve">存储权限（文件读写）</w:t>
+      </w:r>
+    </w:p>
+    <w:p>
+      <w:pPr>
+        <w:spacing w:after="60" w:before="60"/>
+        <w:ind w:firstLine="420"/>
+      </w:pPr>
+      <w:r>
+        <w:rPr>
+          <w:rFonts w:ascii="SimSun" w:cs="SimSun" w:eastAsia="SimSun" w:hAnsi="SimSun"/>
+          <w:sz w:val="21"/>
+          <w:szCs w:val="21"/>
+        </w:rPr>
+        <w:t xml:space="preserve">收集的个人信息：本地文件</w:t>
+      </w:r>
+    </w:p>
+    <w:p>
+      <w:pPr>
+        <w:spacing w:after="60" w:before="60"/>
+        <w:ind w:firstLine="420"/>
+      </w:pPr>
+      <w:r>
+        <w:rPr>
+          <w:rFonts w:ascii="SimSun" w:cs="SimSun" w:eastAsia="SimSun" w:hAnsi="SimSun"/>
+          <w:sz w:val="21"/>
+          <w:szCs w:val="21"/>
+        </w:rPr>
+        <w:t xml:space="preserve">使用目的：保存图片/视频至本地相册、读取本地缓存以优化加载速度</w:t>
+      </w:r>
+    </w:p>
+    <w:p>
+      <w:pPr>
+        <w:spacing w:after="60" w:before="60"/>
+        <w:ind w:firstLine="420"/>
+      </w:pPr>
+      <w:r>
+        <w:rPr>
+          <w:rFonts w:ascii="SimSun" w:cs="SimSun" w:eastAsia="SimSun" w:hAnsi="SimSun"/>
+          <w:sz w:val="21"/>
+          <w:szCs w:val="21"/>
+        </w:rPr>
+        <w:t xml:space="preserve">拒绝授权的后果：您将无法保存图片到本地或使用部分需要本地缓存的功能</w:t>
+      </w:r>
+    </w:p>
+    <w:p>
+      <w:pPr>
+        <w:spacing w:after="60" w:before="60"/>
+        <w:ind w:firstLine="420"/>
+      </w:pPr>
+      <w:r>
+        <w:rPr>
+          <w:rFonts w:ascii="SimSun" w:cs="SimSun" w:eastAsia="SimSun" w:hAnsi="SimSun"/>
+          <w:sz w:val="21"/>
+          <w:szCs w:val="21"/>
+        </w:rPr>
+        <w:t xml:space="preserve">通知权限</w:t>
+      </w:r>
+    </w:p>
+    <w:p>
+      <w:pPr>
+        <w:spacing w:after="60" w:before="60"/>
+        <w:ind w:firstLine="420"/>
+      </w:pPr>
+      <w:r>
+        <w:rPr>
+          <w:rFonts w:ascii="SimSun" w:cs="SimSun" w:eastAsia="SimSun" w:hAnsi="SimSun"/>
+          <w:sz w:val="21"/>
+          <w:szCs w:val="21"/>
+        </w:rPr>
+        <w:t xml:space="preserve">收集的个人信息：无（仅用于向您设备推送通知）</w:t>
+      </w:r>
+    </w:p>
+    <w:p>
+      <w:pPr>
+        <w:spacing w:after="60" w:before="60"/>
+        <w:ind w:firstLine="420"/>
+      </w:pPr>
+      <w:r>
+        <w:rPr>
+          <w:rFonts w:ascii="SimSun" w:cs="SimSun" w:eastAsia="SimSun" w:hAnsi="SimSun"/>
+          <w:sz w:val="21"/>
+          <w:szCs w:val="21"/>
+        </w:rPr>
+        <w:t xml:space="preserve">使用目的：向您推送服务状态更新、活动提醒、营销信息（仅在获得您同意后进行）</w:t>
+      </w:r>
+    </w:p>
+    <w:p>
+      <w:pPr>
+        <w:spacing w:after="60" w:before="60"/>
+        <w:ind w:firstLine="420"/>
+      </w:pPr>
+      <w:r>
+        <w:rPr>
+          <w:rFonts w:ascii="SimSun" w:cs="SimSun" w:eastAsia="SimSun" w:hAnsi="SimSun"/>
+          <w:sz w:val="21"/>
+          <w:szCs w:val="21"/>
+        </w:rPr>
+        <w:t xml:space="preserve">拒绝授权的后果：您将无法接收推送通知，但不影响您使用我们的基本服务</w:t>
       </w:r>
     </w:p>
     <w:p>
@@ -2073,7 +2443,7 @@
           <w:sz w:val="28"/>
           <w:szCs w:val="28"/>
         </w:rPr>
-        <w:t xml:space="preserve">七、儿童个人信息保护</w:t>
+        <w:t xml:space="preserve">九、共享与披露</w:t>
       </w:r>
     </w:p>
     <w:p>
@@ -2089,21 +2459,77 @@
           <w:sz w:val="24"/>
           <w:szCs w:val="24"/>
         </w:rPr>
-        <w:t xml:space="preserve">（一）不满14周岁的儿童</w:t>
-      </w:r>
-    </w:p>
-    <w:p>
-      <w:pPr>
-        <w:spacing w:after="60" w:before="60"/>
-        <w:ind w:firstLine="420"/>
-      </w:pPr>
-      <w:r>
-        <w:rPr>
-          <w:rFonts w:ascii="SimSun" w:cs="SimSun" w:eastAsia="SimSun" w:hAnsi="SimSun"/>
-          <w:sz w:val="21"/>
-          <w:szCs w:val="21"/>
-        </w:rPr>
-        <w:t xml:space="preserve">我们的产品和服务主要面向成年人，并非针对或面向不满14周岁的儿童设计。我们不会在知情情况下向不满14周岁的儿童收集个人信息。如果我们发现自己在未事先获得可证实的监护人同意的情况下收集了不满14周岁儿童的个人信息，我们会设法尽快删除相关信息。如您发现我们收集了不满14周岁儿童的个人信息，请立即通过「联系我们」章节中的方式与我们取得联系。</w:t>
+        <w:t xml:space="preserve">（一）与关联公司共享</w:t>
+      </w:r>
+    </w:p>
+    <w:p>
+      <w:pPr>
+        <w:spacing w:after="60" w:before="60"/>
+        <w:ind w:firstLine="420"/>
+      </w:pPr>
+      <w:r>
+        <w:rPr>
+          <w:rFonts w:ascii="SimSun" w:cs="SimSun" w:eastAsia="SimSun" w:hAnsi="SimSun"/>
+          <w:sz w:val="21"/>
+          <w:szCs w:val="21"/>
+        </w:rPr>
+        <w:t xml:space="preserve">我们可能基于实现本隐私政策所述的明确、合理的目的，在最小必要范围内向我们的关联公司共享您的个人信息。我们的关联公司将按照本隐私政策的规定处理您的个人信息。</w:t>
+      </w:r>
+    </w:p>
+    <w:p>
+      <w:pPr>
+        <w:spacing w:after="60" w:before="60"/>
+        <w:ind w:firstLine="420"/>
+      </w:pPr>
+      <w:r>
+        <w:rPr>
+          <w:rFonts w:ascii="SimSun" w:cs="SimSun" w:eastAsia="SimSun" w:hAnsi="SimSun"/>
+          <w:sz w:val="21"/>
+          <w:szCs w:val="21"/>
+        </w:rPr>
+        <w:t xml:space="preserve">我们可能基于以下目的，在最小必要范围内向我们的关联公司共享您的个人信息：</w:t>
+      </w:r>
+    </w:p>
+    <w:p>
+      <w:pPr>
+        <w:spacing w:after="60" w:before="60"/>
+        <w:ind w:firstLine="420"/>
+      </w:pPr>
+      <w:r>
+        <w:rPr>
+          <w:rFonts w:ascii="SimSun" w:cs="SimSun" w:eastAsia="SimSun" w:hAnsi="SimSun"/>
+          <w:sz w:val="21"/>
+          <w:szCs w:val="21"/>
+        </w:rPr>
+        <w:t xml:space="preserve">（1）跨品牌会员服务：如您同时是我们集团下其他品牌的会员，共享会员信息以提供积分互通、会员等级匹配等服务；</w:t>
+      </w:r>
+    </w:p>
+    <w:p>
+      <w:pPr>
+        <w:spacing w:after="60" w:before="60"/>
+        <w:ind w:firstLine="420"/>
+      </w:pPr>
+      <w:r>
+        <w:rPr>
+          <w:rFonts w:ascii="SimSun" w:cs="SimSun" w:eastAsia="SimSun" w:hAnsi="SimSun"/>
+          <w:sz w:val="21"/>
+          <w:szCs w:val="21"/>
+        </w:rPr>
+        <w:t xml:space="preserve">（2）集团统一管理：为进行集团层面的财务核算、审计及合规管理，共享必要的交易信息；</w:t>
+      </w:r>
+    </w:p>
+    <w:p>
+      <w:pPr>
+        <w:spacing w:after="60" w:before="60"/>
+        <w:ind w:firstLine="420"/>
+      </w:pPr>
+      <w:r>
+        <w:rPr>
+          <w:rFonts w:ascii="SimSun" w:cs="SimSun" w:eastAsia="SimSun" w:hAnsi="SimSun"/>
+          <w:sz w:val="21"/>
+          <w:szCs w:val="21"/>
+        </w:rPr>
+        <w:t xml:space="preserve">（3）客户资源共享：在获得您单独同意的前提下，向关联公司共享您的联系方式以提供联合营销服务。</w:t>
       </w:r>
     </w:p>
     <w:p>
@@ -2119,35 +2545,481 @@
           <w:sz w:val="24"/>
           <w:szCs w:val="24"/>
         </w:rPr>
-        <w:t xml:space="preserve">（二）已满14周岁但不满18周岁的未成年人</w:t>
-      </w:r>
-    </w:p>
-    <w:p>
-      <w:pPr>
-        <w:spacing w:after="60" w:before="60"/>
-        <w:ind w:firstLine="420"/>
-      </w:pPr>
-      <w:r>
-        <w:rPr>
-          <w:rFonts w:ascii="SimSun" w:cs="SimSun" w:eastAsia="SimSun" w:hAnsi="SimSun"/>
-          <w:sz w:val="21"/>
-          <w:szCs w:val="21"/>
-        </w:rPr>
-        <w:t xml:space="preserve">我们充分认识到保护已满14周岁但不满18周岁未成年人个人信息的重要性。如您为已满14周岁但不满18周岁的未成年人，在使用我们的产品和服务前，建议您请您的父母或其他监护人阅读本隐私政策，并在取得您的父母或其他监护人同意的前提下使用我们的服务。</w:t>
-      </w:r>
-    </w:p>
-    <w:p>
-      <w:pPr>
-        <w:spacing w:after="60" w:before="60"/>
-        <w:ind w:firstLine="420"/>
-      </w:pPr>
-      <w:r>
-        <w:rPr>
-          <w:rFonts w:ascii="SimSun" w:cs="SimSun" w:eastAsia="SimSun" w:hAnsi="SimSun"/>
-          <w:sz w:val="21"/>
-          <w:szCs w:val="21"/>
-        </w:rPr>
-        <w:t xml:space="preserve">我们处理已满14周岁但不满18周岁未成年人的个人信息时，将参照敏感个人信息的处理规则，采取更严格的保护措施，包括：(1)仅在具有特定目的和充分必要性的情形下收集；(2)处理前进行个人信息保护影响评估；(3)加强数据访问控制和加密保护。</w:t>
+        <w:t xml:space="preserve">（二）与授权经销商共享</w:t>
+      </w:r>
+    </w:p>
+    <w:p>
+      <w:pPr>
+        <w:spacing w:after="60" w:before="60"/>
+        <w:ind w:firstLine="420"/>
+      </w:pPr>
+      <w:r>
+        <w:rPr>
+          <w:rFonts w:ascii="SimSun" w:cs="SimSun" w:eastAsia="SimSun" w:hAnsi="SimSun"/>
+          <w:sz w:val="21"/>
+          <w:szCs w:val="21"/>
+        </w:rPr>
+        <w:t xml:space="preserve">我们可能向授权经销商（包括百货专柜、免税店、美妆集合店等）共享您的个人信息，以便其向您提供产品购买、会员积分累计、售后服务等。我们仅会基于实现本隐私政策所述目的的最小必要范围共享您的信息，并要求经销商按照不低于本隐私政策的标准保护您的个人信息。经销商在您购物过程中可能独立收集的个人信息（例如线下门店内的单独会员注册），适用该经销商另行向您说明的个人信息处理规则。</w:t>
+      </w:r>
+    </w:p>
+    <w:p>
+      <w:pPr>
+        <w:pStyle w:val="Heading3"/>
+        <w:spacing w:after="150" w:before="300"/>
+      </w:pPr>
+      <w:r>
+        <w:rPr>
+          <w:rFonts w:ascii="SimSun" w:cs="SimSun" w:eastAsia="SimSun" w:hAnsi="SimSun"/>
+          <w:b/>
+          <w:bCs/>
+          <w:sz w:val="24"/>
+          <w:szCs w:val="24"/>
+        </w:rPr>
+        <w:t xml:space="preserve">（三）与广告公司和第三方平台共享</w:t>
+      </w:r>
+    </w:p>
+    <w:p>
+      <w:pPr>
+        <w:spacing w:after="60" w:before="60"/>
+        <w:ind w:firstLine="420"/>
+      </w:pPr>
+      <w:r>
+        <w:rPr>
+          <w:rFonts w:ascii="SimSun" w:cs="SimSun" w:eastAsia="SimSun" w:hAnsi="SimSun"/>
+          <w:sz w:val="21"/>
+          <w:szCs w:val="21"/>
+        </w:rPr>
+        <w:t xml:space="preserve">我们与第三方广告公司（例如广告网络和社交网络）合作，这些第三方广告公司代表我们投放广告。这方面的更多信息请参见「Cookies 与广告」章节。</w:t>
+      </w:r>
+    </w:p>
+    <w:p>
+      <w:pPr>
+        <w:spacing w:after="60" w:before="60"/>
+        <w:ind w:firstLine="420"/>
+      </w:pPr>
+      <w:r>
+        <w:rPr>
+          <w:rFonts w:ascii="SimSun" w:cs="SimSun" w:eastAsia="SimSun" w:hAnsi="SimSun"/>
+          <w:sz w:val="21"/>
+          <w:szCs w:val="21"/>
+        </w:rPr>
+        <w:t xml:space="preserve">为向您展示广告或衡量我们广告的效用，我们还与第三方平台（包括由社交网络运行的平台）合作。在获得您的单独同意后，我们可能将您的电子邮件地址或电话号码进行不可逆的加密处理（采用加盐哈希等技术手段），并将处理后的值提供给第三方广告平台，用于与您在该平台上的账户进行匹配，以向您投放更具相关性的广告。</w:t>
+      </w:r>
+    </w:p>
+    <w:p>
+      <w:pPr>
+        <w:spacing w:after="60" w:before="60"/>
+        <w:ind w:firstLine="420"/>
+      </w:pPr>
+      <w:r>
+        <w:rPr>
+          <w:rFonts w:ascii="SimSun" w:cs="SimSun" w:eastAsia="SimSun" w:hAnsi="SimSun"/>
+          <w:sz w:val="21"/>
+          <w:szCs w:val="21"/>
+        </w:rPr>
+        <w:t xml:space="preserve">重要提示：即便经过技术处理，该等唯一值在特定条件下仍可能被重新关联到您的身份，因此该处理行为被视为向第三方提供个人信息。我们仅与中华人民共和国境内的第三方平台合作。如您不希望我们以此方式使用您的信息，您可以通过本隐私政策「您的权利」章节中所列明的方式要求我们停止。</w:t>
+      </w:r>
+    </w:p>
+    <w:p>
+      <w:pPr>
+        <w:pStyle w:val="Heading3"/>
+        <w:spacing w:after="150" w:before="300"/>
+      </w:pPr>
+      <w:r>
+        <w:rPr>
+          <w:rFonts w:ascii="SimSun" w:cs="SimSun" w:eastAsia="SimSun" w:hAnsi="SimSun"/>
+          <w:b/>
+          <w:bCs/>
+          <w:sz w:val="24"/>
+          <w:szCs w:val="24"/>
+        </w:rPr>
+        <w:t xml:space="preserve">（四）与服务提供商共享</w:t>
+      </w:r>
+    </w:p>
+    <w:p>
+      <w:pPr>
+        <w:spacing w:after="60" w:before="60"/>
+        <w:ind w:firstLine="420"/>
+      </w:pPr>
+      <w:r>
+        <w:rPr>
+          <w:rFonts w:ascii="SimSun" w:cs="SimSun" w:eastAsia="SimSun" w:hAnsi="SimSun"/>
+          <w:sz w:val="21"/>
+          <w:szCs w:val="21"/>
+        </w:rPr>
+        <w:t xml:space="preserve">我们可能将您的个人信息共享给根据我们的指示代表我们履行服务的服务提供商。我们仅授权这些服务提供商在为代表我们履行服务或为遵守法律要求而必要的范围内使用或披露个人信息。我们可能将您的个人信息共享给以下类别的服务提供商，具体包括但不限于：</w:t>
+      </w:r>
+    </w:p>
+    <w:p>
+      <w:pPr>
+        <w:spacing w:after="60" w:before="60"/>
+        <w:ind w:firstLine="420"/>
+      </w:pPr>
+      <w:r>
+        <w:rPr>
+          <w:rFonts w:ascii="SimSun" w:cs="SimSun" w:eastAsia="SimSun" w:hAnsi="SimSun"/>
+          <w:sz w:val="21"/>
+          <w:szCs w:val="21"/>
+        </w:rPr>
+        <w:t xml:space="preserve">（1）云存储与技术服务提供商：阿里云计算有限公司（阿里云 OSS），用于数据存储与系统运维；腾讯云计算（北京）有限责任公司（腾讯云 COS），作为备选云存储服务商；</w:t>
+      </w:r>
+    </w:p>
+    <w:p>
+      <w:pPr>
+        <w:spacing w:after="60" w:before="60"/>
+        <w:ind w:firstLine="420"/>
+      </w:pPr>
+      <w:r>
+        <w:rPr>
+          <w:rFonts w:ascii="SimSun" w:cs="SimSun" w:eastAsia="SimSun" w:hAnsi="SimSun"/>
+          <w:sz w:val="21"/>
+          <w:szCs w:val="21"/>
+        </w:rPr>
+        <w:t xml:space="preserve">（2）AI 技术合作方：阿里云计算有限公司（通义千问/Qwen大模型服务）及深度求索（DeepSeek）人工智能公司（DeepSeek大模型服务），用于AI素颜测肤服务的图像分析与文本生成；</w:t>
+      </w:r>
+    </w:p>
+    <w:p>
+      <w:pPr>
+        <w:spacing w:after="60" w:before="60"/>
+        <w:ind w:firstLine="420"/>
+      </w:pPr>
+      <w:r>
+        <w:rPr>
+          <w:rFonts w:ascii="SimSun" w:cs="SimSun" w:eastAsia="SimSun" w:hAnsi="SimSun"/>
+          <w:sz w:val="21"/>
+          <w:szCs w:val="21"/>
+        </w:rPr>
+        <w:t xml:space="preserve">（3）短信服务提供商：阿里云计算有限公司或腾讯云计算（北京）有限责任公司，用于发送验证短信和服务通知；</w:t>
+      </w:r>
+    </w:p>
+    <w:p>
+      <w:pPr>
+        <w:spacing w:after="60" w:before="60"/>
+        <w:ind w:firstLine="420"/>
+      </w:pPr>
+      <w:r>
+        <w:rPr>
+          <w:rFonts w:ascii="SimSun" w:cs="SimSun" w:eastAsia="SimSun" w:hAnsi="SimSun"/>
+          <w:sz w:val="21"/>
+          <w:szCs w:val="21"/>
+        </w:rPr>
+        <w:t xml:space="preserve">（4）地图服务提供商：腾讯云计算（北京）有限责任公司（腾讯地图 SDK），用于门店定位、距离计算和导航服务；</w:t>
+      </w:r>
+    </w:p>
+    <w:p>
+      <w:pPr>
+        <w:spacing w:after="60" w:before="60"/>
+        <w:ind w:firstLine="420"/>
+      </w:pPr>
+      <w:r>
+        <w:rPr>
+          <w:rFonts w:ascii="SimSun" w:cs="SimSun" w:eastAsia="SimSun" w:hAnsi="SimSun"/>
+          <w:sz w:val="21"/>
+          <w:szCs w:val="21"/>
+        </w:rPr>
+        <w:t xml:space="preserve">我们会与上述服务提供商签订数据处理协议，要求其遵守不低于本隐私政策标准的保护措施。</w:t>
+      </w:r>
+    </w:p>
+    <w:p>
+      <w:pPr>
+        <w:pStyle w:val="Heading3"/>
+        <w:spacing w:after="150" w:before="300"/>
+      </w:pPr>
+      <w:r>
+        <w:rPr>
+          <w:rFonts w:ascii="SimSun" w:cs="SimSun" w:eastAsia="SimSun" w:hAnsi="SimSun"/>
+          <w:b/>
+          <w:bCs/>
+          <w:sz w:val="24"/>
+          <w:szCs w:val="24"/>
+        </w:rPr>
+        <w:t xml:space="preserve">（五）第三方 SDK 清单</w:t>
+      </w:r>
+    </w:p>
+    <w:p>
+      <w:pPr>
+        <w:spacing w:after="60" w:before="60"/>
+        <w:ind w:firstLine="420"/>
+      </w:pPr>
+      <w:r>
+        <w:rPr>
+          <w:rFonts w:ascii="SimSun" w:cs="SimSun" w:eastAsia="SimSun" w:hAnsi="SimSun"/>
+          <w:sz w:val="21"/>
+          <w:szCs w:val="21"/>
+        </w:rPr>
+        <w:t xml:space="preserve">为向您提供更好的服务或实现特定功能，我们可能在我们的网站、小程序和应用程序中嵌入或部署由第三方提供的某些软件开发工具包（SDK）。第三方 SDK 可能直接收集您的部分个人信息，我们将通过以下清单向您披露其具体情况：</w:t>
+      </w:r>
+    </w:p>
+    <w:p>
+      <w:pPr>
+        <w:spacing w:after="60" w:before="60"/>
+        <w:ind w:firstLine="420"/>
+      </w:pPr>
+      <w:r>
+        <w:rPr>
+          <w:rFonts w:ascii="SimSun" w:cs="SimSun" w:eastAsia="SimSun" w:hAnsi="SimSun"/>
+          <w:sz w:val="21"/>
+          <w:szCs w:val="21"/>
+        </w:rPr>
+        <w:t xml:space="preserve">（1）阿里云 OSS SDK – 运营主体：阿里云计算有限公司 – 使用目的：图片、视频等文件的云端存储与分发 – 收集字段：图片、视频文件、设备标识信息 – 隐私政策链接：https://www.aliyun.com/legal/privacy</w:t>
+      </w:r>
+    </w:p>
+    <w:p>
+      <w:pPr>
+        <w:spacing w:after="60" w:before="60"/>
+        <w:ind w:firstLine="420"/>
+      </w:pPr>
+      <w:r>
+        <w:rPr>
+          <w:rFonts w:ascii="SimSun" w:cs="SimSun" w:eastAsia="SimSun" w:hAnsi="SimSun"/>
+          <w:sz w:val="21"/>
+          <w:szCs w:val="21"/>
+        </w:rPr>
+        <w:t xml:space="preserve">（2）阿里云通义千问（Qwen）AI 图像分析服务 – 运营主体：阿里云计算有限公司 – 使用目的：提供AI素颜测肤服务的肌肤状况分析功能（包括色斑、皱纹、毛孔、水油平衡、肤色、光老化等10个维度的识别） – 收集字段：面部照片（仅在获得您单独同意后处理） – 处理方式：面部照片经本地预处理后加密传输至服务商进行AI分析，分析完成后原始照片将及时从服务商服务器删除 – 隐私政策链接：https://www.aliyun.com/legal/privacy</w:t>
+      </w:r>
+    </w:p>
+    <w:p>
+      <w:pPr>
+        <w:spacing w:after="60" w:before="60"/>
+        <w:ind w:firstLine="420"/>
+      </w:pPr>
+      <w:r>
+        <w:rPr>
+          <w:rFonts w:ascii="SimSun" w:cs="SimSun" w:eastAsia="SimSun" w:hAnsi="SimSun"/>
+          <w:sz w:val="21"/>
+          <w:szCs w:val="21"/>
+        </w:rPr>
+        <w:t xml:space="preserve">（3）DeepSeek AI 大模型服务 – 运营主体：深度求索（DeepSeek）人工智能公司 – 使用目的：提供AI素颜测肤服务的文本分析及图像分析功能 – 收集字段：面部照片（仅在获得您单独同意后处理）、问卷文本信息 – 处理方式：数据加密传输至服务商进行分析，分析完成后原始照片将及时删除 – 隐私政策链接：https://www.deepseek.com/legal/privacy</w:t>
+      </w:r>
+    </w:p>
+    <w:p>
+      <w:pPr>
+        <w:spacing w:after="60" w:before="60"/>
+        <w:ind w:firstLine="420"/>
+      </w:pPr>
+      <w:r>
+        <w:rPr>
+          <w:rFonts w:ascii="SimSun" w:cs="SimSun" w:eastAsia="SimSun" w:hAnsi="SimSun"/>
+          <w:sz w:val="21"/>
+          <w:szCs w:val="21"/>
+        </w:rPr>
+        <w:t xml:space="preserve">（4）腾讯地图 SDK – 运营主体：腾讯云计算（北京）有限责任公司 – 使用目的：在预约服务小程序中提供门店定位、距离计算和导航功能 – 收集字段：位置信息、设备标识信息 – 隐私政策链接：https://privacy.qq.com/policy/tencent-privacypolicy</w:t>
+      </w:r>
+    </w:p>
+    <w:p>
+      <w:pPr>
+        <w:spacing w:after="60" w:before="60"/>
+        <w:ind w:firstLine="420"/>
+      </w:pPr>
+      <w:r>
+        <w:rPr>
+          <w:rFonts w:ascii="SimSun" w:cs="SimSun" w:eastAsia="SimSun" w:hAnsi="SimSun"/>
+          <w:sz w:val="21"/>
+          <w:szCs w:val="21"/>
+        </w:rPr>
+        <w:t xml:space="preserve">（5）FingerprintJS 浏览器指纹 SDK – 运营主体：FingerprintJS Inc. – 使用目的：在AI素颜测肤访客模式下生成浏览器指纹，用于防滥用和访客识别 – 收集字段：浏览器特征信息（浏览器类型、版本、屏幕分辨率、字体列表、插件信息等设备特征，不包含个人身份信息） – 隐私政策链接：https://dev.fingerprint.com/docs/privacy-policy</w:t>
+      </w:r>
+    </w:p>
+    <w:p>
+      <w:pPr>
+        <w:spacing w:after="60" w:before="60"/>
+        <w:ind w:firstLine="420"/>
+      </w:pPr>
+      <w:r>
+        <w:rPr>
+          <w:rFonts w:ascii="SimSun" w:cs="SimSun" w:eastAsia="SimSun" w:hAnsi="SimSun"/>
+          <w:sz w:val="21"/>
+          <w:szCs w:val="21"/>
+        </w:rPr>
+        <w:t xml:space="preserve">（6）face-api.js 面部检测库 – 性质：开源前端库（本地运行，数据不发送至第三方服务器） – 使用目的：在AI素颜测肤服务中对您的面部照片进行本地特征点定位和图像预处理 – 收集字段：无（所有处理在您的设备本地完成，面部数据不会通过此库发送至任何服务器）</w:t>
+      </w:r>
+    </w:p>
+    <w:p>
+      <w:pPr>
+        <w:spacing w:after="60" w:before="60"/>
+        <w:ind w:firstLine="420"/>
+      </w:pPr>
+      <w:r>
+        <w:rPr>
+          <w:rFonts w:ascii="SimSun" w:cs="SimSun" w:eastAsia="SimSun" w:hAnsi="SimSun"/>
+          <w:sz w:val="21"/>
+          <w:szCs w:val="21"/>
+        </w:rPr>
+        <w:t xml:space="preserve">（7）阿里云/腾讯云短信 SDK – 运营主体：阿里云计算有限公司 / 腾讯云计算（北京）有限责任公司 – 使用目的：发送手机验证码、预约确认短信、服务通知短信 – 收集字段：手机号码、短信发送状态 – 隐私政策链接：https://www.aliyun.com/legal/privacy / https://privacy.qq.com/policy/tencent-privacypolicy</w:t>
+      </w:r>
+    </w:p>
+    <w:p>
+      <w:pPr>
+        <w:spacing w:after="60" w:before="60"/>
+        <w:ind w:firstLine="420"/>
+      </w:pPr>
+      <w:r>
+        <w:rPr>
+          <w:rFonts w:ascii="SimSun" w:cs="SimSun" w:eastAsia="SimSun" w:hAnsi="SimSun"/>
+          <w:sz w:val="21"/>
+          <w:szCs w:val="21"/>
+        </w:rPr>
+        <w:t xml:space="preserve">我们建议您阅读上述第三方的隐私政策以了解其详细的数据处理规则。如您不同意上述第三方 SDK 收集您的信息，您可以选择不使用相关功能。我们将根据业务变化及时更新上述清单。</w:t>
+      </w:r>
+    </w:p>
+    <w:p>
+      <w:pPr>
+        <w:pStyle w:val="Heading3"/>
+        <w:spacing w:after="150" w:before="300"/>
+      </w:pPr>
+      <w:r>
+        <w:rPr>
+          <w:rFonts w:ascii="SimSun" w:cs="SimSun" w:eastAsia="SimSun" w:hAnsi="SimSun"/>
+          <w:b/>
+          <w:bCs/>
+          <w:sz w:val="24"/>
+          <w:szCs w:val="24"/>
+        </w:rPr>
+        <w:t xml:space="preserve">（六）业务转让中的个人信息转移</w:t>
+      </w:r>
+    </w:p>
+    <w:p>
+      <w:pPr>
+        <w:spacing w:after="60" w:before="60"/>
+        <w:ind w:firstLine="420"/>
+      </w:pPr>
+      <w:r>
+        <w:rPr>
+          <w:rFonts w:ascii="SimSun" w:cs="SimSun" w:eastAsia="SimSun" w:hAnsi="SimSun"/>
+          <w:sz w:val="21"/>
+          <w:szCs w:val="21"/>
+        </w:rPr>
+        <w:t xml:space="preserve">在我们出售或转让我们的全部或一部分业务或资产的情况下（包括在发生合并、收购、合资、重整、剥离、解散或清算的情况下），我们可能将我们掌握的关于您的个人信息转移给第三方。在转移之前，我们将向您告知接收方的名称或者姓名和联系方式，并要求接收方继续履行个人信息处理者的义务。仅在因适用法律法规的强制性保密要求（如上市公司重大资产重组阶段的信息披露限制）确实无法在转移前告知的情况下，我们将在该等保密限制消除后的十五（15）个工作日内告知您接收方的身份及联系方式，以及您可行使的权利。接收方变更原先的处理目的、处理方式的，我们将要求其依照法律规定重新取得您的同意。</w:t>
+      </w:r>
+    </w:p>
+    <w:p>
+      <w:pPr>
+        <w:pStyle w:val="Heading3"/>
+        <w:spacing w:after="150" w:before="300"/>
+      </w:pPr>
+      <w:r>
+        <w:rPr>
+          <w:rFonts w:ascii="SimSun" w:cs="SimSun" w:eastAsia="SimSun" w:hAnsi="SimSun"/>
+          <w:b/>
+          <w:bCs/>
+          <w:sz w:val="24"/>
+          <w:szCs w:val="24"/>
+        </w:rPr>
+        <w:t xml:space="preserve">（七）基于法律要求的披露</w:t>
+      </w:r>
+    </w:p>
+    <w:p>
+      <w:pPr>
+        <w:spacing w:after="60" w:before="60"/>
+        <w:ind w:firstLine="420"/>
+      </w:pPr>
+      <w:r>
+        <w:rPr>
+          <w:rFonts w:ascii="SimSun" w:cs="SimSun" w:eastAsia="SimSun" w:hAnsi="SimSun"/>
+          <w:sz w:val="21"/>
+          <w:szCs w:val="21"/>
+        </w:rPr>
+        <w:t xml:space="preserve">在以下情况下，我们可能披露您的个人信息：</w:t>
+      </w:r>
+    </w:p>
+    <w:p>
+      <w:pPr>
+        <w:spacing w:after="60" w:before="60"/>
+        <w:ind w:firstLine="420"/>
+      </w:pPr>
+      <w:r>
+        <w:rPr>
+          <w:rFonts w:ascii="SimSun" w:cs="SimSun" w:eastAsia="SimSun" w:hAnsi="SimSun"/>
+          <w:sz w:val="21"/>
+          <w:szCs w:val="21"/>
+        </w:rPr>
+        <w:t xml:space="preserve">（1）法律或法律程序要求我们披露；</w:t>
+      </w:r>
+    </w:p>
+    <w:p>
+      <w:pPr>
+        <w:spacing w:after="60" w:before="60"/>
+        <w:ind w:firstLine="420"/>
+      </w:pPr>
+      <w:r>
+        <w:rPr>
+          <w:rFonts w:ascii="SimSun" w:cs="SimSun" w:eastAsia="SimSun" w:hAnsi="SimSun"/>
+          <w:sz w:val="21"/>
+          <w:szCs w:val="21"/>
+        </w:rPr>
+        <w:t xml:space="preserve">（2）向执法机构或其他政府机构披露；</w:t>
+      </w:r>
+    </w:p>
+    <w:p>
+      <w:pPr>
+        <w:spacing w:after="60" w:before="60"/>
+        <w:ind w:firstLine="420"/>
+      </w:pPr>
+      <w:r>
+        <w:rPr>
+          <w:rFonts w:ascii="SimSun" w:cs="SimSun" w:eastAsia="SimSun" w:hAnsi="SimSun"/>
+          <w:sz w:val="21"/>
+          <w:szCs w:val="21"/>
+        </w:rPr>
+        <w:t xml:space="preserve">（3）我们合理认为基于防止人身伤害或经济损失所必需，或与调查涉嫌或实际的欺诈、非法活动相关；</w:t>
+      </w:r>
+    </w:p>
+    <w:p>
+      <w:pPr>
+        <w:spacing w:after="60" w:before="60"/>
+        <w:ind w:firstLine="420"/>
+      </w:pPr>
+      <w:r>
+        <w:rPr>
+          <w:rFonts w:ascii="SimSun" w:cs="SimSun" w:eastAsia="SimSun" w:hAnsi="SimSun"/>
+          <w:sz w:val="21"/>
+          <w:szCs w:val="21"/>
+        </w:rPr>
+        <w:t xml:space="preserve">（4）法律另行要求或允许我们披露您的个人信息；</w:t>
+      </w:r>
+    </w:p>
+    <w:p>
+      <w:pPr>
+        <w:spacing w:after="60" w:before="60"/>
+        <w:ind w:firstLine="420"/>
+      </w:pPr>
+      <w:r>
+        <w:rPr>
+          <w:rFonts w:ascii="SimSun" w:cs="SimSun" w:eastAsia="SimSun" w:hAnsi="SimSun"/>
+          <w:sz w:val="21"/>
+          <w:szCs w:val="21"/>
+        </w:rPr>
+        <w:t xml:space="preserve">（5）获得您的单独同意。</w:t>
+      </w:r>
+    </w:p>
+    <w:p>
+      <w:pPr>
+        <w:pStyle w:val="Heading3"/>
+        <w:spacing w:after="150" w:before="300"/>
+      </w:pPr>
+      <w:r>
+        <w:rPr>
+          <w:rFonts w:ascii="SimSun" w:cs="SimSun" w:eastAsia="SimSun" w:hAnsi="SimSun"/>
+          <w:b/>
+          <w:bCs/>
+          <w:sz w:val="24"/>
+          <w:szCs w:val="24"/>
+        </w:rPr>
+        <w:t xml:space="preserve">（八）数据出境</w:t>
+      </w:r>
+    </w:p>
+    <w:p>
+      <w:pPr>
+        <w:spacing w:after="60" w:before="60"/>
+        <w:ind w:firstLine="420"/>
+      </w:pPr>
+      <w:r>
+        <w:rPr>
+          <w:rFonts w:ascii="SimSun" w:cs="SimSun" w:eastAsia="SimSun" w:hAnsi="SimSun"/>
+          <w:sz w:val="21"/>
+          <w:szCs w:val="21"/>
+        </w:rPr>
+        <w:t xml:space="preserve">您的个人信息原则上存储在中华人民共和国境内的服务器上。如因业务需要确需向境外提供您的个人信息的，我们将严格遵守《个人信息保护法》及相关法律法规的规定，依法完成安全评估、经专业机构进行个人信息保护认证或按照国家网信部门制定的标准合同与境外接收方订立合同等法定前置程序，并事先向您告知境外接收方的名称或者姓名、联系方式、处理目的、处理方式、个人信息的种类以及您向境外接收方行使权利的方式和程序等事项，取得您的单独同意。</w:t>
       </w:r>
     </w:p>
     <w:p>
@@ -2163,427 +3035,519 @@
           <w:sz w:val="28"/>
           <w:szCs w:val="28"/>
         </w:rPr>
-        <w:t xml:space="preserve">八、设备权限管理</w:t>
-      </w:r>
-    </w:p>
-    <w:p>
-      <w:pPr>
-        <w:spacing w:after="60" w:before="60"/>
-        <w:ind w:firstLine="420"/>
-      </w:pPr>
-      <w:r>
-        <w:rPr>
-          <w:rFonts w:ascii="SimSun" w:cs="SimSun" w:eastAsia="SimSun" w:hAnsi="SimSun"/>
-          <w:sz w:val="21"/>
-          <w:szCs w:val="21"/>
-        </w:rPr>
-        <w:t xml:space="preserve">当您使用手机及其他设备与我们互动时，您可能需要通过开启设备权限提供给我们您的个人信息。您可以在您的设备上自主选择开启或关闭设备权限。拒绝授权不会影响您使用我们的基本服务，仅会导致对应功能无法使用。</w:t>
-      </w:r>
-    </w:p>
-    <w:p>
-      <w:pPr>
-        <w:spacing w:after="60" w:before="60"/>
-        <w:ind w:firstLine="420"/>
-      </w:pPr>
-      <w:r>
-        <w:rPr>
-          <w:rFonts w:ascii="SimSun" w:cs="SimSun" w:eastAsia="SimSun" w:hAnsi="SimSun"/>
-          <w:sz w:val="21"/>
-          <w:szCs w:val="21"/>
-        </w:rPr>
-        <w:t xml:space="preserve">位置权限</w:t>
-      </w:r>
-    </w:p>
-    <w:p>
-      <w:pPr>
-        <w:spacing w:after="60" w:before="60"/>
-        <w:ind w:firstLine="420"/>
-      </w:pPr>
-      <w:r>
-        <w:rPr>
-          <w:rFonts w:ascii="SimSun" w:cs="SimSun" w:eastAsia="SimSun" w:hAnsi="SimSun"/>
-          <w:sz w:val="21"/>
-          <w:szCs w:val="21"/>
-        </w:rPr>
-        <w:t xml:space="preserve">收集的个人信息：位置信息（包括精确位置和大致位置）</w:t>
-      </w:r>
-    </w:p>
-    <w:p>
-      <w:pPr>
-        <w:spacing w:after="60" w:before="60"/>
-        <w:ind w:firstLine="420"/>
-      </w:pPr>
-      <w:r>
-        <w:rPr>
-          <w:rFonts w:ascii="SimSun" w:cs="SimSun" w:eastAsia="SimSun" w:hAnsi="SimSun"/>
-          <w:sz w:val="21"/>
-          <w:szCs w:val="21"/>
-        </w:rPr>
-        <w:t xml:space="preserve">使用目的：查找附近门店；添加附近门店专属顾问的企业微信等相关功能</w:t>
-      </w:r>
-    </w:p>
-    <w:p>
-      <w:pPr>
-        <w:spacing w:after="60" w:before="60"/>
-        <w:ind w:firstLine="420"/>
-      </w:pPr>
-      <w:r>
-        <w:rPr>
-          <w:rFonts w:ascii="SimSun" w:cs="SimSun" w:eastAsia="SimSun" w:hAnsi="SimSun"/>
-          <w:sz w:val="21"/>
-          <w:szCs w:val="21"/>
-        </w:rPr>
-        <w:t xml:space="preserve">拒绝授权的后果：您将无法使用查找附近门店、添加门店顾问等功能，但不影响您浏览和购买商品</w:t>
-      </w:r>
-    </w:p>
-    <w:p>
-      <w:pPr>
-        <w:spacing w:after="60" w:before="60"/>
-        <w:ind w:firstLine="420"/>
-      </w:pPr>
-      <w:r>
-        <w:rPr>
-          <w:rFonts w:ascii="SimSun" w:cs="SimSun" w:eastAsia="SimSun" w:hAnsi="SimSun"/>
-          <w:sz w:val="21"/>
-          <w:szCs w:val="21"/>
-        </w:rPr>
-        <w:t xml:space="preserve">重要提示：精确地理位置信息属于敏感个人信息。我们仅在您主动使用查找附近门店、添加门店顾问等功能时获取您的精确位置，不会进行持续性后台定位。如您拒绝授权，您将无法使用上述功能，但不影响您浏览和购买商品。</w:t>
-      </w:r>
-    </w:p>
-    <w:p>
-      <w:pPr>
-        <w:spacing w:after="60" w:before="60"/>
-        <w:ind w:firstLine="420"/>
-      </w:pPr>
-      <w:r>
-        <w:rPr>
-          <w:rFonts w:ascii="SimSun" w:cs="SimSun" w:eastAsia="SimSun" w:hAnsi="SimSun"/>
-          <w:sz w:val="21"/>
-          <w:szCs w:val="21"/>
-        </w:rPr>
-        <w:t xml:space="preserve">相机权限</w:t>
-      </w:r>
-    </w:p>
-    <w:p>
-      <w:pPr>
-        <w:spacing w:after="60" w:before="60"/>
-        <w:ind w:firstLine="420"/>
-      </w:pPr>
-      <w:r>
-        <w:rPr>
-          <w:rFonts w:ascii="SimSun" w:cs="SimSun" w:eastAsia="SimSun" w:hAnsi="SimSun"/>
-          <w:sz w:val="21"/>
-          <w:szCs w:val="21"/>
-        </w:rPr>
-        <w:t xml:space="preserve">收集的个人信息：图片、视频信息</w:t>
-      </w:r>
-    </w:p>
-    <w:p>
-      <w:pPr>
-        <w:spacing w:after="60" w:before="60"/>
-        <w:ind w:firstLine="420"/>
-      </w:pPr>
-      <w:r>
-        <w:rPr>
-          <w:rFonts w:ascii="SimSun" w:cs="SimSun" w:eastAsia="SimSun" w:hAnsi="SimSun"/>
-          <w:sz w:val="21"/>
-          <w:szCs w:val="21"/>
-        </w:rPr>
-        <w:t xml:space="preserve">使用目的：扫描二维码；拍摄照片或视频（例如作为头像）；与客服沟通；发帖、评论、晒单；完成AI素颜测肤功能</w:t>
-      </w:r>
-    </w:p>
-    <w:p>
-      <w:pPr>
-        <w:spacing w:after="60" w:before="60"/>
-        <w:ind w:firstLine="420"/>
-      </w:pPr>
-      <w:r>
-        <w:rPr>
-          <w:rFonts w:ascii="SimSun" w:cs="SimSun" w:eastAsia="SimSun" w:hAnsi="SimSun"/>
-          <w:sz w:val="21"/>
-          <w:szCs w:val="21"/>
-        </w:rPr>
-        <w:t xml:space="preserve">拒绝授权的后果：您将无法使用扫码、拍照上传、AI素颜测肤等功能，但不影响您使用其他服务</w:t>
-      </w:r>
-    </w:p>
-    <w:p>
-      <w:pPr>
-        <w:spacing w:after="60" w:before="60"/>
-        <w:ind w:firstLine="420"/>
-      </w:pPr>
-      <w:r>
-        <w:rPr>
-          <w:rFonts w:ascii="SimSun" w:cs="SimSun" w:eastAsia="SimSun" w:hAnsi="SimSun"/>
-          <w:sz w:val="21"/>
-          <w:szCs w:val="21"/>
-        </w:rPr>
-        <w:t xml:space="preserve">相册权限</w:t>
-      </w:r>
-    </w:p>
-    <w:p>
-      <w:pPr>
-        <w:spacing w:after="60" w:before="60"/>
-        <w:ind w:firstLine="420"/>
-      </w:pPr>
-      <w:r>
-        <w:rPr>
-          <w:rFonts w:ascii="SimSun" w:cs="SimSun" w:eastAsia="SimSun" w:hAnsi="SimSun"/>
-          <w:sz w:val="21"/>
-          <w:szCs w:val="21"/>
-        </w:rPr>
-        <w:t xml:space="preserve">收集的个人信息：图片、视频信息</w:t>
-      </w:r>
-    </w:p>
-    <w:p>
-      <w:pPr>
-        <w:spacing w:after="60" w:before="60"/>
-        <w:ind w:firstLine="420"/>
-      </w:pPr>
-      <w:r>
-        <w:rPr>
-          <w:rFonts w:ascii="SimSun" w:cs="SimSun" w:eastAsia="SimSun" w:hAnsi="SimSun"/>
-          <w:sz w:val="21"/>
-          <w:szCs w:val="21"/>
-        </w:rPr>
-        <w:t xml:space="preserve">使用目的：读取相册：与客服沟通；上传图像（例如选择照片作为头像）；发帖、评论、晒单；选择面部照片用于AI素颜测肤功能；写入相册：保存图片（例如保存AI测肤报告结果图、保存商品图片等）。</w:t>
-      </w:r>
-    </w:p>
-    <w:p>
-      <w:pPr>
-        <w:spacing w:after="60" w:before="60"/>
-        <w:ind w:firstLine="420"/>
-      </w:pPr>
-      <w:r>
-        <w:rPr>
-          <w:rFonts w:ascii="SimSun" w:cs="SimSun" w:eastAsia="SimSun" w:hAnsi="SimSun"/>
-          <w:sz w:val="21"/>
-          <w:szCs w:val="21"/>
-        </w:rPr>
-        <w:t xml:space="preserve">拒绝授权的后果：您将无法从相册选择图片上传或保存图片到相册，但不影响您使用其他服务</w:t>
-      </w:r>
-    </w:p>
-    <w:p>
-      <w:pPr>
-        <w:spacing w:after="60" w:before="60"/>
-        <w:ind w:firstLine="420"/>
-      </w:pPr>
-      <w:r>
-        <w:rPr>
-          <w:rFonts w:ascii="SimSun" w:cs="SimSun" w:eastAsia="SimSun" w:hAnsi="SimSun"/>
-          <w:sz w:val="21"/>
-          <w:szCs w:val="21"/>
-        </w:rPr>
-        <w:t xml:space="preserve">麦克风权限</w:t>
-      </w:r>
-    </w:p>
-    <w:p>
-      <w:pPr>
-        <w:spacing w:after="60" w:before="60"/>
-        <w:ind w:firstLine="420"/>
-      </w:pPr>
-      <w:r>
-        <w:rPr>
-          <w:rFonts w:ascii="SimSun" w:cs="SimSun" w:eastAsia="SimSun" w:hAnsi="SimSun"/>
-          <w:sz w:val="21"/>
-          <w:szCs w:val="21"/>
-        </w:rPr>
-        <w:t xml:space="preserve">收集的个人信息：语音信息</w:t>
-      </w:r>
-    </w:p>
-    <w:p>
-      <w:pPr>
-        <w:spacing w:after="60" w:before="60"/>
-        <w:ind w:firstLine="420"/>
-      </w:pPr>
-      <w:r>
-        <w:rPr>
-          <w:rFonts w:ascii="SimSun" w:cs="SimSun" w:eastAsia="SimSun" w:hAnsi="SimSun"/>
-          <w:sz w:val="21"/>
-          <w:szCs w:val="21"/>
-        </w:rPr>
-        <w:t xml:space="preserve">使用目的：与客服沟通；发帖、评论；录制祝福语音等功能</w:t>
-      </w:r>
-    </w:p>
-    <w:p>
-      <w:pPr>
-        <w:spacing w:after="60" w:before="60"/>
-        <w:ind w:firstLine="420"/>
-      </w:pPr>
-      <w:r>
-        <w:rPr>
-          <w:rFonts w:ascii="SimSun" w:cs="SimSun" w:eastAsia="SimSun" w:hAnsi="SimSun"/>
-          <w:sz w:val="21"/>
-          <w:szCs w:val="21"/>
-        </w:rPr>
-        <w:t xml:space="preserve">拒绝授权的后果：您将无法使用语音输入、录制语音等功能，但不影响您使用文字沟通等其他服务</w:t>
-      </w:r>
-    </w:p>
-    <w:p>
-      <w:pPr>
-        <w:spacing w:after="60" w:before="60"/>
-        <w:ind w:firstLine="420"/>
-      </w:pPr>
-      <w:r>
-        <w:rPr>
-          <w:rFonts w:ascii="SimSun" w:cs="SimSun" w:eastAsia="SimSun" w:hAnsi="SimSun"/>
-          <w:sz w:val="21"/>
-          <w:szCs w:val="21"/>
-        </w:rPr>
-        <w:t xml:space="preserve">存储权限（文件读写）</w:t>
-      </w:r>
-    </w:p>
-    <w:p>
-      <w:pPr>
-        <w:spacing w:after="60" w:before="60"/>
-        <w:ind w:firstLine="420"/>
-      </w:pPr>
-      <w:r>
-        <w:rPr>
-          <w:rFonts w:ascii="SimSun" w:cs="SimSun" w:eastAsia="SimSun" w:hAnsi="SimSun"/>
-          <w:sz w:val="21"/>
-          <w:szCs w:val="21"/>
-        </w:rPr>
-        <w:t xml:space="preserve">收集的个人信息：本地文件</w:t>
-      </w:r>
-    </w:p>
-    <w:p>
-      <w:pPr>
-        <w:spacing w:after="60" w:before="60"/>
-        <w:ind w:firstLine="420"/>
-      </w:pPr>
-      <w:r>
-        <w:rPr>
-          <w:rFonts w:ascii="SimSun" w:cs="SimSun" w:eastAsia="SimSun" w:hAnsi="SimSun"/>
-          <w:sz w:val="21"/>
-          <w:szCs w:val="21"/>
-        </w:rPr>
-        <w:t xml:space="preserve">使用目的：保存图片/视频至本地相册、读取本地缓存以优化加载速度</w:t>
-      </w:r>
-    </w:p>
-    <w:p>
-      <w:pPr>
-        <w:spacing w:after="60" w:before="60"/>
-        <w:ind w:firstLine="420"/>
-      </w:pPr>
-      <w:r>
-        <w:rPr>
-          <w:rFonts w:ascii="SimSun" w:cs="SimSun" w:eastAsia="SimSun" w:hAnsi="SimSun"/>
-          <w:sz w:val="21"/>
-          <w:szCs w:val="21"/>
-        </w:rPr>
-        <w:t xml:space="preserve">拒绝授权的后果：您将无法保存图片到本地或使用部分需要本地缓存的功能</w:t>
-      </w:r>
-    </w:p>
-    <w:p>
-      <w:pPr>
-        <w:spacing w:after="60" w:before="60"/>
-        <w:ind w:firstLine="420"/>
-      </w:pPr>
-      <w:r>
-        <w:rPr>
-          <w:rFonts w:ascii="SimSun" w:cs="SimSun" w:eastAsia="SimSun" w:hAnsi="SimSun"/>
-          <w:sz w:val="21"/>
-          <w:szCs w:val="21"/>
-        </w:rPr>
-        <w:t xml:space="preserve">通知权限</w:t>
-      </w:r>
-    </w:p>
-    <w:p>
-      <w:pPr>
-        <w:spacing w:after="60" w:before="60"/>
-        <w:ind w:firstLine="420"/>
-      </w:pPr>
-      <w:r>
-        <w:rPr>
-          <w:rFonts w:ascii="SimSun" w:cs="SimSun" w:eastAsia="SimSun" w:hAnsi="SimSun"/>
-          <w:sz w:val="21"/>
-          <w:szCs w:val="21"/>
-        </w:rPr>
-        <w:t xml:space="preserve">收集的个人信息：无（仅用于向您设备推送通知）</w:t>
-      </w:r>
-    </w:p>
-    <w:p>
-      <w:pPr>
-        <w:spacing w:after="60" w:before="60"/>
-        <w:ind w:firstLine="420"/>
-      </w:pPr>
-      <w:r>
-        <w:rPr>
-          <w:rFonts w:ascii="SimSun" w:cs="SimSun" w:eastAsia="SimSun" w:hAnsi="SimSun"/>
-          <w:sz w:val="21"/>
-          <w:szCs w:val="21"/>
-        </w:rPr>
-        <w:t xml:space="preserve">使用目的：向您推送订单状态更新、活动提醒、营销信息（仅在获得您同意后进行）</w:t>
-      </w:r>
-    </w:p>
-    <w:p>
-      <w:pPr>
-        <w:spacing w:after="60" w:before="60"/>
-        <w:ind w:firstLine="420"/>
-      </w:pPr>
-      <w:r>
-        <w:rPr>
-          <w:rFonts w:ascii="SimSun" w:cs="SimSun" w:eastAsia="SimSun" w:hAnsi="SimSun"/>
-          <w:sz w:val="21"/>
-          <w:szCs w:val="21"/>
-        </w:rPr>
-        <w:t xml:space="preserve">拒绝授权的后果：您将无法接收推送通知，但不影响您使用我们的基本服务</w:t>
-      </w:r>
-    </w:p>
-    <w:p>
-      <w:pPr>
-        <w:spacing w:after="60" w:before="60"/>
-        <w:ind w:firstLine="420"/>
-      </w:pPr>
-      <w:r>
-        <w:rPr>
-          <w:rFonts w:ascii="SimSun" w:cs="SimSun" w:eastAsia="SimSun" w:hAnsi="SimSun"/>
-          <w:sz w:val="21"/>
-          <w:szCs w:val="21"/>
-        </w:rPr>
-        <w:t xml:space="preserve">浏览器推送通知权限（Web Push）</w:t>
-      </w:r>
-    </w:p>
-    <w:p>
-      <w:pPr>
-        <w:spacing w:after="60" w:before="60"/>
-        <w:ind w:firstLine="420"/>
-      </w:pPr>
-      <w:r>
-        <w:rPr>
-          <w:rFonts w:ascii="SimSun" w:cs="SimSun" w:eastAsia="SimSun" w:hAnsi="SimSun"/>
-          <w:sz w:val="21"/>
-          <w:szCs w:val="21"/>
-        </w:rPr>
-        <w:t xml:space="preserve">收集的个人信息：浏览器生成的推送订阅端点（endpoint）及加密密钥（p256dh、auth）</w:t>
-      </w:r>
-    </w:p>
-    <w:p>
-      <w:pPr>
-        <w:spacing w:after="60" w:before="60"/>
-        <w:ind w:firstLine="420"/>
-      </w:pPr>
-      <w:r>
-        <w:rPr>
-          <w:rFonts w:ascii="SimSun" w:cs="SimSun" w:eastAsia="SimSun" w:hAnsi="SimSun"/>
-          <w:sz w:val="21"/>
-          <w:szCs w:val="21"/>
-        </w:rPr>
-        <w:t xml:space="preserve">使用目的：在AI素颜测肤独立网站上，向您推送测肤分析完成提醒、护肤建议更新和相关活动通知。我们采用 VAPID 协议进行加密推送。</w:t>
-      </w:r>
-    </w:p>
-    <w:p>
-      <w:pPr>
-        <w:spacing w:after="60" w:before="60"/>
-        <w:ind w:firstLine="420"/>
-      </w:pPr>
-      <w:r>
-        <w:rPr>
-          <w:rFonts w:ascii="SimSun" w:cs="SimSun" w:eastAsia="SimSun" w:hAnsi="SimSun"/>
-          <w:sz w:val="21"/>
-          <w:szCs w:val="21"/>
-        </w:rPr>
-        <w:t xml:space="preserve">拒绝授权的后果：您将无法收到分析完成的实时浏览器通知，但不影响您手动查看分析结果及使用其他所有功能</w:t>
+        <w:t xml:space="preserve">十、Cookies 与广告</w:t>
+      </w:r>
+    </w:p>
+    <w:p>
+      <w:pPr>
+        <w:pStyle w:val="Heading3"/>
+        <w:spacing w:after="150" w:before="300"/>
+      </w:pPr>
+      <w:r>
+        <w:rPr>
+          <w:rFonts w:ascii="SimSun" w:cs="SimSun" w:eastAsia="SimSun" w:hAnsi="SimSun"/>
+          <w:b/>
+          <w:bCs/>
+          <w:sz w:val="24"/>
+          <w:szCs w:val="24"/>
+        </w:rPr>
+        <w:t xml:space="preserve">（一）我们如何使用 Cookies</w:t>
+      </w:r>
+    </w:p>
+    <w:p>
+      <w:pPr>
+        <w:spacing w:after="60" w:before="60"/>
+        <w:ind w:firstLine="420"/>
+      </w:pPr>
+      <w:r>
+        <w:rPr>
+          <w:rFonts w:ascii="SimSun" w:cs="SimSun" w:eastAsia="SimSun" w:hAnsi="SimSun"/>
+          <w:sz w:val="21"/>
+          <w:szCs w:val="21"/>
+        </w:rPr>
+        <w:t xml:space="preserve">Cookies 是网站在您连接互联网的设备上放置的小型文本文档，用于辨别您的浏览器或在您的浏览器中存储信息或设置，从而使我们在您再次访问我们网站时能够记住您并向您提供个性化的体验和广告。我们在网站上使用不同类型的 Cookies，包括绝对必要 Cookies、性能 Cookies、功能 Cookies 和定向 Cookies。</w:t>
+      </w:r>
+    </w:p>
+    <w:p>
+      <w:pPr>
+        <w:spacing w:after="60" w:before="60"/>
+        <w:ind w:firstLine="420"/>
+      </w:pPr>
+      <w:r>
+        <w:rPr>
+          <w:rFonts w:ascii="SimSun" w:cs="SimSun" w:eastAsia="SimSun" w:hAnsi="SimSun"/>
+          <w:sz w:val="21"/>
+          <w:szCs w:val="21"/>
+        </w:rPr>
+        <w:t xml:space="preserve">（1）绝对必要 Cookies：这些 Cookies 对于网站的基本运行是严格必需的，包括用户安全认证、防止欺诈、维护服务器负载均衡等。此类 Cookies 无法通过偏好设置关闭。</w:t>
+      </w:r>
+    </w:p>
+    <w:p>
+      <w:pPr>
+        <w:spacing w:after="60" w:before="60"/>
+        <w:ind w:firstLine="420"/>
+      </w:pPr>
+      <w:r>
+        <w:rPr>
+          <w:rFonts w:ascii="SimSun" w:cs="SimSun" w:eastAsia="SimSun" w:hAnsi="SimSun"/>
+          <w:sz w:val="21"/>
+          <w:szCs w:val="21"/>
+        </w:rPr>
+        <w:t xml:space="preserve">（2）性能 Cookies：这些 Cookies 收集有关您如何使用我们网站的信息，例如您最常访问的页面以及是否从某些页面收到错误消息。这些信息帮助我们改善网站的运行方式。</w:t>
+      </w:r>
+    </w:p>
+    <w:p>
+      <w:pPr>
+        <w:spacing w:after="60" w:before="60"/>
+        <w:ind w:firstLine="420"/>
+      </w:pPr>
+      <w:r>
+        <w:rPr>
+          <w:rFonts w:ascii="SimSun" w:cs="SimSun" w:eastAsia="SimSun" w:hAnsi="SimSun"/>
+          <w:sz w:val="21"/>
+          <w:szCs w:val="21"/>
+        </w:rPr>
+        <w:t xml:space="preserve">（3）功能 Cookies：这些 Cookies 允许我们记住您做出的选择（例如您的用户名、语言或所在地区），并提供增强的、更个性化的功能，例如记住您的登录状态。</w:t>
+      </w:r>
+    </w:p>
+    <w:p>
+      <w:pPr>
+        <w:spacing w:after="60" w:before="60"/>
+        <w:ind w:firstLine="420"/>
+      </w:pPr>
+      <w:r>
+        <w:rPr>
+          <w:rFonts w:ascii="SimSun" w:cs="SimSun" w:eastAsia="SimSun" w:hAnsi="SimSun"/>
+          <w:sz w:val="21"/>
+          <w:szCs w:val="21"/>
+        </w:rPr>
+        <w:t xml:space="preserve">（4）定向 Cookies（包括第三方 Cookies）：这些 Cookies 记录您对我们网站的访问、您访问过的页面以及您点击过的链接。我们可能会使用这些信息来使我们的网站及其上显示的广告更符合您的兴趣。第三方广告服务商也可能通过此类 Cookies 收集您的信息，用于在其他网站或应用上向您展示广告。</w:t>
+      </w:r>
+    </w:p>
+    <w:p>
+      <w:pPr>
+        <w:spacing w:after="60" w:before="60"/>
+        <w:ind w:firstLine="420"/>
+      </w:pPr>
+      <w:r>
+        <w:rPr>
+          <w:rFonts w:ascii="SimSun" w:cs="SimSun" w:eastAsia="SimSun" w:hAnsi="SimSun"/>
+          <w:sz w:val="21"/>
+          <w:szCs w:val="21"/>
+        </w:rPr>
+        <w:t xml:space="preserve">各类 Cookies 的保留期限如下：</w:t>
+      </w:r>
+    </w:p>
+    <w:p>
+      <w:pPr>
+        <w:spacing w:after="60" w:before="60"/>
+        <w:ind w:firstLine="420"/>
+      </w:pPr>
+      <w:r>
+        <w:rPr>
+          <w:rFonts w:ascii="SimSun" w:cs="SimSun" w:eastAsia="SimSun" w:hAnsi="SimSun"/>
+          <w:sz w:val="21"/>
+          <w:szCs w:val="21"/>
+        </w:rPr>
+        <w:t xml:space="preserve">（1）绝对必要 Cookies：会话期间或最长30日</w:t>
+      </w:r>
+    </w:p>
+    <w:p>
+      <w:pPr>
+        <w:spacing w:after="60" w:before="60"/>
+        <w:ind w:firstLine="420"/>
+      </w:pPr>
+      <w:r>
+        <w:rPr>
+          <w:rFonts w:ascii="SimSun" w:cs="SimSun" w:eastAsia="SimSun" w:hAnsi="SimSun"/>
+          <w:sz w:val="21"/>
+          <w:szCs w:val="21"/>
+        </w:rPr>
+        <w:t xml:space="preserve">（2）性能 Cookies：最长24个月</w:t>
+      </w:r>
+    </w:p>
+    <w:p>
+      <w:pPr>
+        <w:spacing w:after="60" w:before="60"/>
+        <w:ind w:firstLine="420"/>
+      </w:pPr>
+      <w:r>
+        <w:rPr>
+          <w:rFonts w:ascii="SimSun" w:cs="SimSun" w:eastAsia="SimSun" w:hAnsi="SimSun"/>
+          <w:sz w:val="21"/>
+          <w:szCs w:val="21"/>
+        </w:rPr>
+        <w:t xml:space="preserve">（3）功能 Cookies：最长24个月</w:t>
+      </w:r>
+    </w:p>
+    <w:p>
+      <w:pPr>
+        <w:spacing w:after="60" w:before="60"/>
+        <w:ind w:firstLine="420"/>
+      </w:pPr>
+      <w:r>
+        <w:rPr>
+          <w:rFonts w:ascii="SimSun" w:cs="SimSun" w:eastAsia="SimSun" w:hAnsi="SimSun"/>
+          <w:sz w:val="21"/>
+          <w:szCs w:val="21"/>
+        </w:rPr>
+        <w:t xml:space="preserve">（4）定向 Cookies：最长13个月</w:t>
+      </w:r>
+    </w:p>
+    <w:p>
+      <w:pPr>
+        <w:spacing w:after="60" w:before="60"/>
+        <w:ind w:firstLine="420"/>
+      </w:pPr>
+      <w:r>
+        <w:rPr>
+          <w:rFonts w:ascii="SimSun" w:cs="SimSun" w:eastAsia="SimSun" w:hAnsi="SimSun"/>
+          <w:sz w:val="21"/>
+          <w:szCs w:val="21"/>
+        </w:rPr>
+        <w:t xml:space="preserve">您可以通过浏览器的Cookies管理功能查看具体的到期时间。</w:t>
+      </w:r>
+    </w:p>
+    <w:p>
+      <w:pPr>
+        <w:pStyle w:val="Heading3"/>
+        <w:spacing w:after="150" w:before="300"/>
+      </w:pPr>
+      <w:r>
+        <w:rPr>
+          <w:rFonts w:ascii="SimSun" w:cs="SimSun" w:eastAsia="SimSun" w:hAnsi="SimSun"/>
+          <w:b/>
+          <w:bCs/>
+          <w:sz w:val="24"/>
+          <w:szCs w:val="24"/>
+        </w:rPr>
+        <w:t xml:space="preserve">（二）管理 Cookies 偏好</w:t>
+      </w:r>
+    </w:p>
+    <w:p>
+      <w:pPr>
+        <w:spacing w:after="60" w:before="60"/>
+        <w:ind w:firstLine="420"/>
+      </w:pPr>
+      <w:r>
+        <w:rPr>
+          <w:rFonts w:ascii="SimSun" w:cs="SimSun" w:eastAsia="SimSun" w:hAnsi="SimSun"/>
+          <w:sz w:val="21"/>
+          <w:szCs w:val="21"/>
+        </w:rPr>
+        <w:t xml:space="preserve">您可以查看我们网站上使用的 Cookies 类型，并可以通过访问我们的网站底部的「管理 Cookies」链接（如有）编辑您的偏好，或者通过您的浏览器设置编辑您的 Cookies 偏好。</w:t>
+      </w:r>
+    </w:p>
+    <w:p>
+      <w:pPr>
+        <w:spacing w:after="60" w:before="60"/>
+        <w:ind w:firstLine="420"/>
+      </w:pPr>
+      <w:r>
+        <w:rPr>
+          <w:rFonts w:ascii="SimSun" w:cs="SimSun" w:eastAsia="SimSun" w:hAnsi="SimSun"/>
+          <w:sz w:val="21"/>
+          <w:szCs w:val="21"/>
+        </w:rPr>
+        <w:t xml:space="preserve">当您编辑您的 Cookies 偏好时，请注意，您的设置仅适用于您在提交「退出」请求时使用的那个浏览器，因此，如果您使用多个浏览器或多个设备，您必须在每台设备的每个浏览器上都进行「退出」操作。您的「退出」是利用 Cookies 实现的，因此，您选择「退出」后，如果您又在一台设备上删除了浏览器所保存的 Cookies，您将需要再次在该台设备的浏览器上进行「退出」操作。</w:t>
+      </w:r>
+    </w:p>
+    <w:p>
+      <w:pPr>
+        <w:spacing w:after="60" w:before="60"/>
+        <w:ind w:firstLine="420"/>
+      </w:pPr>
+      <w:r>
+        <w:rPr>
+          <w:rFonts w:ascii="SimSun" w:cs="SimSun" w:eastAsia="SimSun" w:hAnsi="SimSun"/>
+          <w:sz w:val="21"/>
+          <w:szCs w:val="21"/>
+        </w:rPr>
+        <w:t xml:space="preserve">关于「不要跟踪」（Do Not Track）信号：目前业界对于如何统一回应该信号尚未形成共识。尽管如此，当您的浏览器发送DNT信号时，我们将尽可能减少基于您的浏览行为的定向广告投放，并限制非必要的第三方追踪Cookies的使用。您也可以通过我们的Cookies偏好设置页面或本隐私政策「您的权利」章节所列方式更精细地控制我们的追踪和数据收集行为。</w:t>
+      </w:r>
+    </w:p>
+    <w:p>
+      <w:pPr>
+        <w:pStyle w:val="Heading3"/>
+        <w:spacing w:after="150" w:before="300"/>
+      </w:pPr>
+      <w:r>
+        <w:rPr>
+          <w:rFonts w:ascii="SimSun" w:cs="SimSun" w:eastAsia="SimSun" w:hAnsi="SimSun"/>
+          <w:b/>
+          <w:bCs/>
+          <w:sz w:val="24"/>
+          <w:szCs w:val="24"/>
+        </w:rPr>
+        <w:t xml:space="preserve">（三）定向广告与个性化推荐</w:t>
+      </w:r>
+    </w:p>
+    <w:p>
+      <w:pPr>
+        <w:spacing w:after="60" w:before="60"/>
+        <w:ind w:firstLine="420"/>
+      </w:pPr>
+      <w:r>
+        <w:rPr>
+          <w:rFonts w:ascii="SimSun" w:cs="SimSun" w:eastAsia="SimSun" w:hAnsi="SimSun"/>
+          <w:sz w:val="21"/>
+          <w:szCs w:val="21"/>
+        </w:rPr>
+        <w:t xml:space="preserve">为了以定向广告方式推广我们的产品和服务，我们将在您首次访问网站时通过弹窗/横幅向您展示定向广告说明，并在您点击「同意」或主动勾选独立选项后，才会使用、共享您的个人信息用于定向广告投放。</w:t>
+      </w:r>
+    </w:p>
+    <w:p>
+      <w:pPr>
+        <w:spacing w:after="60" w:before="60"/>
+        <w:ind w:firstLine="420"/>
+      </w:pPr>
+      <w:r>
+        <w:rPr>
+          <w:rFonts w:ascii="SimSun" w:cs="SimSun" w:eastAsia="SimSun" w:hAnsi="SimSun"/>
+          <w:sz w:val="21"/>
+          <w:szCs w:val="21"/>
+        </w:rPr>
+        <w:t xml:space="preserve">您可以通过以下方式撤回对定向广告的单独同意：</w:t>
+      </w:r>
+    </w:p>
+    <w:p>
+      <w:pPr>
+        <w:spacing w:after="60" w:before="60"/>
+        <w:ind w:firstLine="420"/>
+      </w:pPr>
+      <w:r>
+        <w:rPr>
+          <w:rFonts w:ascii="SimSun" w:cs="SimSun" w:eastAsia="SimSun" w:hAnsi="SimSun"/>
+          <w:sz w:val="21"/>
+          <w:szCs w:val="21"/>
+        </w:rPr>
+        <w:t xml:space="preserve">（1）点击网站底部的「管理 Cookies」链接，关闭「定向 Cookies」选项；</w:t>
+      </w:r>
+    </w:p>
+    <w:p>
+      <w:pPr>
+        <w:spacing w:after="60" w:before="60"/>
+        <w:ind w:firstLine="420"/>
+      </w:pPr>
+      <w:r>
+        <w:rPr>
+          <w:rFonts w:ascii="SimSun" w:cs="SimSun" w:eastAsia="SimSun" w:hAnsi="SimSun"/>
+          <w:sz w:val="21"/>
+          <w:szCs w:val="21"/>
+        </w:rPr>
+        <w:t xml:space="preserve">（2）通过本隐私政策「您的权利」章节所列方式联系我们要求停止；</w:t>
+      </w:r>
+    </w:p>
+    <w:p>
+      <w:pPr>
+        <w:spacing w:after="60" w:before="60"/>
+        <w:ind w:firstLine="420"/>
+      </w:pPr>
+      <w:r>
+        <w:rPr>
+          <w:rFonts w:ascii="SimSun" w:cs="SimSun" w:eastAsia="SimSun" w:hAnsi="SimSun"/>
+          <w:sz w:val="21"/>
+          <w:szCs w:val="21"/>
+        </w:rPr>
+        <w:t xml:space="preserve">（3）在您的账户设置（如适用）中关闭「个性化推荐」开关。</w:t>
+      </w:r>
+    </w:p>
+    <w:p>
+      <w:pPr>
+        <w:spacing w:after="60" w:before="60"/>
+        <w:ind w:firstLine="420"/>
+      </w:pPr>
+      <w:r>
+        <w:rPr>
+          <w:rFonts w:ascii="SimSun" w:cs="SimSun" w:eastAsia="SimSun" w:hAnsi="SimSun"/>
+          <w:sz w:val="21"/>
+          <w:szCs w:val="21"/>
+        </w:rPr>
+        <w:t xml:space="preserve">撤回同意后，我们将停止基于您的个人信息向您投放定向广告，但您可能仍会看到非定向的一般性广告。</w:t>
+      </w:r>
+    </w:p>
+    <w:p>
+      <w:pPr>
+        <w:pStyle w:val="Heading3"/>
+        <w:spacing w:after="150" w:before="300"/>
+      </w:pPr>
+      <w:r>
+        <w:rPr>
+          <w:rFonts w:ascii="SimSun" w:cs="SimSun" w:eastAsia="SimSun" w:hAnsi="SimSun"/>
+          <w:b/>
+          <w:bCs/>
+          <w:sz w:val="24"/>
+          <w:szCs w:val="24"/>
+        </w:rPr>
+        <w:t xml:space="preserve">（四）自动化决策</w:t>
+      </w:r>
+    </w:p>
+    <w:p>
+      <w:pPr>
+        <w:spacing w:after="60" w:before="60"/>
+        <w:ind w:firstLine="420"/>
+      </w:pPr>
+      <w:r>
+        <w:rPr>
+          <w:rFonts w:ascii="SimSun" w:cs="SimSun" w:eastAsia="SimSun" w:hAnsi="SimSun"/>
+          <w:sz w:val="21"/>
+          <w:szCs w:val="21"/>
+        </w:rPr>
+        <w:t xml:space="preserve">我们可能基于您提供的信息以及通过 Cookies 和类似技术收集的信息，利用算法和机器学习技术进行自动化决策，具体包括：</w:t>
+      </w:r>
+    </w:p>
+    <w:p>
+      <w:pPr>
+        <w:spacing w:after="60" w:before="60"/>
+        <w:ind w:firstLine="420"/>
+      </w:pPr>
+      <w:r>
+        <w:rPr>
+          <w:rFonts w:ascii="SimSun" w:cs="SimSun" w:eastAsia="SimSun" w:hAnsi="SimSun"/>
+          <w:sz w:val="21"/>
+          <w:szCs w:val="21"/>
+        </w:rPr>
+        <w:t xml:space="preserve">（1）个性化产品推荐：基于您的浏览历史、购买记录、产品偏好等，推荐您可能感兴趣的产品；</w:t>
+      </w:r>
+    </w:p>
+    <w:p>
+      <w:pPr>
+        <w:spacing w:after="60" w:before="60"/>
+        <w:ind w:firstLine="420"/>
+      </w:pPr>
+      <w:r>
+        <w:rPr>
+          <w:rFonts w:ascii="SimSun" w:cs="SimSun" w:eastAsia="SimSun" w:hAnsi="SimSun"/>
+          <w:sz w:val="21"/>
+          <w:szCs w:val="21"/>
+        </w:rPr>
+        <w:t xml:space="preserve">（2）广告优化：基于您的人口统计特征和兴趣标签，优化广告投放策略；</w:t>
+      </w:r>
+    </w:p>
+    <w:p>
+      <w:pPr>
+        <w:spacing w:after="60" w:before="60"/>
+        <w:ind w:firstLine="420"/>
+      </w:pPr>
+      <w:r>
+        <w:rPr>
+          <w:rFonts w:ascii="SimSun" w:cs="SimSun" w:eastAsia="SimSun" w:hAnsi="SimSun"/>
+          <w:sz w:val="21"/>
+          <w:szCs w:val="21"/>
+        </w:rPr>
+        <w:t xml:space="preserve">（3）内容排序：根据您的偏好调整网站/App内容的展示顺序；</w:t>
+      </w:r>
+    </w:p>
+    <w:p>
+      <w:pPr>
+        <w:spacing w:after="60" w:before="60"/>
+        <w:ind w:firstLine="420"/>
+      </w:pPr>
+      <w:r>
+        <w:rPr>
+          <w:rFonts w:ascii="SimSun" w:cs="SimSun" w:eastAsia="SimSun" w:hAnsi="SimSun"/>
+          <w:sz w:val="21"/>
+          <w:szCs w:val="21"/>
+        </w:rPr>
+        <w:t xml:space="preserve">（4）AI测肤分析：基于您上传的面部照片，通过AI算法分析您的肌肤状况并给出护肤建议。</w:t>
+      </w:r>
+    </w:p>
+    <w:p>
+      <w:pPr>
+        <w:spacing w:after="60" w:before="60"/>
+        <w:ind w:firstLine="420"/>
+      </w:pPr>
+      <w:r>
+        <w:rPr>
+          <w:rFonts w:ascii="SimSun" w:cs="SimSun" w:eastAsia="SimSun" w:hAnsi="SimSun"/>
+          <w:sz w:val="21"/>
+          <w:szCs w:val="21"/>
+        </w:rPr>
+        <w:t xml:space="preserve">我们保证自动化决策的过程透明、结果公平。具体而言：</w:t>
+      </w:r>
+    </w:p>
+    <w:p>
+      <w:pPr>
+        <w:spacing w:after="60" w:before="60"/>
+        <w:ind w:firstLine="420"/>
+      </w:pPr>
+      <w:r>
+        <w:rPr>
+          <w:rFonts w:ascii="SimSun" w:cs="SimSun" w:eastAsia="SimSun" w:hAnsi="SimSun"/>
+          <w:sz w:val="21"/>
+          <w:szCs w:val="21"/>
+        </w:rPr>
+        <w:t xml:space="preserve">（1）我们在自动化决策中遵循公平合理原则，不会仅基于单一特征对相同交易条件的消费者实行不合理的差异化待遇；</w:t>
+      </w:r>
+    </w:p>
+    <w:p>
+      <w:pPr>
+        <w:spacing w:after="60" w:before="60"/>
+        <w:ind w:firstLine="420"/>
+      </w:pPr>
+      <w:r>
+        <w:rPr>
+          <w:rFonts w:ascii="SimSun" w:cs="SimSun" w:eastAsia="SimSun" w:hAnsi="SimSun"/>
+          <w:sz w:val="21"/>
+          <w:szCs w:val="21"/>
+        </w:rPr>
+        <w:t xml:space="preserve">（2）推荐结果综合考虑多项因素，不会仅因单一特征作出决定。</w:t>
+      </w:r>
+    </w:p>
+    <w:p>
+      <w:pPr>
+        <w:spacing w:after="60" w:before="60"/>
+        <w:ind w:firstLine="420"/>
+      </w:pPr>
+      <w:r>
+        <w:rPr>
+          <w:rFonts w:ascii="SimSun" w:cs="SimSun" w:eastAsia="SimSun" w:hAnsi="SimSun"/>
+          <w:sz w:val="21"/>
+          <w:szCs w:val="21"/>
+        </w:rPr>
+        <w:t xml:space="preserve">如您认为自动化决策对您产生了重大不利影响，或希望拒绝我们仅通过自动化决策的方式作出决定，您有权通过以下方式要求我们予以说明或直接拒绝：</w:t>
+      </w:r>
+    </w:p>
+    <w:p>
+      <w:pPr>
+        <w:spacing w:after="60" w:before="60"/>
+        <w:ind w:firstLine="420"/>
+      </w:pPr>
+      <w:r>
+        <w:rPr>
+          <w:rFonts w:ascii="SimSun" w:cs="SimSun" w:eastAsia="SimSun" w:hAnsi="SimSun"/>
+          <w:sz w:val="21"/>
+          <w:szCs w:val="21"/>
+        </w:rPr>
+        <w:t xml:space="preserve">（1）发送电子邮件至 service@nihplod.cn 并注明「关闭个性化推荐」；</w:t>
+      </w:r>
+    </w:p>
+    <w:p>
+      <w:pPr>
+        <w:spacing w:after="60" w:before="60"/>
+        <w:ind w:firstLine="420"/>
+      </w:pPr>
+      <w:r>
+        <w:rPr>
+          <w:rFonts w:ascii="SimSun" w:cs="SimSun" w:eastAsia="SimSun" w:hAnsi="SimSun"/>
+          <w:sz w:val="21"/>
+          <w:szCs w:val="21"/>
+        </w:rPr>
+        <w:t xml:space="preserve">（2）通过本隐私政策「您的权利」章节所列方式联系我们的数据保护负责人。</w:t>
+      </w:r>
+    </w:p>
+    <w:p>
+      <w:pPr>
+        <w:spacing w:after="60" w:before="60"/>
+        <w:ind w:firstLine="420"/>
+      </w:pPr>
+      <w:r>
+        <w:rPr>
+          <w:rFonts w:ascii="SimSun" w:cs="SimSun" w:eastAsia="SimSun" w:hAnsi="SimSun"/>
+          <w:sz w:val="21"/>
+          <w:szCs w:val="21"/>
+        </w:rPr>
+        <w:t xml:space="preserve">我们将在合理期限内响应您的请求。</w:t>
       </w:r>
     </w:p>
     <w:p>
@@ -2599,7 +3563,7 @@
           <w:sz w:val="28"/>
           <w:szCs w:val="28"/>
         </w:rPr>
-        <w:t xml:space="preserve">九、共享与披露</w:t>
+        <w:t xml:space="preserve">十一、信息保护</w:t>
       </w:r>
     </w:p>
     <w:p>
@@ -2615,77 +3579,133 @@
           <w:sz w:val="24"/>
           <w:szCs w:val="24"/>
         </w:rPr>
-        <w:t xml:space="preserve">（一）与关联公司共享</w:t>
-      </w:r>
-    </w:p>
-    <w:p>
-      <w:pPr>
-        <w:spacing w:after="60" w:before="60"/>
-        <w:ind w:firstLine="420"/>
-      </w:pPr>
-      <w:r>
-        <w:rPr>
-          <w:rFonts w:ascii="SimSun" w:cs="SimSun" w:eastAsia="SimSun" w:hAnsi="SimSun"/>
-          <w:sz w:val="21"/>
-          <w:szCs w:val="21"/>
-        </w:rPr>
-        <w:t xml:space="preserve">我们可能基于实现本隐私政策所述的明确、合理的目的，在最小必要范围内向我们的关联公司共享您的个人信息。我们的关联公司将按照本隐私政策的规定处理您的个人信息。</w:t>
-      </w:r>
-    </w:p>
-    <w:p>
-      <w:pPr>
-        <w:spacing w:after="60" w:before="60"/>
-        <w:ind w:firstLine="420"/>
-      </w:pPr>
-      <w:r>
-        <w:rPr>
-          <w:rFonts w:ascii="SimSun" w:cs="SimSun" w:eastAsia="SimSun" w:hAnsi="SimSun"/>
-          <w:sz w:val="21"/>
-          <w:szCs w:val="21"/>
-        </w:rPr>
-        <w:t xml:space="preserve">我们可能基于以下目的，在最小必要范围内向我们的关联公司共享您的个人信息：</w:t>
-      </w:r>
-    </w:p>
-    <w:p>
-      <w:pPr>
-        <w:spacing w:after="60" w:before="60"/>
-        <w:ind w:firstLine="420"/>
-      </w:pPr>
-      <w:r>
-        <w:rPr>
-          <w:rFonts w:ascii="SimSun" w:cs="SimSun" w:eastAsia="SimSun" w:hAnsi="SimSun"/>
-          <w:sz w:val="21"/>
-          <w:szCs w:val="21"/>
-        </w:rPr>
-        <w:t xml:space="preserve">（1）跨品牌会员服务：如您同时是我们集团下其他品牌的会员，共享会员信息以提供积分互通、会员等级匹配等服务；</w:t>
-      </w:r>
-    </w:p>
-    <w:p>
-      <w:pPr>
-        <w:spacing w:after="60" w:before="60"/>
-        <w:ind w:firstLine="420"/>
-      </w:pPr>
-      <w:r>
-        <w:rPr>
-          <w:rFonts w:ascii="SimSun" w:cs="SimSun" w:eastAsia="SimSun" w:hAnsi="SimSun"/>
-          <w:sz w:val="21"/>
-          <w:szCs w:val="21"/>
-        </w:rPr>
-        <w:t xml:space="preserve">（2）集团统一管理：为进行集团层面的财务核算、审计及合规管理，共享必要的交易信息；</w:t>
-      </w:r>
-    </w:p>
-    <w:p>
-      <w:pPr>
-        <w:spacing w:after="60" w:before="60"/>
-        <w:ind w:firstLine="420"/>
-      </w:pPr>
-      <w:r>
-        <w:rPr>
-          <w:rFonts w:ascii="SimSun" w:cs="SimSun" w:eastAsia="SimSun" w:hAnsi="SimSun"/>
-          <w:sz w:val="21"/>
-          <w:szCs w:val="21"/>
-        </w:rPr>
-        <w:t xml:space="preserve">（3）客户资源共享：在获得您单独同意的前提下，向关联公司共享您的联系方式以提供联合营销服务。</w:t>
+        <w:t xml:space="preserve">（一）技术安全措施</w:t>
+      </w:r>
+    </w:p>
+    <w:p>
+      <w:pPr>
+        <w:spacing w:after="60" w:before="60"/>
+        <w:ind w:firstLine="420"/>
+      </w:pPr>
+      <w:r>
+        <w:rPr>
+          <w:rFonts w:ascii="SimSun" w:cs="SimSun" w:eastAsia="SimSun" w:hAnsi="SimSun"/>
+          <w:sz w:val="21"/>
+          <w:szCs w:val="21"/>
+        </w:rPr>
+        <w:t xml:space="preserve">我们采用业界标准的安全技术来保护您的个人信息：</w:t>
+      </w:r>
+    </w:p>
+    <w:p>
+      <w:pPr>
+        <w:spacing w:after="60" w:before="60"/>
+        <w:ind w:firstLine="420"/>
+      </w:pPr>
+      <w:r>
+        <w:rPr>
+          <w:rFonts w:ascii="SimSun" w:cs="SimSun" w:eastAsia="SimSun" w:hAnsi="SimSun"/>
+          <w:sz w:val="21"/>
+          <w:szCs w:val="21"/>
+        </w:rPr>
+        <w:t xml:space="preserve">（1）数据传输加密：所有数据传输均采用 SSL/TLS 加密协议，确保传输过程中的数据安全；</w:t>
+      </w:r>
+    </w:p>
+    <w:p>
+      <w:pPr>
+        <w:spacing w:after="60" w:before="60"/>
+        <w:ind w:firstLine="420"/>
+      </w:pPr>
+      <w:r>
+        <w:rPr>
+          <w:rFonts w:ascii="SimSun" w:cs="SimSun" w:eastAsia="SimSun" w:hAnsi="SimSun"/>
+          <w:sz w:val="21"/>
+          <w:szCs w:val="21"/>
+        </w:rPr>
+        <w:t xml:space="preserve">（2）数据存储加密：敏感个人信息（如面部照片等）在存储时采用加密处理；</w:t>
+      </w:r>
+    </w:p>
+    <w:p>
+      <w:pPr>
+        <w:spacing w:after="60" w:before="60"/>
+        <w:ind w:firstLine="420"/>
+      </w:pPr>
+      <w:r>
+        <w:rPr>
+          <w:rFonts w:ascii="SimSun" w:cs="SimSun" w:eastAsia="SimSun" w:hAnsi="SimSun"/>
+          <w:sz w:val="21"/>
+          <w:szCs w:val="21"/>
+        </w:rPr>
+        <w:t xml:space="preserve">（3）数据脱敏与假名化：对敏感个人信息（如面部照片等）采取去标识化和假名化处理，在不影响业务功能的前提下，尽可能降低个人信息的可识别性，减少数据泄露时的损害后果；</w:t>
+      </w:r>
+    </w:p>
+    <w:p>
+      <w:pPr>
+        <w:spacing w:after="60" w:before="60"/>
+        <w:ind w:firstLine="420"/>
+      </w:pPr>
+      <w:r>
+        <w:rPr>
+          <w:rFonts w:ascii="SimSun" w:cs="SimSun" w:eastAsia="SimSun" w:hAnsi="SimSun"/>
+          <w:sz w:val="21"/>
+          <w:szCs w:val="21"/>
+        </w:rPr>
+        <w:t xml:space="preserve">（4）访问控制：实施严格的访问权限管理，基于最小必要原则，仅向为满足其工作需求有必要访问这些信息的员工和授权服务提供商授予访问权限；</w:t>
+      </w:r>
+    </w:p>
+    <w:p>
+      <w:pPr>
+        <w:spacing w:after="60" w:before="60"/>
+        <w:ind w:firstLine="420"/>
+      </w:pPr>
+      <w:r>
+        <w:rPr>
+          <w:rFonts w:ascii="SimSun" w:cs="SimSun" w:eastAsia="SimSun" w:hAnsi="SimSun"/>
+          <w:sz w:val="21"/>
+          <w:szCs w:val="21"/>
+        </w:rPr>
+        <w:t xml:space="preserve">（5）安全审计：定期进行安全审计、渗透测试和漏洞扫描；</w:t>
+      </w:r>
+    </w:p>
+    <w:p>
+      <w:pPr>
+        <w:spacing w:after="60" w:before="60"/>
+        <w:ind w:firstLine="420"/>
+      </w:pPr>
+      <w:r>
+        <w:rPr>
+          <w:rFonts w:ascii="SimSun" w:cs="SimSun" w:eastAsia="SimSun" w:hAnsi="SimSun"/>
+          <w:sz w:val="21"/>
+          <w:szCs w:val="21"/>
+        </w:rPr>
+        <w:t xml:space="preserve">（6）入侵检测：部署入侵检测和防护系统，实时监控异常行为；</w:t>
+      </w:r>
+    </w:p>
+    <w:p>
+      <w:pPr>
+        <w:spacing w:after="60" w:before="60"/>
+        <w:ind w:firstLine="420"/>
+      </w:pPr>
+      <w:r>
+        <w:rPr>
+          <w:rFonts w:ascii="SimSun" w:cs="SimSun" w:eastAsia="SimSun" w:hAnsi="SimSun"/>
+          <w:sz w:val="21"/>
+          <w:szCs w:val="21"/>
+        </w:rPr>
+        <w:t xml:space="preserve">（7）数据防泄漏：部署数据防泄漏（DLP）系统，监控和防止敏感个人信息在未经授权的情况下被外传或下载；</w:t>
+      </w:r>
+    </w:p>
+    <w:p>
+      <w:pPr>
+        <w:spacing w:after="60" w:before="60"/>
+        <w:ind w:firstLine="420"/>
+      </w:pPr>
+      <w:r>
+        <w:rPr>
+          <w:rFonts w:ascii="SimSun" w:cs="SimSun" w:eastAsia="SimSun" w:hAnsi="SimSun"/>
+          <w:sz w:val="21"/>
+          <w:szCs w:val="21"/>
+        </w:rPr>
+        <w:t xml:space="preserve">（8）数据备份：定期进行数据备份，确保数据的可恢复性。</w:t>
       </w:r>
     </w:p>
     <w:p>
@@ -2701,21 +3721,105 @@
           <w:sz w:val="24"/>
           <w:szCs w:val="24"/>
         </w:rPr>
-        <w:t xml:space="preserve">（二）与授权经销商共享</w:t>
-      </w:r>
-    </w:p>
-    <w:p>
-      <w:pPr>
-        <w:spacing w:after="60" w:before="60"/>
-        <w:ind w:firstLine="420"/>
-      </w:pPr>
-      <w:r>
-        <w:rPr>
-          <w:rFonts w:ascii="SimSun" w:cs="SimSun" w:eastAsia="SimSun" w:hAnsi="SimSun"/>
-          <w:sz w:val="21"/>
-          <w:szCs w:val="21"/>
-        </w:rPr>
-        <w:t xml:space="preserve">我们可能向授权经销商（包括百货专柜、免税店、美妆集合店等）共享您的个人信息，以便其向您提供产品购买、会员积分累计、售后服务等。我们仅会基于实现本隐私政策所述目的的最小必要范围共享您的信息，并要求经销商按照不低于本隐私政策的标准保护您的个人信息。经销商在您购物过程中可能独立收集的个人信息（例如线下门店内的单独会员注册），适用该经销商另行向您说明的个人信息处理规则。</w:t>
+        <w:t xml:space="preserve">（二）组织管理措施</w:t>
+      </w:r>
+    </w:p>
+    <w:p>
+      <w:pPr>
+        <w:spacing w:after="60" w:before="60"/>
+        <w:ind w:firstLine="420"/>
+      </w:pPr>
+      <w:r>
+        <w:rPr>
+          <w:rFonts w:ascii="SimSun" w:cs="SimSun" w:eastAsia="SimSun" w:hAnsi="SimSun"/>
+          <w:sz w:val="21"/>
+          <w:szCs w:val="21"/>
+        </w:rPr>
+        <w:t xml:space="preserve">我们建立了完善的数据保护管理体系：</w:t>
+      </w:r>
+    </w:p>
+    <w:p>
+      <w:pPr>
+        <w:spacing w:after="60" w:before="60"/>
+        <w:ind w:firstLine="420"/>
+      </w:pPr>
+      <w:r>
+        <w:rPr>
+          <w:rFonts w:ascii="SimSun" w:cs="SimSun" w:eastAsia="SimSun" w:hAnsi="SimSun"/>
+          <w:sz w:val="21"/>
+          <w:szCs w:val="21"/>
+        </w:rPr>
+        <w:t xml:space="preserve">（1）设立专门的个人信息保护负责人（DPO），负责监督个人信息保护工作；</w:t>
+      </w:r>
+    </w:p>
+    <w:p>
+      <w:pPr>
+        <w:spacing w:after="60" w:before="60"/>
+        <w:ind w:firstLine="420"/>
+      </w:pPr>
+      <w:r>
+        <w:rPr>
+          <w:rFonts w:ascii="SimSun" w:cs="SimSun" w:eastAsia="SimSun" w:hAnsi="SimSun"/>
+          <w:sz w:val="21"/>
+          <w:szCs w:val="21"/>
+        </w:rPr>
+        <w:t xml:space="preserve">（2）对员工进行数据保护培训，签署保密协议；</w:t>
+      </w:r>
+    </w:p>
+    <w:p>
+      <w:pPr>
+        <w:spacing w:after="60" w:before="60"/>
+        <w:ind w:firstLine="420"/>
+      </w:pPr>
+      <w:r>
+        <w:rPr>
+          <w:rFonts w:ascii="SimSun" w:cs="SimSun" w:eastAsia="SimSun" w:hAnsi="SimSun"/>
+          <w:sz w:val="21"/>
+          <w:szCs w:val="21"/>
+        </w:rPr>
+        <w:t xml:space="preserve">（3）建立数据分类分级制度，对不同敏感程度的数据采取不同的保护措施；</w:t>
+      </w:r>
+    </w:p>
+    <w:p>
+      <w:pPr>
+        <w:spacing w:after="60" w:before="60"/>
+        <w:ind w:firstLine="420"/>
+      </w:pPr>
+      <w:r>
+        <w:rPr>
+          <w:rFonts w:ascii="SimSun" w:cs="SimSun" w:eastAsia="SimSun" w:hAnsi="SimSun"/>
+          <w:sz w:val="21"/>
+          <w:szCs w:val="21"/>
+        </w:rPr>
+        <w:t xml:space="preserve">（4）与第三方服务提供商签订数据处理协议，确保其遵守同等的保护标准；</w:t>
+      </w:r>
+    </w:p>
+    <w:p>
+      <w:pPr>
+        <w:spacing w:after="60" w:before="60"/>
+        <w:ind w:firstLine="420"/>
+      </w:pPr>
+      <w:r>
+        <w:rPr>
+          <w:rFonts w:ascii="SimSun" w:cs="SimSun" w:eastAsia="SimSun" w:hAnsi="SimSun"/>
+          <w:sz w:val="21"/>
+          <w:szCs w:val="21"/>
+        </w:rPr>
+        <w:t xml:space="preserve">（5）制定数据泄露应急响应预案，确保及时有效地应对安全事件；</w:t>
+      </w:r>
+    </w:p>
+    <w:p>
+      <w:pPr>
+        <w:spacing w:after="60" w:before="60"/>
+        <w:ind w:firstLine="420"/>
+      </w:pPr>
+      <w:r>
+        <w:rPr>
+          <w:rFonts w:ascii="SimSun" w:cs="SimSun" w:eastAsia="SimSun" w:hAnsi="SimSun"/>
+          <w:sz w:val="21"/>
+          <w:szCs w:val="21"/>
+        </w:rPr>
+        <w:t xml:space="preserve">（6）对处理敏感个人信息的情形，事前开展个人信息保护影响评估（PIA）。</w:t>
       </w:r>
     </w:p>
     <w:p>
@@ -2731,49 +3835,77 @@
           <w:sz w:val="24"/>
           <w:szCs w:val="24"/>
         </w:rPr>
-        <w:t xml:space="preserve">（三）与广告公司和第三方平台共享</w:t>
-      </w:r>
-    </w:p>
-    <w:p>
-      <w:pPr>
-        <w:spacing w:after="60" w:before="60"/>
-        <w:ind w:firstLine="420"/>
-      </w:pPr>
-      <w:r>
-        <w:rPr>
-          <w:rFonts w:ascii="SimSun" w:cs="SimSun" w:eastAsia="SimSun" w:hAnsi="SimSun"/>
-          <w:sz w:val="21"/>
-          <w:szCs w:val="21"/>
-        </w:rPr>
-        <w:t xml:space="preserve">我们与第三方广告公司（例如广告网络和社交网络）合作，这些第三方广告公司代表我们投放广告。这方面的更多信息请参见「Cookies 与广告」章节。</w:t>
-      </w:r>
-    </w:p>
-    <w:p>
-      <w:pPr>
-        <w:spacing w:after="60" w:before="60"/>
-        <w:ind w:firstLine="420"/>
-      </w:pPr>
-      <w:r>
-        <w:rPr>
-          <w:rFonts w:ascii="SimSun" w:cs="SimSun" w:eastAsia="SimSun" w:hAnsi="SimSun"/>
-          <w:sz w:val="21"/>
-          <w:szCs w:val="21"/>
-        </w:rPr>
-        <w:t xml:space="preserve">为向您展示广告或衡量我们广告的效用，我们还与第三方平台（包括由社交网络运行的平台）合作。在获得您的单独同意后，我们可能将您的电子邮件地址或电话号码进行不可逆的加密处理（采用加盐哈希等技术手段），并将处理后的值提供给第三方广告平台，用于与您在该平台上的账户进行匹配，以向您投放更具相关性的广告。</w:t>
-      </w:r>
-    </w:p>
-    <w:p>
-      <w:pPr>
-        <w:spacing w:after="60" w:before="60"/>
-        <w:ind w:firstLine="420"/>
-      </w:pPr>
-      <w:r>
-        <w:rPr>
-          <w:rFonts w:ascii="SimSun" w:cs="SimSun" w:eastAsia="SimSun" w:hAnsi="SimSun"/>
-          <w:sz w:val="21"/>
-          <w:szCs w:val="21"/>
-        </w:rPr>
-        <w:t xml:space="preserve">重要提示：即便经过技术处理，该等唯一值在特定条件下仍可能被重新关联到您的身份，因此该处理行为被视为向第三方提供个人信息。我们仅与中华人民共和国境内的第三方平台合作。如您不希望我们以此方式使用您的信息，您可以通过本隐私政策「您的权利」章节中所列明的方式要求我们停止。</w:t>
+        <w:t xml:space="preserve">（三）数据安全事件的通知义务</w:t>
+      </w:r>
+    </w:p>
+    <w:p>
+      <w:pPr>
+        <w:spacing w:after="60" w:before="60"/>
+        <w:ind w:firstLine="420"/>
+      </w:pPr>
+      <w:r>
+        <w:rPr>
+          <w:rFonts w:ascii="SimSun" w:cs="SimSun" w:eastAsia="SimSun" w:hAnsi="SimSun"/>
+          <w:sz w:val="21"/>
+          <w:szCs w:val="21"/>
+        </w:rPr>
+        <w:t xml:space="preserve">如发生或可能发生个人信息泄露、篡改、丢失，我们将立即采取补救措施，并依照法律、行政法规的规定及时通知履行个人信息保护职责的部门和个人。通知将包括下列事项：</w:t>
+      </w:r>
+    </w:p>
+    <w:p>
+      <w:pPr>
+        <w:spacing w:after="60" w:before="60"/>
+        <w:ind w:firstLine="420"/>
+      </w:pPr>
+      <w:r>
+        <w:rPr>
+          <w:rFonts w:ascii="SimSun" w:cs="SimSun" w:eastAsia="SimSun" w:hAnsi="SimSun"/>
+          <w:sz w:val="21"/>
+          <w:szCs w:val="21"/>
+        </w:rPr>
+        <w:t xml:space="preserve">（1）发生或者可能发生个人信息泄露、篡改、丢失的信息种类、原因和可能造成的危害；</w:t>
+      </w:r>
+    </w:p>
+    <w:p>
+      <w:pPr>
+        <w:spacing w:after="60" w:before="60"/>
+        <w:ind w:firstLine="420"/>
+      </w:pPr>
+      <w:r>
+        <w:rPr>
+          <w:rFonts w:ascii="SimSun" w:cs="SimSun" w:eastAsia="SimSun" w:hAnsi="SimSun"/>
+          <w:sz w:val="21"/>
+          <w:szCs w:val="21"/>
+        </w:rPr>
+        <w:t xml:space="preserve">（2）我们采取的补救措施和个人可以采取的减轻危害的措施；</w:t>
+      </w:r>
+    </w:p>
+    <w:p>
+      <w:pPr>
+        <w:spacing w:after="60" w:before="60"/>
+        <w:ind w:firstLine="420"/>
+      </w:pPr>
+      <w:r>
+        <w:rPr>
+          <w:rFonts w:ascii="SimSun" w:cs="SimSun" w:eastAsia="SimSun" w:hAnsi="SimSun"/>
+          <w:sz w:val="21"/>
+          <w:szCs w:val="21"/>
+        </w:rPr>
+        <w:t xml:space="preserve">（3）我们的联系方式。</w:t>
+      </w:r>
+    </w:p>
+    <w:p>
+      <w:pPr>
+        <w:spacing w:after="60" w:before="60"/>
+        <w:ind w:firstLine="420"/>
+      </w:pPr>
+      <w:r>
+        <w:rPr>
+          <w:rFonts w:ascii="SimSun" w:cs="SimSun" w:eastAsia="SimSun" w:hAnsi="SimSun"/>
+          <w:sz w:val="21"/>
+          <w:szCs w:val="21"/>
+        </w:rPr>
+        <w:t xml:space="preserve">个人信息处理者采取措施能够有效避免信息泄露、篡改、丢失造成危害的，我们可以不通知个人；但履行个人信息保护职责的部门认为可能造成危害的，我们有义务通知个人。</w:t>
       </w:r>
     </w:p>
     <w:p>
@@ -2789,119 +3921,35 @@
           <w:sz w:val="24"/>
           <w:szCs w:val="24"/>
         </w:rPr>
-        <w:t xml:space="preserve">（四）与服务提供商共享</w:t>
-      </w:r>
-    </w:p>
-    <w:p>
-      <w:pPr>
-        <w:spacing w:after="60" w:before="60"/>
-        <w:ind w:firstLine="420"/>
-      </w:pPr>
-      <w:r>
-        <w:rPr>
-          <w:rFonts w:ascii="SimSun" w:cs="SimSun" w:eastAsia="SimSun" w:hAnsi="SimSun"/>
-          <w:sz w:val="21"/>
-          <w:szCs w:val="21"/>
-        </w:rPr>
-        <w:t xml:space="preserve">我们可能将您的个人信息共享给根据我们的指示代表我们履行服务的服务提供商。我们仅授权这些服务提供商在为代表我们履行服务或为遵守法律要求而必要的范围内使用或披露个人信息。我们可能将您的个人信息共享给以下类别的服务提供商，具体包括但不限于：</w:t>
-      </w:r>
-    </w:p>
-    <w:p>
-      <w:pPr>
-        <w:spacing w:after="60" w:before="60"/>
-        <w:ind w:firstLine="420"/>
-      </w:pPr>
-      <w:r>
-        <w:rPr>
-          <w:rFonts w:ascii="SimSun" w:cs="SimSun" w:eastAsia="SimSun" w:hAnsi="SimSun"/>
-          <w:sz w:val="21"/>
-          <w:szCs w:val="21"/>
-        </w:rPr>
-        <w:t xml:space="preserve">（1）支付处理服务商：财付通支付科技有限公司（微信支付）及支付宝（中国）网络技术有限公司（支付宝），用于处理您的支付；</w:t>
-      </w:r>
-    </w:p>
-    <w:p>
-      <w:pPr>
-        <w:spacing w:after="60" w:before="60"/>
-        <w:ind w:firstLine="420"/>
-      </w:pPr>
-      <w:r>
-        <w:rPr>
-          <w:rFonts w:ascii="SimSun" w:cs="SimSun" w:eastAsia="SimSun" w:hAnsi="SimSun"/>
-          <w:sz w:val="21"/>
-          <w:szCs w:val="21"/>
-        </w:rPr>
-        <w:t xml:space="preserve">（2）物流配送服务商：如顺丰速运有限公司，用于订单配送；</w:t>
-      </w:r>
-    </w:p>
-    <w:p>
-      <w:pPr>
-        <w:spacing w:after="60" w:before="60"/>
-        <w:ind w:firstLine="420"/>
-      </w:pPr>
-      <w:r>
-        <w:rPr>
-          <w:rFonts w:ascii="SimSun" w:cs="SimSun" w:eastAsia="SimSun" w:hAnsi="SimSun"/>
-          <w:sz w:val="21"/>
-          <w:szCs w:val="21"/>
-        </w:rPr>
-        <w:t xml:space="preserve">（3）云存储与技术服务提供商：阿里云计算有限公司（阿里云 OSS），用于数据存储与系统运维；腾讯云计算（北京）有限责任公司（腾讯云 COS），作为备选云存储服务商；</w:t>
-      </w:r>
-    </w:p>
-    <w:p>
-      <w:pPr>
-        <w:spacing w:after="60" w:before="60"/>
-        <w:ind w:firstLine="420"/>
-      </w:pPr>
-      <w:r>
-        <w:rPr>
-          <w:rFonts w:ascii="SimSun" w:cs="SimSun" w:eastAsia="SimSun" w:hAnsi="SimSun"/>
-          <w:sz w:val="21"/>
-          <w:szCs w:val="21"/>
-        </w:rPr>
-        <w:t xml:space="preserve">（4）AI 技术合作方：阿里云计算有限公司（通义千问/Qwen大模型服务）及深度求索（DeepSeek）人工智能公司（DeepSeek大模型服务），用于AI素颜测肤服务的图像分析与文本生成；</w:t>
-      </w:r>
-    </w:p>
-    <w:p>
-      <w:pPr>
-        <w:spacing w:after="60" w:before="60"/>
-        <w:ind w:firstLine="420"/>
-      </w:pPr>
-      <w:r>
-        <w:rPr>
-          <w:rFonts w:ascii="SimSun" w:cs="SimSun" w:eastAsia="SimSun" w:hAnsi="SimSun"/>
-          <w:sz w:val="21"/>
-          <w:szCs w:val="21"/>
-        </w:rPr>
-        <w:t xml:space="preserve">（5）短信服务提供商：阿里云计算有限公司或腾讯云计算（北京）有限责任公司，用于发送验证短信和服务通知；</w:t>
-      </w:r>
-    </w:p>
-    <w:p>
-      <w:pPr>
-        <w:spacing w:after="60" w:before="60"/>
-        <w:ind w:firstLine="420"/>
-      </w:pPr>
-      <w:r>
-        <w:rPr>
-          <w:rFonts w:ascii="SimSun" w:cs="SimSun" w:eastAsia="SimSun" w:hAnsi="SimSun"/>
-          <w:sz w:val="21"/>
-          <w:szCs w:val="21"/>
-        </w:rPr>
-        <w:t xml:space="preserve">（6）地图服务提供商：腾讯云计算（北京）有限责任公司（腾讯地图 SDK），用于门店定位、距离计算和导航服务；</w:t>
-      </w:r>
-    </w:p>
-    <w:p>
-      <w:pPr>
-        <w:spacing w:after="60" w:before="60"/>
-        <w:ind w:firstLine="420"/>
-      </w:pPr>
-      <w:r>
-        <w:rPr>
-          <w:rFonts w:ascii="SimSun" w:cs="SimSun" w:eastAsia="SimSun" w:hAnsi="SimSun"/>
-          <w:sz w:val="21"/>
-          <w:szCs w:val="21"/>
-        </w:rPr>
-        <w:t xml:space="preserve">我们会与上述服务提供商签订数据处理协议，要求其遵守不低于本隐私政策标准的保护措施。</w:t>
+        <w:t xml:space="preserve">（四）数据存储地点</w:t>
+      </w:r>
+    </w:p>
+    <w:p>
+      <w:pPr>
+        <w:spacing w:after="60" w:before="60"/>
+        <w:ind w:firstLine="420"/>
+      </w:pPr>
+      <w:r>
+        <w:rPr>
+          <w:rFonts w:ascii="SimSun" w:cs="SimSun" w:eastAsia="SimSun" w:hAnsi="SimSun"/>
+          <w:sz w:val="21"/>
+          <w:szCs w:val="21"/>
+        </w:rPr>
+        <w:t xml:space="preserve">您的个人信息原则上存储在中华人民共和国境内的服务器上。我们的主要云服务提供商为阿里云计算有限公司（阿里云），备选云服务提供商为腾讯云计算（北京）有限责任公司（腾讯云），均位于中华人民共和国境内。我们的AI技术合作方阿里云计算有限公司（通义千问/Qwen大模型服务）及深度求索（DeepSeek）人工智能公司亦位于中华人民共和国境内，您的面部照片分析处理全程在境内完成。</w:t>
+      </w:r>
+    </w:p>
+    <w:p>
+      <w:pPr>
+        <w:spacing w:after="60" w:before="60"/>
+        <w:ind w:firstLine="420"/>
+      </w:pPr>
+      <w:r>
+        <w:rPr>
+          <w:rFonts w:ascii="SimSun" w:cs="SimSun" w:eastAsia="SimSun" w:hAnsi="SimSun"/>
+          <w:sz w:val="21"/>
+          <w:szCs w:val="21"/>
+        </w:rPr>
+        <w:t xml:space="preserve">如因业务需要确需向境外提供您的个人信息的，我们将严格遵守《个人信息保护法》及相关法律法规的规定，依法完成安全评估、经专业机构进行个人信息保护认证或按照国家网信部门制定的标准合同与境外接收方订立合同等法定前置程序，并事先向您告知相关事项，取得您的单独同意。</w:t>
       </w:r>
     </w:p>
     <w:p>
@@ -2917,1280 +3965,6 @@
           <w:sz w:val="24"/>
           <w:szCs w:val="24"/>
         </w:rPr>
-        <w:t xml:space="preserve">（五）第三方 SDK 清单</w:t>
-      </w:r>
-    </w:p>
-    <w:p>
-      <w:pPr>
-        <w:spacing w:after="60" w:before="60"/>
-        <w:ind w:firstLine="420"/>
-      </w:pPr>
-      <w:r>
-        <w:rPr>
-          <w:rFonts w:ascii="SimSun" w:cs="SimSun" w:eastAsia="SimSun" w:hAnsi="SimSun"/>
-          <w:sz w:val="21"/>
-          <w:szCs w:val="21"/>
-        </w:rPr>
-        <w:t xml:space="preserve">为向您提供更好的服务或实现特定功能，我们可能在我们的网站、小程序和应用程序中嵌入或部署由第三方提供的某些软件开发工具包（SDK）。第三方 SDK 可能直接收集您的部分个人信息，我们将通过以下清单向您披露其具体情况：</w:t>
-      </w:r>
-    </w:p>
-    <w:p>
-      <w:pPr>
-        <w:spacing w:after="60" w:before="60"/>
-        <w:ind w:firstLine="420"/>
-      </w:pPr>
-      <w:r>
-        <w:rPr>
-          <w:rFonts w:ascii="SimSun" w:cs="SimSun" w:eastAsia="SimSun" w:hAnsi="SimSun"/>
-          <w:sz w:val="21"/>
-          <w:szCs w:val="21"/>
-        </w:rPr>
-        <w:t xml:space="preserve">（1）微信支付 SDK – 运营主体：财付通支付科技有限公司 – 使用目的：实现订单支付功能 – 收集字段：订单信息、支付结果信息、设备标识信息 – 隐私政策链接：https://www.tenpay.com/v3/helpcenter/low/privacy.shtml</w:t>
-      </w:r>
-    </w:p>
-    <w:p>
-      <w:pPr>
-        <w:spacing w:after="60" w:before="60"/>
-        <w:ind w:firstLine="420"/>
-      </w:pPr>
-      <w:r>
-        <w:rPr>
-          <w:rFonts w:ascii="SimSun" w:cs="SimSun" w:eastAsia="SimSun" w:hAnsi="SimSun"/>
-          <w:sz w:val="21"/>
-          <w:szCs w:val="21"/>
-        </w:rPr>
-        <w:t xml:space="preserve">（2）支付宝 SDK – 运营主体：支付宝（中国）网络技术有限公司 – 使用目的：实现订单支付功能 – 收集字段：订单信息、支付结果信息、设备标识信息 – 隐私政策链接：https://render.alipay.com/p/yuyan/180020010001196791/preview.html?agreementId=AG00000132</w:t>
-      </w:r>
-    </w:p>
-    <w:p>
-      <w:pPr>
-        <w:spacing w:after="60" w:before="60"/>
-        <w:ind w:firstLine="420"/>
-      </w:pPr>
-      <w:r>
-        <w:rPr>
-          <w:rFonts w:ascii="SimSun" w:cs="SimSun" w:eastAsia="SimSun" w:hAnsi="SimSun"/>
-          <w:sz w:val="21"/>
-          <w:szCs w:val="21"/>
-        </w:rPr>
-        <w:t xml:space="preserve">（3）阿里云 OSS SDK – 运营主体：阿里云计算有限公司 – 使用目的：图片、视频等文件的云端存储与分发 – 收集字段：图片、视频文件、设备标识信息 – 隐私政策链接：https://www.aliyun.com/legal/privacy</w:t>
-      </w:r>
-    </w:p>
-    <w:p>
-      <w:pPr>
-        <w:spacing w:after="60" w:before="60"/>
-        <w:ind w:firstLine="420"/>
-      </w:pPr>
-      <w:r>
-        <w:rPr>
-          <w:rFonts w:ascii="SimSun" w:cs="SimSun" w:eastAsia="SimSun" w:hAnsi="SimSun"/>
-          <w:sz w:val="21"/>
-          <w:szCs w:val="21"/>
-        </w:rPr>
-        <w:t xml:space="preserve">（4）阿里云通义千问（Qwen）AI 图像分析服务 – 运营主体：阿里云计算有限公司 – 使用目的：提供AI素颜测肤服务的肌肤状况分析功能（包括色斑、皱纹、毛孔、水油平衡、肤色、光老化等10个维度的识别） – 收集字段：面部照片（仅在获得您单独同意后处理） – 处理方式：面部照片经本地预处理后加密传输至服务商进行AI分析，分析完成后原始照片将及时从服务商服务器删除 – 隐私政策链接：https://www.aliyun.com/legal/privacy</w:t>
-      </w:r>
-    </w:p>
-    <w:p>
-      <w:pPr>
-        <w:spacing w:after="60" w:before="60"/>
-        <w:ind w:firstLine="420"/>
-      </w:pPr>
-      <w:r>
-        <w:rPr>
-          <w:rFonts w:ascii="SimSun" w:cs="SimSun" w:eastAsia="SimSun" w:hAnsi="SimSun"/>
-          <w:sz w:val="21"/>
-          <w:szCs w:val="21"/>
-        </w:rPr>
-        <w:t xml:space="preserve">（5）DeepSeek AI 大模型服务 – 运营主体：深度求索（DeepSeek）人工智能公司 – 使用目的：提供AI素颜测肤服务的文本分析及图像分析功能 – 收集字段：面部照片（仅在获得您单独同意后处理）、问卷文本信息 – 处理方式：数据加密传输至服务商进行分析，分析完成后原始照片将及时删除 – 隐私政策链接：https://www.deepseek.com/legal/privacy</w:t>
-      </w:r>
-    </w:p>
-    <w:p>
-      <w:pPr>
-        <w:spacing w:after="60" w:before="60"/>
-        <w:ind w:firstLine="420"/>
-      </w:pPr>
-      <w:r>
-        <w:rPr>
-          <w:rFonts w:ascii="SimSun" w:cs="SimSun" w:eastAsia="SimSun" w:hAnsi="SimSun"/>
-          <w:sz w:val="21"/>
-          <w:szCs w:val="21"/>
-        </w:rPr>
-        <w:t xml:space="preserve">（6）腾讯地图 SDK – 运营主体：腾讯云计算（北京）有限责任公司 – 使用目的：在预约服务小程序中提供门店定位、距离计算和导航功能 – 收集字段：位置信息、设备标识信息 – 隐私政策链接：https://privacy.qq.com/policy/tencent-privacypolicy</w:t>
-      </w:r>
-    </w:p>
-    <w:p>
-      <w:pPr>
-        <w:spacing w:after="60" w:before="60"/>
-        <w:ind w:firstLine="420"/>
-      </w:pPr>
-      <w:r>
-        <w:rPr>
-          <w:rFonts w:ascii="SimSun" w:cs="SimSun" w:eastAsia="SimSun" w:hAnsi="SimSun"/>
-          <w:sz w:val="21"/>
-          <w:szCs w:val="21"/>
-        </w:rPr>
-        <w:t xml:space="preserve">（7）FingerprintJS 浏览器指纹 SDK – 运营主体：FingerprintJS Inc. – 使用目的：在AI素颜测肤访客模式下生成浏览器指纹，用于防滥用和访客识别 – 收集字段：浏览器特征信息（浏览器类型、版本、屏幕分辨率、字体列表、插件信息等设备特征，不包含个人身份信息） – 隐私政策链接：https://dev.fingerprint.com/docs/privacy-policy</w:t>
-      </w:r>
-    </w:p>
-    <w:p>
-      <w:pPr>
-        <w:spacing w:after="60" w:before="60"/>
-        <w:ind w:firstLine="420"/>
-      </w:pPr>
-      <w:r>
-        <w:rPr>
-          <w:rFonts w:ascii="SimSun" w:cs="SimSun" w:eastAsia="SimSun" w:hAnsi="SimSun"/>
-          <w:sz w:val="21"/>
-          <w:szCs w:val="21"/>
-        </w:rPr>
-        <w:t xml:space="preserve">（8）face-api.js 面部检测库 – 性质：开源前端库（本地运行，数据不发送至第三方服务器） – 使用目的：在AI素颜测肤服务中对您的面部照片进行本地特征点定位和图像预处理 – 收集字段：无（所有处理在您的设备本地完成，面部数据不会通过此库发送至任何服务器）</w:t>
-      </w:r>
-    </w:p>
-    <w:p>
-      <w:pPr>
-        <w:spacing w:after="60" w:before="60"/>
-        <w:ind w:firstLine="420"/>
-      </w:pPr>
-      <w:r>
-        <w:rPr>
-          <w:rFonts w:ascii="SimSun" w:cs="SimSun" w:eastAsia="SimSun" w:hAnsi="SimSun"/>
-          <w:sz w:val="21"/>
-          <w:szCs w:val="21"/>
-        </w:rPr>
-        <w:t xml:space="preserve">（9）阿里云/腾讯云短信 SDK – 运营主体：阿里云计算有限公司 / 腾讯云计算（北京）有限责任公司 – 使用目的：发送手机验证码、预约确认短信、服务通知短信 – 收集字段：手机号码、短信发送状态 – 隐私政策链接：https://www.aliyun.com/legal/privacy / https://privacy.qq.com/policy/tencent-privacypolicy</w:t>
-      </w:r>
-    </w:p>
-    <w:p>
-      <w:pPr>
-        <w:spacing w:after="60" w:before="60"/>
-        <w:ind w:firstLine="420"/>
-      </w:pPr>
-      <w:r>
-        <w:rPr>
-          <w:rFonts w:ascii="SimSun" w:cs="SimSun" w:eastAsia="SimSun" w:hAnsi="SimSun"/>
-          <w:sz w:val="21"/>
-          <w:szCs w:val="21"/>
-        </w:rPr>
-        <w:t xml:space="preserve">（10）Web Push API – 性质：W3C 浏览器标准 API（非第三方 SDK） – 使用目的：在AI素颜测肤独立网站中实现浏览器推送通知功能 – 收集字段：浏览器生成的推送订阅端点（endpoint）及加密密钥 – 处理方式：订阅信息存储于我们的服务器，通过 VAPID 协议加密推送</w:t>
-      </w:r>
-    </w:p>
-    <w:p>
-      <w:pPr>
-        <w:spacing w:after="60" w:before="60"/>
-        <w:ind w:firstLine="420"/>
-      </w:pPr>
-      <w:r>
-        <w:rPr>
-          <w:rFonts w:ascii="SimSun" w:cs="SimSun" w:eastAsia="SimSun" w:hAnsi="SimSun"/>
-          <w:sz w:val="21"/>
-          <w:szCs w:val="21"/>
-        </w:rPr>
-        <w:t xml:space="preserve">我们建议您阅读上述第三方的隐私政策以了解其详细的数据处理规则。如您不同意上述第三方 SDK 收集您的信息，您可以选择不使用相关功能。我们将根据业务变化及时更新上述清单。</w:t>
-      </w:r>
-    </w:p>
-    <w:p>
-      <w:pPr>
-        <w:pStyle w:val="Heading3"/>
-        <w:spacing w:after="150" w:before="300"/>
-      </w:pPr>
-      <w:r>
-        <w:rPr>
-          <w:rFonts w:ascii="SimSun" w:cs="SimSun" w:eastAsia="SimSun" w:hAnsi="SimSun"/>
-          <w:b/>
-          <w:bCs/>
-          <w:sz w:val="24"/>
-          <w:szCs w:val="24"/>
-        </w:rPr>
-        <w:t xml:space="preserve">（六）业务转让中的个人信息转移</w:t>
-      </w:r>
-    </w:p>
-    <w:p>
-      <w:pPr>
-        <w:spacing w:after="60" w:before="60"/>
-        <w:ind w:firstLine="420"/>
-      </w:pPr>
-      <w:r>
-        <w:rPr>
-          <w:rFonts w:ascii="SimSun" w:cs="SimSun" w:eastAsia="SimSun" w:hAnsi="SimSun"/>
-          <w:sz w:val="21"/>
-          <w:szCs w:val="21"/>
-        </w:rPr>
-        <w:t xml:space="preserve">在我们出售或转让我们的全部或一部分业务或资产的情况下（包括在发生合并、收购、合资、重整、剥离、解散或清算的情况下），我们可能将我们掌握的关于您的个人信息转移给第三方。在转移之前，我们将向您告知接收方的名称或者姓名和联系方式，并要求接收方继续履行个人信息处理者的义务。仅在因适用法律法规的强制性保密要求（如上市公司重大资产重组阶段的信息披露限制）确实无法在转移前告知的情况下，我们将在该等保密限制消除后的十五（15）个工作日内告知您接收方的身份及联系方式，以及您可行使的权利。接收方变更原先的处理目的、处理方式的，我们将要求其依照法律规定重新取得您的同意。</w:t>
-      </w:r>
-    </w:p>
-    <w:p>
-      <w:pPr>
-        <w:pStyle w:val="Heading3"/>
-        <w:spacing w:after="150" w:before="300"/>
-      </w:pPr>
-      <w:r>
-        <w:rPr>
-          <w:rFonts w:ascii="SimSun" w:cs="SimSun" w:eastAsia="SimSun" w:hAnsi="SimSun"/>
-          <w:b/>
-          <w:bCs/>
-          <w:sz w:val="24"/>
-          <w:szCs w:val="24"/>
-        </w:rPr>
-        <w:t xml:space="preserve">（七）基于法律要求的披露</w:t>
-      </w:r>
-    </w:p>
-    <w:p>
-      <w:pPr>
-        <w:spacing w:after="60" w:before="60"/>
-        <w:ind w:firstLine="420"/>
-      </w:pPr>
-      <w:r>
-        <w:rPr>
-          <w:rFonts w:ascii="SimSun" w:cs="SimSun" w:eastAsia="SimSun" w:hAnsi="SimSun"/>
-          <w:sz w:val="21"/>
-          <w:szCs w:val="21"/>
-        </w:rPr>
-        <w:t xml:space="preserve">在以下情况下，我们可能披露您的个人信息：</w:t>
-      </w:r>
-    </w:p>
-    <w:p>
-      <w:pPr>
-        <w:spacing w:after="60" w:before="60"/>
-        <w:ind w:firstLine="420"/>
-      </w:pPr>
-      <w:r>
-        <w:rPr>
-          <w:rFonts w:ascii="SimSun" w:cs="SimSun" w:eastAsia="SimSun" w:hAnsi="SimSun"/>
-          <w:sz w:val="21"/>
-          <w:szCs w:val="21"/>
-        </w:rPr>
-        <w:t xml:space="preserve">（1）法律或法律程序要求我们披露；</w:t>
-      </w:r>
-    </w:p>
-    <w:p>
-      <w:pPr>
-        <w:spacing w:after="60" w:before="60"/>
-        <w:ind w:firstLine="420"/>
-      </w:pPr>
-      <w:r>
-        <w:rPr>
-          <w:rFonts w:ascii="SimSun" w:cs="SimSun" w:eastAsia="SimSun" w:hAnsi="SimSun"/>
-          <w:sz w:val="21"/>
-          <w:szCs w:val="21"/>
-        </w:rPr>
-        <w:t xml:space="preserve">（2）向执法机构或其他政府机构披露；</w:t>
-      </w:r>
-    </w:p>
-    <w:p>
-      <w:pPr>
-        <w:spacing w:after="60" w:before="60"/>
-        <w:ind w:firstLine="420"/>
-      </w:pPr>
-      <w:r>
-        <w:rPr>
-          <w:rFonts w:ascii="SimSun" w:cs="SimSun" w:eastAsia="SimSun" w:hAnsi="SimSun"/>
-          <w:sz w:val="21"/>
-          <w:szCs w:val="21"/>
-        </w:rPr>
-        <w:t xml:space="preserve">（3）我们合理认为基于防止人身伤害或经济损失所必需，或与调查涉嫌或实际的欺诈、非法活动相关；</w:t>
-      </w:r>
-    </w:p>
-    <w:p>
-      <w:pPr>
-        <w:spacing w:after="60" w:before="60"/>
-        <w:ind w:firstLine="420"/>
-      </w:pPr>
-      <w:r>
-        <w:rPr>
-          <w:rFonts w:ascii="SimSun" w:cs="SimSun" w:eastAsia="SimSun" w:hAnsi="SimSun"/>
-          <w:sz w:val="21"/>
-          <w:szCs w:val="21"/>
-        </w:rPr>
-        <w:t xml:space="preserve">（4）法律另行要求或允许我们披露您的个人信息；</w:t>
-      </w:r>
-    </w:p>
-    <w:p>
-      <w:pPr>
-        <w:spacing w:after="60" w:before="60"/>
-        <w:ind w:firstLine="420"/>
-      </w:pPr>
-      <w:r>
-        <w:rPr>
-          <w:rFonts w:ascii="SimSun" w:cs="SimSun" w:eastAsia="SimSun" w:hAnsi="SimSun"/>
-          <w:sz w:val="21"/>
-          <w:szCs w:val="21"/>
-        </w:rPr>
-        <w:t xml:space="preserve">（5）获得您的单独同意。</w:t>
-      </w:r>
-    </w:p>
-    <w:p>
-      <w:pPr>
-        <w:pStyle w:val="Heading3"/>
-        <w:spacing w:after="150" w:before="300"/>
-      </w:pPr>
-      <w:r>
-        <w:rPr>
-          <w:rFonts w:ascii="SimSun" w:cs="SimSun" w:eastAsia="SimSun" w:hAnsi="SimSun"/>
-          <w:b/>
-          <w:bCs/>
-          <w:sz w:val="24"/>
-          <w:szCs w:val="24"/>
-        </w:rPr>
-        <w:t xml:space="preserve">（八）数据出境</w:t>
-      </w:r>
-    </w:p>
-    <w:p>
-      <w:pPr>
-        <w:spacing w:after="60" w:before="60"/>
-        <w:ind w:firstLine="420"/>
-      </w:pPr>
-      <w:r>
-        <w:rPr>
-          <w:rFonts w:ascii="SimSun" w:cs="SimSun" w:eastAsia="SimSun" w:hAnsi="SimSun"/>
-          <w:sz w:val="21"/>
-          <w:szCs w:val="21"/>
-        </w:rPr>
-        <w:t xml:space="preserve">您的个人信息原则上存储在中华人民共和国境内的服务器上。如因业务需要确需向境外提供您的个人信息的，我们将严格遵守《个人信息保护法》及相关法律法规的规定，依法完成安全评估、经专业机构进行个人信息保护认证或按照国家网信部门制定的标准合同与境外接收方订立合同等法定前置程序，并事先向您告知境外接收方的名称或者姓名、联系方式、处理目的、处理方式、个人信息的种类以及您向境外接收方行使权利的方式和程序等事项，取得您的单独同意。</w:t>
-      </w:r>
-    </w:p>
-    <w:p>
-      <w:pPr>
-        <w:pStyle w:val="Heading2"/>
-        <w:spacing w:after="200" w:before="400"/>
-      </w:pPr>
-      <w:r>
-        <w:rPr>
-          <w:rFonts w:ascii="SimSun" w:cs="SimSun" w:eastAsia="SimSun" w:hAnsi="SimSun"/>
-          <w:b/>
-          <w:bCs/>
-          <w:sz w:val="28"/>
-          <w:szCs w:val="28"/>
-        </w:rPr>
-        <w:t xml:space="preserve">十、Cookies 与广告</w:t>
-      </w:r>
-    </w:p>
-    <w:p>
-      <w:pPr>
-        <w:pStyle w:val="Heading3"/>
-        <w:spacing w:after="150" w:before="300"/>
-      </w:pPr>
-      <w:r>
-        <w:rPr>
-          <w:rFonts w:ascii="SimSun" w:cs="SimSun" w:eastAsia="SimSun" w:hAnsi="SimSun"/>
-          <w:b/>
-          <w:bCs/>
-          <w:sz w:val="24"/>
-          <w:szCs w:val="24"/>
-        </w:rPr>
-        <w:t xml:space="preserve">（一）我们如何使用 Cookies</w:t>
-      </w:r>
-    </w:p>
-    <w:p>
-      <w:pPr>
-        <w:spacing w:after="60" w:before="60"/>
-        <w:ind w:firstLine="420"/>
-      </w:pPr>
-      <w:r>
-        <w:rPr>
-          <w:rFonts w:ascii="SimSun" w:cs="SimSun" w:eastAsia="SimSun" w:hAnsi="SimSun"/>
-          <w:sz w:val="21"/>
-          <w:szCs w:val="21"/>
-        </w:rPr>
-        <w:t xml:space="preserve">Cookies 是网站在您连接互联网的设备上放置的小型文本文档，用于辨别您的浏览器或在您的浏览器中存储信息或设置，从而使我们在您再次访问我们网站时能够记住您并向您提供个性化的体验和广告。我们在网站上使用不同类型的 Cookies，包括绝对必要 Cookies、性能 Cookies、功能 Cookies 和定向 Cookies。</w:t>
-      </w:r>
-    </w:p>
-    <w:p>
-      <w:pPr>
-        <w:spacing w:after="60" w:before="60"/>
-        <w:ind w:firstLine="420"/>
-      </w:pPr>
-      <w:r>
-        <w:rPr>
-          <w:rFonts w:ascii="SimSun" w:cs="SimSun" w:eastAsia="SimSun" w:hAnsi="SimSun"/>
-          <w:sz w:val="21"/>
-          <w:szCs w:val="21"/>
-        </w:rPr>
-        <w:t xml:space="preserve">（1）绝对必要 Cookies：这些 Cookies 对于网站的基本运行是严格必需的，包括用户安全认证、防止欺诈、维护服务器负载均衡等。此类 Cookies 无法通过偏好设置关闭。</w:t>
-      </w:r>
-    </w:p>
-    <w:p>
-      <w:pPr>
-        <w:spacing w:after="60" w:before="60"/>
-        <w:ind w:firstLine="420"/>
-      </w:pPr>
-      <w:r>
-        <w:rPr>
-          <w:rFonts w:ascii="SimSun" w:cs="SimSun" w:eastAsia="SimSun" w:hAnsi="SimSun"/>
-          <w:sz w:val="21"/>
-          <w:szCs w:val="21"/>
-        </w:rPr>
-        <w:t xml:space="preserve">（2）性能 Cookies：这些 Cookies 收集有关您如何使用我们网站的信息，例如您最常访问的页面以及是否从某些页面收到错误消息。这些信息帮助我们改善网站的运行方式。</w:t>
-      </w:r>
-    </w:p>
-    <w:p>
-      <w:pPr>
-        <w:spacing w:after="60" w:before="60"/>
-        <w:ind w:firstLine="420"/>
-      </w:pPr>
-      <w:r>
-        <w:rPr>
-          <w:rFonts w:ascii="SimSun" w:cs="SimSun" w:eastAsia="SimSun" w:hAnsi="SimSun"/>
-          <w:sz w:val="21"/>
-          <w:szCs w:val="21"/>
-        </w:rPr>
-        <w:t xml:space="preserve">（3）功能 Cookies：这些 Cookies 允许我们记住您做出的选择（例如您的用户名、语言或所在地区），并提供增强的、更个性化的功能，例如将商品添加到购物车、记住您的登录状态。</w:t>
-      </w:r>
-    </w:p>
-    <w:p>
-      <w:pPr>
-        <w:spacing w:after="60" w:before="60"/>
-        <w:ind w:firstLine="420"/>
-      </w:pPr>
-      <w:r>
-        <w:rPr>
-          <w:rFonts w:ascii="SimSun" w:cs="SimSun" w:eastAsia="SimSun" w:hAnsi="SimSun"/>
-          <w:sz w:val="21"/>
-          <w:szCs w:val="21"/>
-        </w:rPr>
-        <w:t xml:space="preserve">（4）定向 Cookies（包括第三方 Cookies）：这些 Cookies 记录您对我们网站的访问、您访问过的页面以及您点击过的链接。我们可能会使用这些信息来使我们的网站及其上显示的广告更符合您的兴趣。第三方广告服务商也可能通过此类 Cookies 收集您的信息，用于在其他网站或应用上向您展示广告。</w:t>
-      </w:r>
-    </w:p>
-    <w:p>
-      <w:pPr>
-        <w:spacing w:after="60" w:before="60"/>
-        <w:ind w:firstLine="420"/>
-      </w:pPr>
-      <w:r>
-        <w:rPr>
-          <w:rFonts w:ascii="SimSun" w:cs="SimSun" w:eastAsia="SimSun" w:hAnsi="SimSun"/>
-          <w:sz w:val="21"/>
-          <w:szCs w:val="21"/>
-        </w:rPr>
-        <w:t xml:space="preserve">各类 Cookies 的保留期限如下：</w:t>
-      </w:r>
-    </w:p>
-    <w:p>
-      <w:pPr>
-        <w:spacing w:after="60" w:before="60"/>
-        <w:ind w:firstLine="420"/>
-      </w:pPr>
-      <w:r>
-        <w:rPr>
-          <w:rFonts w:ascii="SimSun" w:cs="SimSun" w:eastAsia="SimSun" w:hAnsi="SimSun"/>
-          <w:sz w:val="21"/>
-          <w:szCs w:val="21"/>
-        </w:rPr>
-        <w:t xml:space="preserve">（1）绝对必要 Cookies：会话期间或最长30日</w:t>
-      </w:r>
-    </w:p>
-    <w:p>
-      <w:pPr>
-        <w:spacing w:after="60" w:before="60"/>
-        <w:ind w:firstLine="420"/>
-      </w:pPr>
-      <w:r>
-        <w:rPr>
-          <w:rFonts w:ascii="SimSun" w:cs="SimSun" w:eastAsia="SimSun" w:hAnsi="SimSun"/>
-          <w:sz w:val="21"/>
-          <w:szCs w:val="21"/>
-        </w:rPr>
-        <w:t xml:space="preserve">（2）性能 Cookies：最长24个月</w:t>
-      </w:r>
-    </w:p>
-    <w:p>
-      <w:pPr>
-        <w:spacing w:after="60" w:before="60"/>
-        <w:ind w:firstLine="420"/>
-      </w:pPr>
-      <w:r>
-        <w:rPr>
-          <w:rFonts w:ascii="SimSun" w:cs="SimSun" w:eastAsia="SimSun" w:hAnsi="SimSun"/>
-          <w:sz w:val="21"/>
-          <w:szCs w:val="21"/>
-        </w:rPr>
-        <w:t xml:space="preserve">（3）功能 Cookies：最长24个月</w:t>
-      </w:r>
-    </w:p>
-    <w:p>
-      <w:pPr>
-        <w:spacing w:after="60" w:before="60"/>
-        <w:ind w:firstLine="420"/>
-      </w:pPr>
-      <w:r>
-        <w:rPr>
-          <w:rFonts w:ascii="SimSun" w:cs="SimSun" w:eastAsia="SimSun" w:hAnsi="SimSun"/>
-          <w:sz w:val="21"/>
-          <w:szCs w:val="21"/>
-        </w:rPr>
-        <w:t xml:space="preserve">（4）定向 Cookies：最长13个月</w:t>
-      </w:r>
-    </w:p>
-    <w:p>
-      <w:pPr>
-        <w:spacing w:after="60" w:before="60"/>
-        <w:ind w:firstLine="420"/>
-      </w:pPr>
-      <w:r>
-        <w:rPr>
-          <w:rFonts w:ascii="SimSun" w:cs="SimSun" w:eastAsia="SimSun" w:hAnsi="SimSun"/>
-          <w:sz w:val="21"/>
-          <w:szCs w:val="21"/>
-        </w:rPr>
-        <w:t xml:space="preserve">您可以通过浏览器的Cookies管理功能查看具体的到期时间。</w:t>
-      </w:r>
-    </w:p>
-    <w:p>
-      <w:pPr>
-        <w:pStyle w:val="Heading3"/>
-        <w:spacing w:after="150" w:before="300"/>
-      </w:pPr>
-      <w:r>
-        <w:rPr>
-          <w:rFonts w:ascii="SimSun" w:cs="SimSun" w:eastAsia="SimSun" w:hAnsi="SimSun"/>
-          <w:b/>
-          <w:bCs/>
-          <w:sz w:val="24"/>
-          <w:szCs w:val="24"/>
-        </w:rPr>
-        <w:t xml:space="preserve">（二）管理 Cookies 偏好</w:t>
-      </w:r>
-    </w:p>
-    <w:p>
-      <w:pPr>
-        <w:spacing w:after="60" w:before="60"/>
-        <w:ind w:firstLine="420"/>
-      </w:pPr>
-      <w:r>
-        <w:rPr>
-          <w:rFonts w:ascii="SimSun" w:cs="SimSun" w:eastAsia="SimSun" w:hAnsi="SimSun"/>
-          <w:sz w:val="21"/>
-          <w:szCs w:val="21"/>
-        </w:rPr>
-        <w:t xml:space="preserve">您可以查看我们网站上使用的 Cookies 类型，并可以通过访问我们的网站底部的「管理 Cookies」链接（如有）编辑您的偏好，或者通过您的浏览器设置编辑您的 Cookies 偏好。</w:t>
-      </w:r>
-    </w:p>
-    <w:p>
-      <w:pPr>
-        <w:spacing w:after="60" w:before="60"/>
-        <w:ind w:firstLine="420"/>
-      </w:pPr>
-      <w:r>
-        <w:rPr>
-          <w:rFonts w:ascii="SimSun" w:cs="SimSun" w:eastAsia="SimSun" w:hAnsi="SimSun"/>
-          <w:sz w:val="21"/>
-          <w:szCs w:val="21"/>
-        </w:rPr>
-        <w:t xml:space="preserve">当您编辑您的 Cookies 偏好时，请注意，您的设置仅适用于您在提交「退出」请求时使用的那个浏览器，因此，如果您使用多个浏览器或多个设备，您必须在每台设备的每个浏览器上都进行「退出」操作。您的「退出」是利用 Cookies 实现的，因此，您选择「退出」后，如果您又在一台设备上删除了浏览器所保存的 Cookies，您将需要再次在该台设备的浏览器上进行「退出」操作。</w:t>
-      </w:r>
-    </w:p>
-    <w:p>
-      <w:pPr>
-        <w:spacing w:after="60" w:before="60"/>
-        <w:ind w:firstLine="420"/>
-      </w:pPr>
-      <w:r>
-        <w:rPr>
-          <w:rFonts w:ascii="SimSun" w:cs="SimSun" w:eastAsia="SimSun" w:hAnsi="SimSun"/>
-          <w:sz w:val="21"/>
-          <w:szCs w:val="21"/>
-        </w:rPr>
-        <w:t xml:space="preserve">关于「不要跟踪」（Do Not Track）信号：目前业界对于如何统一回应该信号尚未形成共识。尽管如此，当您的浏览器发送DNT信号时，我们将尽可能减少基于您的浏览行为的定向广告投放，并限制非必要的第三方追踪Cookies的使用。您也可以通过我们的Cookies偏好设置页面或本隐私政策「您的权利」章节所列方式更精细地控制我们的追踪和数据收集行为。</w:t>
-      </w:r>
-    </w:p>
-    <w:p>
-      <w:pPr>
-        <w:pStyle w:val="Heading3"/>
-        <w:spacing w:after="150" w:before="300"/>
-      </w:pPr>
-      <w:r>
-        <w:rPr>
-          <w:rFonts w:ascii="SimSun" w:cs="SimSun" w:eastAsia="SimSun" w:hAnsi="SimSun"/>
-          <w:b/>
-          <w:bCs/>
-          <w:sz w:val="24"/>
-          <w:szCs w:val="24"/>
-        </w:rPr>
-        <w:t xml:space="preserve">（三）定向广告与个性化推荐</w:t>
-      </w:r>
-    </w:p>
-    <w:p>
-      <w:pPr>
-        <w:spacing w:after="60" w:before="60"/>
-        <w:ind w:firstLine="420"/>
-      </w:pPr>
-      <w:r>
-        <w:rPr>
-          <w:rFonts w:ascii="SimSun" w:cs="SimSun" w:eastAsia="SimSun" w:hAnsi="SimSun"/>
-          <w:sz w:val="21"/>
-          <w:szCs w:val="21"/>
-        </w:rPr>
-        <w:t xml:space="preserve">为了以定向广告方式推广我们的产品和服务，我们将在您首次访问网站时通过弹窗/横幅向您展示定向广告说明，并在您点击「同意」或主动勾选独立选项后，才会使用、共享您的个人信息用于定向广告投放。</w:t>
-      </w:r>
-    </w:p>
-    <w:p>
-      <w:pPr>
-        <w:spacing w:after="60" w:before="60"/>
-        <w:ind w:firstLine="420"/>
-      </w:pPr>
-      <w:r>
-        <w:rPr>
-          <w:rFonts w:ascii="SimSun" w:cs="SimSun" w:eastAsia="SimSun" w:hAnsi="SimSun"/>
-          <w:sz w:val="21"/>
-          <w:szCs w:val="21"/>
-        </w:rPr>
-        <w:t xml:space="preserve">您可以通过以下方式撤回对定向广告的单独同意：</w:t>
-      </w:r>
-    </w:p>
-    <w:p>
-      <w:pPr>
-        <w:spacing w:after="60" w:before="60"/>
-        <w:ind w:firstLine="420"/>
-      </w:pPr>
-      <w:r>
-        <w:rPr>
-          <w:rFonts w:ascii="SimSun" w:cs="SimSun" w:eastAsia="SimSun" w:hAnsi="SimSun"/>
-          <w:sz w:val="21"/>
-          <w:szCs w:val="21"/>
-        </w:rPr>
-        <w:t xml:space="preserve">（1）点击网站底部的「管理 Cookies」链接，关闭「定向 Cookies」选项；</w:t>
-      </w:r>
-    </w:p>
-    <w:p>
-      <w:pPr>
-        <w:spacing w:after="60" w:before="60"/>
-        <w:ind w:firstLine="420"/>
-      </w:pPr>
-      <w:r>
-        <w:rPr>
-          <w:rFonts w:ascii="SimSun" w:cs="SimSun" w:eastAsia="SimSun" w:hAnsi="SimSun"/>
-          <w:sz w:val="21"/>
-          <w:szCs w:val="21"/>
-        </w:rPr>
-        <w:t xml:space="preserve">（2）通过本隐私政策「您的权利」章节所列方式联系我们要求停止；</w:t>
-      </w:r>
-    </w:p>
-    <w:p>
-      <w:pPr>
-        <w:spacing w:after="60" w:before="60"/>
-        <w:ind w:firstLine="420"/>
-      </w:pPr>
-      <w:r>
-        <w:rPr>
-          <w:rFonts w:ascii="SimSun" w:cs="SimSun" w:eastAsia="SimSun" w:hAnsi="SimSun"/>
-          <w:sz w:val="21"/>
-          <w:szCs w:val="21"/>
-        </w:rPr>
-        <w:t xml:space="preserve">（3）在您的账户设置（如适用）中关闭「个性化推荐」开关。</w:t>
-      </w:r>
-    </w:p>
-    <w:p>
-      <w:pPr>
-        <w:spacing w:after="60" w:before="60"/>
-        <w:ind w:firstLine="420"/>
-      </w:pPr>
-      <w:r>
-        <w:rPr>
-          <w:rFonts w:ascii="SimSun" w:cs="SimSun" w:eastAsia="SimSun" w:hAnsi="SimSun"/>
-          <w:sz w:val="21"/>
-          <w:szCs w:val="21"/>
-        </w:rPr>
-        <w:t xml:space="preserve">撤回同意后，我们将停止基于您的个人信息向您投放定向广告，但您可能仍会看到非定向的一般性广告。</w:t>
-      </w:r>
-    </w:p>
-    <w:p>
-      <w:pPr>
-        <w:pStyle w:val="Heading3"/>
-        <w:spacing w:after="150" w:before="300"/>
-      </w:pPr>
-      <w:r>
-        <w:rPr>
-          <w:rFonts w:ascii="SimSun" w:cs="SimSun" w:eastAsia="SimSun" w:hAnsi="SimSun"/>
-          <w:b/>
-          <w:bCs/>
-          <w:sz w:val="24"/>
-          <w:szCs w:val="24"/>
-        </w:rPr>
-        <w:t xml:space="preserve">（四）自动化决策</w:t>
-      </w:r>
-    </w:p>
-    <w:p>
-      <w:pPr>
-        <w:spacing w:after="60" w:before="60"/>
-        <w:ind w:firstLine="420"/>
-      </w:pPr>
-      <w:r>
-        <w:rPr>
-          <w:rFonts w:ascii="SimSun" w:cs="SimSun" w:eastAsia="SimSun" w:hAnsi="SimSun"/>
-          <w:sz w:val="21"/>
-          <w:szCs w:val="21"/>
-        </w:rPr>
-        <w:t xml:space="preserve">我们可能基于您提供的信息以及通过 Cookies 和类似技术收集的信息，利用算法和机器学习技术进行自动化决策，具体包括：</w:t>
-      </w:r>
-    </w:p>
-    <w:p>
-      <w:pPr>
-        <w:spacing w:after="60" w:before="60"/>
-        <w:ind w:firstLine="420"/>
-      </w:pPr>
-      <w:r>
-        <w:rPr>
-          <w:rFonts w:ascii="SimSun" w:cs="SimSun" w:eastAsia="SimSun" w:hAnsi="SimSun"/>
-          <w:sz w:val="21"/>
-          <w:szCs w:val="21"/>
-        </w:rPr>
-        <w:t xml:space="preserve">（1）个性化产品推荐：基于您的浏览历史、购买记录、产品偏好等，推荐您可能感兴趣的产品；</w:t>
-      </w:r>
-    </w:p>
-    <w:p>
-      <w:pPr>
-        <w:spacing w:after="60" w:before="60"/>
-        <w:ind w:firstLine="420"/>
-      </w:pPr>
-      <w:r>
-        <w:rPr>
-          <w:rFonts w:ascii="SimSun" w:cs="SimSun" w:eastAsia="SimSun" w:hAnsi="SimSun"/>
-          <w:sz w:val="21"/>
-          <w:szCs w:val="21"/>
-        </w:rPr>
-        <w:t xml:space="preserve">（2）广告优化：基于您的人口统计特征和兴趣标签，优化广告投放策略；</w:t>
-      </w:r>
-    </w:p>
-    <w:p>
-      <w:pPr>
-        <w:spacing w:after="60" w:before="60"/>
-        <w:ind w:firstLine="420"/>
-      </w:pPr>
-      <w:r>
-        <w:rPr>
-          <w:rFonts w:ascii="SimSun" w:cs="SimSun" w:eastAsia="SimSun" w:hAnsi="SimSun"/>
-          <w:sz w:val="21"/>
-          <w:szCs w:val="21"/>
-        </w:rPr>
-        <w:t xml:space="preserve">（3）内容排序：根据您的偏好调整网站/App内容的展示顺序；</w:t>
-      </w:r>
-    </w:p>
-    <w:p>
-      <w:pPr>
-        <w:spacing w:after="60" w:before="60"/>
-        <w:ind w:firstLine="420"/>
-      </w:pPr>
-      <w:r>
-        <w:rPr>
-          <w:rFonts w:ascii="SimSun" w:cs="SimSun" w:eastAsia="SimSun" w:hAnsi="SimSun"/>
-          <w:sz w:val="21"/>
-          <w:szCs w:val="21"/>
-        </w:rPr>
-        <w:t xml:space="preserve">（4）AI测肤分析：基于您上传的面部照片，通过AI算法分析您的肌肤状况并给出护肤建议。</w:t>
-      </w:r>
-    </w:p>
-    <w:p>
-      <w:pPr>
-        <w:spacing w:after="60" w:before="60"/>
-        <w:ind w:firstLine="420"/>
-      </w:pPr>
-      <w:r>
-        <w:rPr>
-          <w:rFonts w:ascii="SimSun" w:cs="SimSun" w:eastAsia="SimSun" w:hAnsi="SimSun"/>
-          <w:sz w:val="21"/>
-          <w:szCs w:val="21"/>
-        </w:rPr>
-        <w:t xml:space="preserve">我们保证自动化决策的过程透明、结果公平。具体而言：</w:t>
-      </w:r>
-    </w:p>
-    <w:p>
-      <w:pPr>
-        <w:spacing w:after="60" w:before="60"/>
-        <w:ind w:firstLine="420"/>
-      </w:pPr>
-      <w:r>
-        <w:rPr>
-          <w:rFonts w:ascii="SimSun" w:cs="SimSun" w:eastAsia="SimSun" w:hAnsi="SimSun"/>
-          <w:sz w:val="21"/>
-          <w:szCs w:val="21"/>
-        </w:rPr>
-        <w:t xml:space="preserve">（1）我们在自动化决策中遵循公平合理原则，不会仅基于单一特征对相同交易条件的消费者实行不合理的差异化待遇；</w:t>
-      </w:r>
-    </w:p>
-    <w:p>
-      <w:pPr>
-        <w:spacing w:after="60" w:before="60"/>
-        <w:ind w:firstLine="420"/>
-      </w:pPr>
-      <w:r>
-        <w:rPr>
-          <w:rFonts w:ascii="SimSun" w:cs="SimSun" w:eastAsia="SimSun" w:hAnsi="SimSun"/>
-          <w:sz w:val="21"/>
-          <w:szCs w:val="21"/>
-        </w:rPr>
-        <w:t xml:space="preserve">（2）推荐结果综合考虑多项因素，不会仅因单一特征作出决定。</w:t>
-      </w:r>
-    </w:p>
-    <w:p>
-      <w:pPr>
-        <w:spacing w:after="60" w:before="60"/>
-        <w:ind w:firstLine="420"/>
-      </w:pPr>
-      <w:r>
-        <w:rPr>
-          <w:rFonts w:ascii="SimSun" w:cs="SimSun" w:eastAsia="SimSun" w:hAnsi="SimSun"/>
-          <w:sz w:val="21"/>
-          <w:szCs w:val="21"/>
-        </w:rPr>
-        <w:t xml:space="preserve">如您认为自动化决策对您产生了重大不利影响，或希望拒绝我们仅通过自动化决策的方式作出决定，您有权通过以下方式要求我们予以说明或直接拒绝：</w:t>
-      </w:r>
-    </w:p>
-    <w:p>
-      <w:pPr>
-        <w:spacing w:after="60" w:before="60"/>
-        <w:ind w:firstLine="420"/>
-      </w:pPr>
-      <w:r>
-        <w:rPr>
-          <w:rFonts w:ascii="SimSun" w:cs="SimSun" w:eastAsia="SimSun" w:hAnsi="SimSun"/>
-          <w:sz w:val="21"/>
-          <w:szCs w:val="21"/>
-        </w:rPr>
-        <w:t xml:space="preserve">（1）发送电子邮件至 service@nihplod.cn 并注明「关闭个性化推荐」；</w:t>
-      </w:r>
-    </w:p>
-    <w:p>
-      <w:pPr>
-        <w:spacing w:after="60" w:before="60"/>
-        <w:ind w:firstLine="420"/>
-      </w:pPr>
-      <w:r>
-        <w:rPr>
-          <w:rFonts w:ascii="SimSun" w:cs="SimSun" w:eastAsia="SimSun" w:hAnsi="SimSun"/>
-          <w:sz w:val="21"/>
-          <w:szCs w:val="21"/>
-        </w:rPr>
-        <w:t xml:space="preserve">（2）通过本隐私政策「您的权利」章节所列方式联系我们的数据保护负责人。</w:t>
-      </w:r>
-    </w:p>
-    <w:p>
-      <w:pPr>
-        <w:spacing w:after="60" w:before="60"/>
-        <w:ind w:firstLine="420"/>
-      </w:pPr>
-      <w:r>
-        <w:rPr>
-          <w:rFonts w:ascii="SimSun" w:cs="SimSun" w:eastAsia="SimSun" w:hAnsi="SimSun"/>
-          <w:sz w:val="21"/>
-          <w:szCs w:val="21"/>
-        </w:rPr>
-        <w:t xml:space="preserve">我们将在合理期限内响应您的请求。</w:t>
-      </w:r>
-    </w:p>
-    <w:p>
-      <w:pPr>
-        <w:pStyle w:val="Heading2"/>
-        <w:spacing w:after="200" w:before="400"/>
-      </w:pPr>
-      <w:r>
-        <w:rPr>
-          <w:rFonts w:ascii="SimSun" w:cs="SimSun" w:eastAsia="SimSun" w:hAnsi="SimSun"/>
-          <w:b/>
-          <w:bCs/>
-          <w:sz w:val="28"/>
-          <w:szCs w:val="28"/>
-        </w:rPr>
-        <w:t xml:space="preserve">十一、信息保护</w:t>
-      </w:r>
-    </w:p>
-    <w:p>
-      <w:pPr>
-        <w:pStyle w:val="Heading3"/>
-        <w:spacing w:after="150" w:before="300"/>
-      </w:pPr>
-      <w:r>
-        <w:rPr>
-          <w:rFonts w:ascii="SimSun" w:cs="SimSun" w:eastAsia="SimSun" w:hAnsi="SimSun"/>
-          <w:b/>
-          <w:bCs/>
-          <w:sz w:val="24"/>
-          <w:szCs w:val="24"/>
-        </w:rPr>
-        <w:t xml:space="preserve">（一）技术安全措施</w:t>
-      </w:r>
-    </w:p>
-    <w:p>
-      <w:pPr>
-        <w:spacing w:after="60" w:before="60"/>
-        <w:ind w:firstLine="420"/>
-      </w:pPr>
-      <w:r>
-        <w:rPr>
-          <w:rFonts w:ascii="SimSun" w:cs="SimSun" w:eastAsia="SimSun" w:hAnsi="SimSun"/>
-          <w:sz w:val="21"/>
-          <w:szCs w:val="21"/>
-        </w:rPr>
-        <w:t xml:space="preserve">我们采用业界标准的安全技术来保护您的个人信息：</w:t>
-      </w:r>
-    </w:p>
-    <w:p>
-      <w:pPr>
-        <w:spacing w:after="60" w:before="60"/>
-        <w:ind w:firstLine="420"/>
-      </w:pPr>
-      <w:r>
-        <w:rPr>
-          <w:rFonts w:ascii="SimSun" w:cs="SimSun" w:eastAsia="SimSun" w:hAnsi="SimSun"/>
-          <w:sz w:val="21"/>
-          <w:szCs w:val="21"/>
-        </w:rPr>
-        <w:t xml:space="preserve">（1）数据传输加密：所有数据传输均采用 SSL/TLS 加密协议，确保传输过程中的数据安全；</w:t>
-      </w:r>
-    </w:p>
-    <w:p>
-      <w:pPr>
-        <w:spacing w:after="60" w:before="60"/>
-        <w:ind w:firstLine="420"/>
-      </w:pPr>
-      <w:r>
-        <w:rPr>
-          <w:rFonts w:ascii="SimSun" w:cs="SimSun" w:eastAsia="SimSun" w:hAnsi="SimSun"/>
-          <w:sz w:val="21"/>
-          <w:szCs w:val="21"/>
-        </w:rPr>
-        <w:t xml:space="preserve">（2）数据存储加密：敏感个人信息（如支付信息、面部照片等）在存储时采用加密处理；</w:t>
-      </w:r>
-    </w:p>
-    <w:p>
-      <w:pPr>
-        <w:spacing w:after="60" w:before="60"/>
-        <w:ind w:firstLine="420"/>
-      </w:pPr>
-      <w:r>
-        <w:rPr>
-          <w:rFonts w:ascii="SimSun" w:cs="SimSun" w:eastAsia="SimSun" w:hAnsi="SimSun"/>
-          <w:sz w:val="21"/>
-          <w:szCs w:val="21"/>
-        </w:rPr>
-        <w:t xml:space="preserve">（3）数据脱敏与假名化：对敏感个人信息（如面部照片、支付信息等）采取去标识化和假名化处理，在不影响业务功能的前提下，尽可能降低个人信息的可识别性，减少数据泄露时的损害后果；</w:t>
-      </w:r>
-    </w:p>
-    <w:p>
-      <w:pPr>
-        <w:spacing w:after="60" w:before="60"/>
-        <w:ind w:firstLine="420"/>
-      </w:pPr>
-      <w:r>
-        <w:rPr>
-          <w:rFonts w:ascii="SimSun" w:cs="SimSun" w:eastAsia="SimSun" w:hAnsi="SimSun"/>
-          <w:sz w:val="21"/>
-          <w:szCs w:val="21"/>
-        </w:rPr>
-        <w:t xml:space="preserve">（4）访问控制：实施严格的访问权限管理，基于最小必要原则，仅向为满足其工作需求有必要访问这些信息的员工和授权服务提供商授予访问权限；</w:t>
-      </w:r>
-    </w:p>
-    <w:p>
-      <w:pPr>
-        <w:spacing w:after="60" w:before="60"/>
-        <w:ind w:firstLine="420"/>
-      </w:pPr>
-      <w:r>
-        <w:rPr>
-          <w:rFonts w:ascii="SimSun" w:cs="SimSun" w:eastAsia="SimSun" w:hAnsi="SimSun"/>
-          <w:sz w:val="21"/>
-          <w:szCs w:val="21"/>
-        </w:rPr>
-        <w:t xml:space="preserve">（5）安全审计：定期进行安全审计、渗透测试和漏洞扫描；</w:t>
-      </w:r>
-    </w:p>
-    <w:p>
-      <w:pPr>
-        <w:spacing w:after="60" w:before="60"/>
-        <w:ind w:firstLine="420"/>
-      </w:pPr>
-      <w:r>
-        <w:rPr>
-          <w:rFonts w:ascii="SimSun" w:cs="SimSun" w:eastAsia="SimSun" w:hAnsi="SimSun"/>
-          <w:sz w:val="21"/>
-          <w:szCs w:val="21"/>
-        </w:rPr>
-        <w:t xml:space="preserve">（6）入侵检测：部署入侵检测和防护系统，实时监控异常行为；</w:t>
-      </w:r>
-    </w:p>
-    <w:p>
-      <w:pPr>
-        <w:spacing w:after="60" w:before="60"/>
-        <w:ind w:firstLine="420"/>
-      </w:pPr>
-      <w:r>
-        <w:rPr>
-          <w:rFonts w:ascii="SimSun" w:cs="SimSun" w:eastAsia="SimSun" w:hAnsi="SimSun"/>
-          <w:sz w:val="21"/>
-          <w:szCs w:val="21"/>
-        </w:rPr>
-        <w:t xml:space="preserve">（7）数据防泄漏：部署数据防泄漏（DLP）系统，监控和防止敏感个人信息在未经授权的情况下被外传或下载；</w:t>
-      </w:r>
-    </w:p>
-    <w:p>
-      <w:pPr>
-        <w:spacing w:after="60" w:before="60"/>
-        <w:ind w:firstLine="420"/>
-      </w:pPr>
-      <w:r>
-        <w:rPr>
-          <w:rFonts w:ascii="SimSun" w:cs="SimSun" w:eastAsia="SimSun" w:hAnsi="SimSun"/>
-          <w:sz w:val="21"/>
-          <w:szCs w:val="21"/>
-        </w:rPr>
-        <w:t xml:space="preserve">（8）数据备份：定期进行数据备份，确保数据的可恢复性。</w:t>
-      </w:r>
-    </w:p>
-    <w:p>
-      <w:pPr>
-        <w:pStyle w:val="Heading3"/>
-        <w:spacing w:after="150" w:before="300"/>
-      </w:pPr>
-      <w:r>
-        <w:rPr>
-          <w:rFonts w:ascii="SimSun" w:cs="SimSun" w:eastAsia="SimSun" w:hAnsi="SimSun"/>
-          <w:b/>
-          <w:bCs/>
-          <w:sz w:val="24"/>
-          <w:szCs w:val="24"/>
-        </w:rPr>
-        <w:t xml:space="preserve">（二）组织管理措施</w:t>
-      </w:r>
-    </w:p>
-    <w:p>
-      <w:pPr>
-        <w:spacing w:after="60" w:before="60"/>
-        <w:ind w:firstLine="420"/>
-      </w:pPr>
-      <w:r>
-        <w:rPr>
-          <w:rFonts w:ascii="SimSun" w:cs="SimSun" w:eastAsia="SimSun" w:hAnsi="SimSun"/>
-          <w:sz w:val="21"/>
-          <w:szCs w:val="21"/>
-        </w:rPr>
-        <w:t xml:space="preserve">我们建立了完善的数据保护管理体系：</w:t>
-      </w:r>
-    </w:p>
-    <w:p>
-      <w:pPr>
-        <w:spacing w:after="60" w:before="60"/>
-        <w:ind w:firstLine="420"/>
-      </w:pPr>
-      <w:r>
-        <w:rPr>
-          <w:rFonts w:ascii="SimSun" w:cs="SimSun" w:eastAsia="SimSun" w:hAnsi="SimSun"/>
-          <w:sz w:val="21"/>
-          <w:szCs w:val="21"/>
-        </w:rPr>
-        <w:t xml:space="preserve">（1）设立专门的个人信息保护负责人（DPO），负责监督个人信息保护工作；</w:t>
-      </w:r>
-    </w:p>
-    <w:p>
-      <w:pPr>
-        <w:spacing w:after="60" w:before="60"/>
-        <w:ind w:firstLine="420"/>
-      </w:pPr>
-      <w:r>
-        <w:rPr>
-          <w:rFonts w:ascii="SimSun" w:cs="SimSun" w:eastAsia="SimSun" w:hAnsi="SimSun"/>
-          <w:sz w:val="21"/>
-          <w:szCs w:val="21"/>
-        </w:rPr>
-        <w:t xml:space="preserve">（2）对员工进行数据保护培训，签署保密协议；</w:t>
-      </w:r>
-    </w:p>
-    <w:p>
-      <w:pPr>
-        <w:spacing w:after="60" w:before="60"/>
-        <w:ind w:firstLine="420"/>
-      </w:pPr>
-      <w:r>
-        <w:rPr>
-          <w:rFonts w:ascii="SimSun" w:cs="SimSun" w:eastAsia="SimSun" w:hAnsi="SimSun"/>
-          <w:sz w:val="21"/>
-          <w:szCs w:val="21"/>
-        </w:rPr>
-        <w:t xml:space="preserve">（3）建立数据分类分级制度，对不同敏感程度的数据采取不同的保护措施；</w:t>
-      </w:r>
-    </w:p>
-    <w:p>
-      <w:pPr>
-        <w:spacing w:after="60" w:before="60"/>
-        <w:ind w:firstLine="420"/>
-      </w:pPr>
-      <w:r>
-        <w:rPr>
-          <w:rFonts w:ascii="SimSun" w:cs="SimSun" w:eastAsia="SimSun" w:hAnsi="SimSun"/>
-          <w:sz w:val="21"/>
-          <w:szCs w:val="21"/>
-        </w:rPr>
-        <w:t xml:space="preserve">（4）与第三方服务提供商签订数据处理协议，确保其遵守同等的保护标准；</w:t>
-      </w:r>
-    </w:p>
-    <w:p>
-      <w:pPr>
-        <w:spacing w:after="60" w:before="60"/>
-        <w:ind w:firstLine="420"/>
-      </w:pPr>
-      <w:r>
-        <w:rPr>
-          <w:rFonts w:ascii="SimSun" w:cs="SimSun" w:eastAsia="SimSun" w:hAnsi="SimSun"/>
-          <w:sz w:val="21"/>
-          <w:szCs w:val="21"/>
-        </w:rPr>
-        <w:t xml:space="preserve">（5）制定数据泄露应急响应预案，确保及时有效地应对安全事件；</w:t>
-      </w:r>
-    </w:p>
-    <w:p>
-      <w:pPr>
-        <w:spacing w:after="60" w:before="60"/>
-        <w:ind w:firstLine="420"/>
-      </w:pPr>
-      <w:r>
-        <w:rPr>
-          <w:rFonts w:ascii="SimSun" w:cs="SimSun" w:eastAsia="SimSun" w:hAnsi="SimSun"/>
-          <w:sz w:val="21"/>
-          <w:szCs w:val="21"/>
-        </w:rPr>
-        <w:t xml:space="preserve">（6）对处理敏感个人信息的情形，事前开展个人信息保护影响评估（PIA）。</w:t>
-      </w:r>
-    </w:p>
-    <w:p>
-      <w:pPr>
-        <w:pStyle w:val="Heading3"/>
-        <w:spacing w:after="150" w:before="300"/>
-      </w:pPr>
-      <w:r>
-        <w:rPr>
-          <w:rFonts w:ascii="SimSun" w:cs="SimSun" w:eastAsia="SimSun" w:hAnsi="SimSun"/>
-          <w:b/>
-          <w:bCs/>
-          <w:sz w:val="24"/>
-          <w:szCs w:val="24"/>
-        </w:rPr>
-        <w:t xml:space="preserve">（三）数据安全事件的通知义务</w:t>
-      </w:r>
-    </w:p>
-    <w:p>
-      <w:pPr>
-        <w:spacing w:after="60" w:before="60"/>
-        <w:ind w:firstLine="420"/>
-      </w:pPr>
-      <w:r>
-        <w:rPr>
-          <w:rFonts w:ascii="SimSun" w:cs="SimSun" w:eastAsia="SimSun" w:hAnsi="SimSun"/>
-          <w:sz w:val="21"/>
-          <w:szCs w:val="21"/>
-        </w:rPr>
-        <w:t xml:space="preserve">如发生或可能发生个人信息泄露、篡改、丢失，我们将立即采取补救措施，并依照法律、行政法规的规定及时通知履行个人信息保护职责的部门和个人。通知将包括下列事项：</w:t>
-      </w:r>
-    </w:p>
-    <w:p>
-      <w:pPr>
-        <w:spacing w:after="60" w:before="60"/>
-        <w:ind w:firstLine="420"/>
-      </w:pPr>
-      <w:r>
-        <w:rPr>
-          <w:rFonts w:ascii="SimSun" w:cs="SimSun" w:eastAsia="SimSun" w:hAnsi="SimSun"/>
-          <w:sz w:val="21"/>
-          <w:szCs w:val="21"/>
-        </w:rPr>
-        <w:t xml:space="preserve">（1）发生或者可能发生个人信息泄露、篡改、丢失的信息种类、原因和可能造成的危害；</w:t>
-      </w:r>
-    </w:p>
-    <w:p>
-      <w:pPr>
-        <w:spacing w:after="60" w:before="60"/>
-        <w:ind w:firstLine="420"/>
-      </w:pPr>
-      <w:r>
-        <w:rPr>
-          <w:rFonts w:ascii="SimSun" w:cs="SimSun" w:eastAsia="SimSun" w:hAnsi="SimSun"/>
-          <w:sz w:val="21"/>
-          <w:szCs w:val="21"/>
-        </w:rPr>
-        <w:t xml:space="preserve">（2）我们采取的补救措施和个人可以采取的减轻危害的措施；</w:t>
-      </w:r>
-    </w:p>
-    <w:p>
-      <w:pPr>
-        <w:spacing w:after="60" w:before="60"/>
-        <w:ind w:firstLine="420"/>
-      </w:pPr>
-      <w:r>
-        <w:rPr>
-          <w:rFonts w:ascii="SimSun" w:cs="SimSun" w:eastAsia="SimSun" w:hAnsi="SimSun"/>
-          <w:sz w:val="21"/>
-          <w:szCs w:val="21"/>
-        </w:rPr>
-        <w:t xml:space="preserve">（3）我们的联系方式。</w:t>
-      </w:r>
-    </w:p>
-    <w:p>
-      <w:pPr>
-        <w:spacing w:after="60" w:before="60"/>
-        <w:ind w:firstLine="420"/>
-      </w:pPr>
-      <w:r>
-        <w:rPr>
-          <w:rFonts w:ascii="SimSun" w:cs="SimSun" w:eastAsia="SimSun" w:hAnsi="SimSun"/>
-          <w:sz w:val="21"/>
-          <w:szCs w:val="21"/>
-        </w:rPr>
-        <w:t xml:space="preserve">个人信息处理者采取措施能够有效避免信息泄露、篡改、丢失造成危害的，我们可以不通知个人；但履行个人信息保护职责的部门认为可能造成危害的，我们有义务通知个人。</w:t>
-      </w:r>
-    </w:p>
-    <w:p>
-      <w:pPr>
-        <w:pStyle w:val="Heading3"/>
-        <w:spacing w:after="150" w:before="300"/>
-      </w:pPr>
-      <w:r>
-        <w:rPr>
-          <w:rFonts w:ascii="SimSun" w:cs="SimSun" w:eastAsia="SimSun" w:hAnsi="SimSun"/>
-          <w:b/>
-          <w:bCs/>
-          <w:sz w:val="24"/>
-          <w:szCs w:val="24"/>
-        </w:rPr>
-        <w:t xml:space="preserve">（四）数据存储地点</w:t>
-      </w:r>
-    </w:p>
-    <w:p>
-      <w:pPr>
-        <w:spacing w:after="60" w:before="60"/>
-        <w:ind w:firstLine="420"/>
-      </w:pPr>
-      <w:r>
-        <w:rPr>
-          <w:rFonts w:ascii="SimSun" w:cs="SimSun" w:eastAsia="SimSun" w:hAnsi="SimSun"/>
-          <w:sz w:val="21"/>
-          <w:szCs w:val="21"/>
-        </w:rPr>
-        <w:t xml:space="preserve">您的个人信息原则上存储在中华人民共和国境内的服务器上。我们的主要云服务提供商为阿里云计算有限公司（阿里云），备选云服务提供商为腾讯云计算（北京）有限责任公司（腾讯云），均位于中华人民共和国境内。我们的AI技术合作方阿里云计算有限公司（通义千问/Qwen大模型服务）及深度求索（DeepSeek）人工智能公司亦位于中华人民共和国境内，您的面部照片分析处理全程在境内完成。</w:t>
-      </w:r>
-    </w:p>
-    <w:p>
-      <w:pPr>
-        <w:spacing w:after="60" w:before="60"/>
-        <w:ind w:firstLine="420"/>
-      </w:pPr>
-      <w:r>
-        <w:rPr>
-          <w:rFonts w:ascii="SimSun" w:cs="SimSun" w:eastAsia="SimSun" w:hAnsi="SimSun"/>
-          <w:sz w:val="21"/>
-          <w:szCs w:val="21"/>
-        </w:rPr>
-        <w:t xml:space="preserve">如因业务需要确需向境外提供您的个人信息的，我们将严格遵守《个人信息保护法》及相关法律法规的规定，依法完成安全评估、经专业机构进行个人信息保护认证或按照国家网信部门制定的标准合同与境外接收方订立合同等法定前置程序，并事先向您告知相关事项，取得您的单独同意。</w:t>
-      </w:r>
-    </w:p>
-    <w:p>
-      <w:pPr>
-        <w:pStyle w:val="Heading3"/>
-        <w:spacing w:after="150" w:before="300"/>
-      </w:pPr>
-      <w:r>
-        <w:rPr>
-          <w:rFonts w:ascii="SimSun" w:cs="SimSun" w:eastAsia="SimSun" w:hAnsi="SimSun"/>
-          <w:b/>
-          <w:bCs/>
-          <w:sz w:val="24"/>
-          <w:szCs w:val="24"/>
-        </w:rPr>
         <w:t xml:space="preserve">（五）我们保留信息的期限</w:t>
       </w:r>
     </w:p>
@@ -4275,7 +4049,7 @@
           <w:sz w:val="21"/>
           <w:szCs w:val="21"/>
         </w:rPr>
-        <w:t xml:space="preserve">（5）肌肤状况分析结果：保留不超过6个月，届满后删除或匿名化处理；</w:t>
+        <w:t xml:space="preserve">（5）肌肤状况分析结果：每份测肤报告的「当前有效档案」有效期为90天；系统为您保留最近10份完整测肤报告；更早的历史报告仅保留脱敏统计数据（不含过敏史、孕期状态等敏感问卷信息），用于趋势分析与群体统计研究；账户注销后将在30日内删除或匿名化处理；</w:t>
       </w:r>
     </w:p>
     <w:p>
